--- a/downloads/student/ai-6-week-22.docx
+++ b/downloads/student/ai-6-week-22.docx
@@ -777,6 +777,16 @@
     <w:p>
       <w:r>
         <w:t>Queue delivery and duplicate handling need their own policies; this sequence does not guarantee completion.</w:t>
+      </w:r>
+    </w:p>
+    <w:p>
+      <w:r>
+        <w:t>Read the labelled picture: Explain what the queued J12 submission response proves and what it does not. Which event permits succeeded status, and what status is honest after a worker crash?</w:t>
+      </w:r>
+    </w:p>
+    <w:p>
+      <w:r>
+        <w:t>Change one thing: The worker crashes before producing checked output. Predict the result before checking the explanation. What remains the same?</w:t>
       </w:r>
     </w:p>
     <w:p>
@@ -1875,6 +1885,187 @@
         <w:t>Attempt the independent case before hints. Record whether you worked alone, used a hint or followed a model. After feedback, fix the first unsupported step and explain why it changed. A later check uses a changed case, not a copied answer.</w:t>
       </w:r>
     </w:p>
+    <w:p>
+      <w:pPr>
+        <w:pStyle w:val="Heading1"/>
+      </w:pPr>
+      <w:r>
+        <w:t>15. Your lesson route</w:t>
+      </w:r>
+    </w:p>
+    <w:p>
+      <w:r>
+        <w:t>Start with this question: Queued is not complete. A conversion service queues job J12 rather than processing it during submission.</w:t>
+      </w:r>
+    </w:p>
+    <w:tbl>
+      <w:tblPr>
+        <w:tblStyle w:val="LightShading-Accent1"/>
+        <w:tblW w:type="auto" w:w="0"/>
+        <w:tblLook w:firstColumn="1" w:firstRow="1" w:lastColumn="0" w:lastRow="0" w:noHBand="0" w:noVBand="1" w:val="04A0"/>
+      </w:tblPr>
+      <w:tblGrid>
+        <w:gridCol w:w="5112"/>
+        <w:gridCol w:w="5112"/>
+      </w:tblGrid>
+      <w:tr>
+        <w:trPr>
+          <w:tblHeader/>
+        </w:trPr>
+        <w:tc>
+          <w:tcPr>
+            <w:tcW w:type="dxa" w:w="5112"/>
+          </w:tcPr>
+          <w:p>
+            <w:r>
+              <w:t>By the end, I can</w:t>
+            </w:r>
+          </w:p>
+        </w:tc>
+        <w:tc>
+          <w:tcPr>
+            <w:tcW w:type="dxa" w:w="5112"/>
+          </w:tcPr>
+          <w:p>
+            <w:r>
+              <w:t>How I will show it</w:t>
+            </w:r>
+          </w:p>
+        </w:tc>
+      </w:tr>
+      <w:tr>
+        <w:tc>
+          <w:tcPr>
+            <w:tcW w:type="dxa" w:w="5112"/>
+          </w:tcPr>
+          <w:p>
+            <w:r>
+              <w:t>Explain the mechanism and terminology of queues and asynchronous work</w:t>
+            </w:r>
+          </w:p>
+        </w:tc>
+        <w:tc>
+          <w:tcPr>
+            <w:tcW w:type="dxa" w:w="5112"/>
+          </w:tcPr>
+          <w:p>
+            <w:r>
+              <w:t>Explain the deciding step, show a trace or test, and state one limit.</w:t>
+            </w:r>
+          </w:p>
+        </w:tc>
+      </w:tr>
+      <w:tr>
+        <w:tc>
+          <w:tcPr>
+            <w:tcW w:type="dxa" w:w="5112"/>
+          </w:tcPr>
+          <w:p>
+            <w:r>
+              <w:t>Apply the stated procedure to a new case with a traceable result</w:t>
+            </w:r>
+          </w:p>
+        </w:tc>
+        <w:tc>
+          <w:tcPr>
+            <w:tcW w:type="dxa" w:w="5112"/>
+          </w:tcPr>
+          <w:p>
+            <w:r>
+              <w:t>Explain the deciding step, show a trace or test, and state one limit.</w:t>
+            </w:r>
+          </w:p>
+        </w:tc>
+      </w:tr>
+      <w:tr>
+        <w:tc>
+          <w:tcPr>
+            <w:tcW w:type="dxa" w:w="5112"/>
+          </w:tcPr>
+          <w:p>
+            <w:r>
+              <w:t>Identify an assumption or limitation and design a revealing follow-up</w:t>
+            </w:r>
+          </w:p>
+        </w:tc>
+        <w:tc>
+          <w:tcPr>
+            <w:tcW w:type="dxa" w:w="5112"/>
+          </w:tcPr>
+          <w:p>
+            <w:r>
+              <w:t>Explain the deciding step, show a trace or test, and state one limit.</w:t>
+            </w:r>
+          </w:p>
+        </w:tc>
+      </w:tr>
+    </w:tbl>
+    <w:p>
+      <w:r>
+        <w:t>Remember → watch and explain → try with help → investigate → try independently → keep project evidence. Your teacher may spread this lesson across several classes.</w:t>
+      </w:r>
+    </w:p>
+    <w:p>
+      <w:r>
+        <w:t>Keep your first prediction. Compare it with what the evidence shows and explain any change.</w:t>
+      </w:r>
+    </w:p>
+    <w:p>
+      <w:pPr>
+        <w:pStyle w:val="Heading1"/>
+      </w:pPr>
+      <w:r>
+        <w:t>16. Finish and return</w:t>
+      </w:r>
+    </w:p>
+    <w:p>
+      <w:r>
+        <w:t>Close your notes. Explain this goal in your own words: Explain the mechanism and terminology of queues and asynchronous work</w:t>
+      </w:r>
+    </w:p>
+    <w:p>
+      <w:pPr>
+        <w:pStyle w:val="Heading3"/>
+      </w:pPr>
+      <w:r>
+        <w:t>My deciding step, evidence and one remaining question</w:t>
+      </w:r>
+    </w:p>
+    <w:p>
+      <w:r>
+        <w:t>________________________________________________________________</w:t>
+      </w:r>
+    </w:p>
+    <w:p>
+      <w:r>
+        <w:t>________________________________________________________________</w:t>
+      </w:r>
+    </w:p>
+    <w:p>
+      <w:r>
+        <w:t>________________________________________________________________</w:t>
+      </w:r>
+    </w:p>
+    <w:p>
+      <w:r>
+        <w:t>________________________________________________________________</w:t>
+      </w:r>
+    </w:p>
+    <w:p>
+      <w:r>
+        <w:t>________________________________________________________________</w:t>
+      </w:r>
+    </w:p>
+    <w:p>
+      <w:r>
+        <w:t>If you are unsure, return to the worked picture and explain one arrow. If you are ready, change an input or assumption and justify your prediction.</w:t>
+      </w:r>
+    </w:p>
+    <w:p>
+      <w:r>
+        <w:t>Save your workbook evidence. At the next review, try a different case before opening your old answer.</w:t>
+      </w:r>
+    </w:p>
     <w:sectPr>
       <w:pgSz w:w="12240" w:h="15840"/>
       <w:pgMar w:top="936" w:right="1008" w:bottom="936" w:left="1008" w:header="720" w:footer="720" w:gutter="0"/>

--- a/downloads/student/ai-6-week-22.docx
+++ b/downloads/student/ai-6-week-22.docx
@@ -2066,6 +2066,202 @@
         <w:t>Save your workbook evidence. At the next review, try a different case before opening your old answer.</w:t>
       </w:r>
     </w:p>
+    <w:p>
+      <w:pPr>
+        <w:pStyle w:val="Heading1"/>
+      </w:pPr>
+      <w:r>
+        <w:t>17. Supported practice, repair and portfolio</w:t>
+      </w:r>
+    </w:p>
+    <w:p>
+      <w:r>
+        <w:t>Use this supported practice once, in the browser or on paper. Keep the reserved independent assessment for a separate first attempt before teacher feedback.</w:t>
+      </w:r>
+    </w:p>
+    <w:p>
+      <w:r>
+        <w:t>Queued is not complete. A conversion service queues job J12 rather than processing it during submission.</w:t>
+      </w:r>
+    </w:p>
+    <w:p>
+      <w:pPr>
+        <w:pStyle w:val="Heading3"/>
+      </w:pPr>
+      <w:r>
+        <w:t>Practice 1: explain the deciding evidence</w:t>
+      </w:r>
+    </w:p>
+    <w:p>
+      <w:r>
+        <w:t>Which labelled step matches this detail? Only a checked output permits succeeded status.</w:t>
+      </w:r>
+    </w:p>
+    <w:p>
+      <w:r>
+        <w:t>1. Start worker</w:t>
+      </w:r>
+    </w:p>
+    <w:p>
+      <w:r>
+        <w:t>2. Publish checked result</w:t>
+      </w:r>
+    </w:p>
+    <w:p>
+      <w:r>
+        <w:t>3. Accept request</w:t>
+      </w:r>
+    </w:p>
+    <w:p>
+      <w:pPr>
+        <w:pStyle w:val="Heading3"/>
+      </w:pPr>
+      <w:r>
+        <w:t>My selected conclusion, deciding fact and explanation</w:t>
+      </w:r>
+    </w:p>
+    <w:p>
+      <w:r>
+        <w:t>________________________________________________________________</w:t>
+      </w:r>
+    </w:p>
+    <w:p>
+      <w:r>
+        <w:t>________________________________________________________________</w:t>
+      </w:r>
+    </w:p>
+    <w:p>
+      <w:r>
+        <w:t>________________________________________________________________</w:t>
+      </w:r>
+    </w:p>
+    <w:p>
+      <w:r>
+        <w:t>________________________________________________________________</w:t>
+      </w:r>
+    </w:p>
+    <w:p>
+      <w:r>
+        <w:t>________________________________________________________________</w:t>
+      </w:r>
+    </w:p>
+    <w:p>
+      <w:r>
+        <w:t>Hint if needed: Read the steps in the pictorial case. Match the supplied detail to the stage that performs or records it.</w:t>
+      </w:r>
+    </w:p>
+    <w:p>
+      <w:r>
+        <w:t>After your attempt, compare with the supported explanation: Publish checked result Only a checked output permits succeeded status. Asynchronous work separates submission from completion. Honest status and a job identifier let users track that difference.</w:t>
+      </w:r>
+    </w:p>
+    <w:p>
+      <w:pPr>
+        <w:pStyle w:val="Heading3"/>
+      </w:pPr>
+      <w:r>
+        <w:t>Practice 2: explain the deciding evidence</w:t>
+      </w:r>
+    </w:p>
+    <w:p>
+      <w:r>
+        <w:t>Changed-case practice: The worker crashes before producing checked output. Which conclusion is supported by the supplied facts?</w:t>
+      </w:r>
+    </w:p>
+    <w:p>
+      <w:r>
+        <w:t>1. We can decide the result without examining the changed input or the procedure.</w:t>
+      </w:r>
+    </w:p>
+    <w:p>
+      <w:r>
+        <w:t>2. The job is failed or awaiting a controlled retry, not succeeded.</w:t>
+      </w:r>
+    </w:p>
+    <w:p>
+      <w:r>
+        <w:t>3. This one example guarantees correct results for every future input.</w:t>
+      </w:r>
+    </w:p>
+    <w:p>
+      <w:pPr>
+        <w:pStyle w:val="Heading3"/>
+      </w:pPr>
+      <w:r>
+        <w:t>My selected conclusion, deciding fact and explanation</w:t>
+      </w:r>
+    </w:p>
+    <w:p>
+      <w:r>
+        <w:t>________________________________________________________________</w:t>
+      </w:r>
+    </w:p>
+    <w:p>
+      <w:r>
+        <w:t>________________________________________________________________</w:t>
+      </w:r>
+    </w:p>
+    <w:p>
+      <w:r>
+        <w:t>________________________________________________________________</w:t>
+      </w:r>
+    </w:p>
+    <w:p>
+      <w:r>
+        <w:t>________________________________________________________________</w:t>
+      </w:r>
+    </w:p>
+    <w:p>
+      <w:r>
+        <w:t>________________________________________________________________</w:t>
+      </w:r>
+    </w:p>
+    <w:p>
+      <w:r>
+        <w:t>Hint if needed: Use the changed condition and the deciding step in the pictorial trace. The answer must say what follows from those facts.</w:t>
+      </w:r>
+    </w:p>
+    <w:p>
+      <w:r>
+        <w:t>After your attempt, compare with the supported explanation: The job is failed or awaiting a controlled retry, not succeeded. Receipt is not evidence that conversion finished.</w:t>
+      </w:r>
+    </w:p>
+    <w:p>
+      <w:pPr>
+        <w:pStyle w:val="Heading3"/>
+      </w:pPr>
+      <w:r>
+        <w:t>Repair a missing building block</w:t>
+      </w:r>
+    </w:p>
+    <w:p>
+      <w:r>
+        <w:t>Review Caching and stale information (ai-6/21). Goal: Explain the mechanism and terminology of caching and stale information. Short practice: Identify the version mismatch in the cached 09:00 answer. What should the first version-5 request return, and what permits a later version-5 cache hit?. Return to this week and explain what you changed.</w:t>
+      </w:r>
+    </w:p>
+    <w:p>
+      <w:r>
+        <w:t>Review Sandboxing and resource limits (ai-6/19). Goal: Explain the mechanism and terminology of sandboxing and resource limits. Short practice: Check A against both resource limits and B against network isolation. Why must A stop after three seconds even if its output remains only 2 MB?. Return to this week and explain what you changed.</w:t>
+      </w:r>
+    </w:p>
+    <w:p>
+      <w:r>
+        <w:t>Review Timeouts retries and cancellation (ai-6/16). Goal: Explain the mechanism and terminology of timeouts retries and cancellation. Short practice: Calculate waiting time for a one-second timeout followed by a 0.4-second success. What changes if cancellation arrives after the first attempt but before the retry?. Return to this week and explain what you changed.</w:t>
+      </w:r>
+    </w:p>
+    <w:p>
+      <w:pPr>
+        <w:pStyle w:val="Heading3"/>
+      </w:pPr>
+      <w:r>
+        <w:t>Keep your completed work</w:t>
+      </w:r>
+    </w:p>
+    <w:p>
+      <w:r>
+        <w:t>Use Download completed work in the hosted lesson to export your answers, reflections, practice feedback and code-run evidence. Open the HTML copy to read or print it. Drafts stay in this browser when storage is available; clear drafts on a shared device.</w:t>
+      </w:r>
+    </w:p>
     <w:sectPr>
       <w:pgSz w:w="12240" w:h="15840"/>
       <w:pgMar w:top="936" w:right="1008" w:bottom="936" w:left="1008" w:header="720" w:footer="720" w:gutter="0"/>

--- a/downloads/student/ai-6-week-22.docx
+++ b/downloads/student/ai-6-week-22.docx
@@ -42,6 +42,11 @@
       </w:r>
     </w:p>
     <w:p>
+      <w:r>
+        <w:t>Start with the target: Explain the mechanism and terminology of queues and asynchronous work. Try the recall before opening notes.</w:t>
+      </w:r>
+    </w:p>
+    <w:p>
       <w:pPr>
         <w:pStyle w:val="Heading3"/>
       </w:pPr>
@@ -50,17 +55,59 @@
       </w:r>
     </w:p>
     <w:p>
-      <w:r>
-        <w:t>I can explain the mechanism and terminology of queues and asynchronous work.</w:t>
-      </w:r>
-    </w:p>
-    <w:p>
-      <w:r>
+      <w:pPr>
+        <w:spacing w:line="336" w:lineRule="auto" w:after="180"/>
+      </w:pPr>
+      <w:r>
+        <w:rPr>
+          <w:b w:val="0"/>
+        </w:rPr>
+        <w:t xml:space="preserve">I can explain the </w:t>
+      </w:r>
+      <w:r>
+        <w:rPr>
+          <w:b/>
+        </w:rPr>
+        <w:t>mechanism</w:t>
+      </w:r>
+      <w:r>
+        <w:rPr>
+          <w:b w:val="0"/>
+        </w:rPr>
+        <w:t xml:space="preserve"> and terminology of </w:t>
+      </w:r>
+      <w:r>
+        <w:rPr>
+          <w:b/>
+        </w:rPr>
+        <w:t>queue</w:t>
+      </w:r>
+      <w:r>
+        <w:rPr>
+          <w:b w:val="0"/>
+        </w:rPr>
+        <w:t>s and asynchronous work.</w:t>
+      </w:r>
+    </w:p>
+    <w:p>
+      <w:pPr>
+        <w:spacing w:line="336" w:lineRule="auto" w:after="180"/>
+      </w:pPr>
+      <w:r>
+        <w:rPr>
+          <w:b w:val="0"/>
+        </w:rPr>
         <w:t>I can apply the stated procedure to a new case with a traceable result.</w:t>
       </w:r>
     </w:p>
     <w:p>
-      <w:r>
+      <w:pPr>
+        <w:spacing w:line="336" w:lineRule="auto" w:after="180"/>
+      </w:pPr>
+      <w:r>
+        <w:rPr>
+          <w:b w:val="0"/>
+        </w:rPr>
         <w:t>I can identify an assumption or limitation and design a revealing follow-up.</w:t>
       </w:r>
     </w:p>
@@ -73,47 +120,137 @@
       </w:r>
     </w:p>
     <w:p>
-      <w:r>
+      <w:pPr>
+        <w:spacing w:line="336" w:lineRule="auto" w:after="180"/>
+      </w:pPr>
+      <w:r>
+        <w:rPr>
+          <w:b w:val="0"/>
+        </w:rPr>
         <w:t>Close your notes first. A rough first answer helps us choose the right starting point; it is not a score for your ability.</w:t>
       </w:r>
     </w:p>
     <w:p>
-      <w:r>
+      <w:pPr>
+        <w:spacing w:line="336" w:lineRule="auto" w:after="180"/>
+      </w:pPr>
+      <w:r>
+        <w:rPr>
+          <w:b w:val="0"/>
+        </w:rPr>
         <w:t>Without opening the old lesson, explain one key idea from Caching and stale information. Give an example and a mistake that the idea helps you avoid.</w:t>
       </w:r>
     </w:p>
     <w:p>
-      <w:r>
+      <w:pPr>
+        <w:spacing w:line="336" w:lineRule="auto" w:after="180"/>
+      </w:pPr>
+      <w:r>
+        <w:rPr>
+          <w:b w:val="0"/>
+        </w:rPr>
         <w:t>Without opening the old lesson, explain one key idea from Sandboxing and resource limits. Give an example and a mistake that the idea helps you avoid.</w:t>
       </w:r>
     </w:p>
     <w:p>
-      <w:r>
+      <w:pPr>
+        <w:spacing w:line="336" w:lineRule="auto" w:after="180"/>
+      </w:pPr>
+      <w:r>
+        <w:rPr>
+          <w:b w:val="0"/>
+        </w:rPr>
         <w:t>Without opening the old lesson, explain one key idea from Timeouts retries and cancellation. Give an example and a mistake that the idea helps you avoid.</w:t>
       </w:r>
     </w:p>
     <w:p>
-      <w:r>
-        <w:t>After trying, check the relevant lesson or ask your teacher. Change the part of your explanation that the evidence shows was wrong.</w:t>
-      </w:r>
-    </w:p>
-    <w:p>
-      <w:r>
+      <w:pPr>
+        <w:spacing w:line="336" w:lineRule="auto" w:after="180"/>
+      </w:pPr>
+      <w:r>
+        <w:rPr>
+          <w:b w:val="0"/>
+        </w:rPr>
+        <w:t xml:space="preserve">After trying, check the relevant lesson or ask your teacher. Change the part of your explanation that the </w:t>
+      </w:r>
+      <w:r>
+        <w:rPr>
+          <w:b/>
+        </w:rPr>
+        <w:t>evidence</w:t>
+      </w:r>
+      <w:r>
+        <w:rPr>
+          <w:b w:val="0"/>
+        </w:rPr>
+        <w:t xml:space="preserve"> shows was wrong.</w:t>
+      </w:r>
+    </w:p>
+    <w:p>
+      <w:pPr>
+        <w:spacing w:line="336" w:lineRule="auto" w:after="180"/>
+      </w:pPr>
+      <w:r>
+        <w:rPr>
+          <w:b w:val="0"/>
+        </w:rPr>
         <w:t>This week you will practise:</w:t>
       </w:r>
     </w:p>
     <w:p>
-      <w:r>
-        <w:t>Explain the mechanism and terminology of queues and asynchronous work</w:t>
-      </w:r>
-    </w:p>
-    <w:p>
-      <w:r>
+      <w:pPr>
+        <w:spacing w:line="336" w:lineRule="auto" w:after="180"/>
+      </w:pPr>
+      <w:r>
+        <w:rPr>
+          <w:b w:val="0"/>
+        </w:rPr>
+        <w:t xml:space="preserve">Explain the </w:t>
+      </w:r>
+      <w:r>
+        <w:rPr>
+          <w:b/>
+        </w:rPr>
+        <w:t>mechanism</w:t>
+      </w:r>
+      <w:r>
+        <w:rPr>
+          <w:b w:val="0"/>
+        </w:rPr>
+        <w:t xml:space="preserve"> and terminology of </w:t>
+      </w:r>
+      <w:r>
+        <w:rPr>
+          <w:b/>
+        </w:rPr>
+        <w:t>queue</w:t>
+      </w:r>
+      <w:r>
+        <w:rPr>
+          <w:b w:val="0"/>
+        </w:rPr>
+        <w:t>s and asynchronous work</w:t>
+      </w:r>
+    </w:p>
+    <w:p>
+      <w:pPr>
+        <w:spacing w:line="336" w:lineRule="auto" w:after="180"/>
+      </w:pPr>
+      <w:r>
+        <w:rPr>
+          <w:b w:val="0"/>
+        </w:rPr>
         <w:t>Apply the stated procedure to a new case with a traceable result</w:t>
       </w:r>
     </w:p>
     <w:p>
-      <w:r>
+      <w:pPr>
+        <w:spacing w:line="336" w:lineRule="auto" w:after="180"/>
+      </w:pPr>
+      <w:r>
+        <w:rPr>
+          <w:b w:val="0"/>
+        </w:rPr>
         <w:t>Identify an assumption or limitation and design a revealing follow-up</w:t>
       </w:r>
     </w:p>
@@ -126,8 +263,38 @@
       </w:r>
     </w:p>
     <w:p>
-      <w:r>
-        <w:t>Recall Caching and stale information. Explain why a recorded result needs its input conditions and evidence source before it can support a claim.</w:t>
+      <w:pPr>
+        <w:spacing w:line="336" w:lineRule="auto" w:after="180"/>
+      </w:pPr>
+      <w:r>
+        <w:rPr>
+          <w:b w:val="0"/>
+        </w:rPr>
+        <w:t xml:space="preserve">Recall Caching and stale information. Explain why a recorded result needs its </w:t>
+      </w:r>
+      <w:r>
+        <w:rPr>
+          <w:b/>
+        </w:rPr>
+        <w:t>input</w:t>
+      </w:r>
+      <w:r>
+        <w:rPr>
+          <w:b w:val="0"/>
+        </w:rPr>
+        <w:t xml:space="preserve"> conditions and </w:t>
+      </w:r>
+      <w:r>
+        <w:rPr>
+          <w:b/>
+        </w:rPr>
+        <w:t>evidence</w:t>
+      </w:r>
+      <w:r>
+        <w:rPr>
+          <w:b w:val="0"/>
+        </w:rPr>
+        <w:t xml:space="preserve"> source before it can support a claim.</w:t>
       </w:r>
     </w:p>
     <w:p>
@@ -162,8 +329,26 @@
       </w:r>
     </w:p>
     <w:p>
-      <w:r>
-        <w:t>Explain queues and asynchronous work using the deciding step in this fictional service.</w:t>
+      <w:pPr>
+        <w:spacing w:line="336" w:lineRule="auto" w:after="180"/>
+      </w:pPr>
+      <w:r>
+        <w:rPr>
+          <w:b w:val="0"/>
+        </w:rPr>
+        <w:t xml:space="preserve">Explain </w:t>
+      </w:r>
+      <w:r>
+        <w:rPr>
+          <w:b/>
+        </w:rPr>
+        <w:t>queue</w:t>
+      </w:r>
+      <w:r>
+        <w:rPr>
+          <w:b w:val="0"/>
+        </w:rPr>
+        <w:t>s and asynchronous work using the deciding step in this fictional service.</w:t>
       </w:r>
     </w:p>
     <w:p>
@@ -176,12 +361,46 @@
     </w:p>
     <w:p>
       <w:r>
-        <w:t>Queues separate acceptance from completion. Work may be redelivered, so consumers must preserve operation IDs and deduplicate committed effects.</w:t>
-      </w:r>
-    </w:p>
-    <w:p>
-      <w:r>
-        <w:t>Begin by writing the question the procedure is intended to answer. Identify the information already supplied, the information it will produce and the information still missing. These are constructed classroom examples; they do not require live accounts, private records or an external service. Do not treat a plausible explanation as a measured outcome.</w:t>
+        <w:t>Investigate the supplied Queues and asynchronous work case. Separate observations, given facts and assumptions before choosing an explanation.</w:t>
+      </w:r>
+    </w:p>
+    <w:p>
+      <w:pPr>
+        <w:spacing w:line="336" w:lineRule="auto" w:after="180"/>
+      </w:pPr>
+      <w:r>
+        <w:rPr>
+          <w:b/>
+        </w:rPr>
+        <w:t>Queue</w:t>
+      </w:r>
+      <w:r>
+        <w:rPr>
+          <w:b w:val="0"/>
+        </w:rPr>
+        <w:t>s separate acceptance from completion. Work may be redelivered, so consumers must preserve operation IDs and deduplicate committed effects.</w:t>
+      </w:r>
+    </w:p>
+    <w:p>
+      <w:pPr>
+        <w:spacing w:line="336" w:lineRule="auto" w:after="180"/>
+      </w:pPr>
+      <w:r>
+        <w:rPr>
+          <w:b w:val="0"/>
+        </w:rPr>
+        <w:t>Begin by writing the question the procedure is intended to answer. Identify the information already supplied, the information it will produce and the information still missing.</w:t>
+      </w:r>
+    </w:p>
+    <w:p>
+      <w:pPr>
+        <w:spacing w:line="336" w:lineRule="auto" w:after="180"/>
+      </w:pPr>
+      <w:r>
+        <w:rPr>
+          <w:b w:val="0"/>
+        </w:rPr>
+        <w:t>These are constructed classroom examples; they do not require live accounts, private records or an external service. Do not treat a plausible explanation as a measured outcome.</w:t>
       </w:r>
     </w:p>
     <w:p>
@@ -217,7 +436,30 @@
     </w:p>
     <w:p>
       <w:r>
-        <w:t>A queued job is pending, running, completed or failed. Acknowledge only after the declared durable completion step. A repeated completed ID returns its prior result; unknown status needs reconciliation.</w:t>
+        <w:t>Follow the mechanism for Queues and asynchronous work. Connect each labelled input, deciding step and result.</w:t>
+      </w:r>
+    </w:p>
+    <w:p>
+      <w:pPr>
+        <w:spacing w:line="336" w:lineRule="auto" w:after="180"/>
+      </w:pPr>
+      <w:r>
+        <w:rPr>
+          <w:b w:val="0"/>
+        </w:rPr>
+        <w:t xml:space="preserve">A </w:t>
+      </w:r>
+      <w:r>
+        <w:rPr>
+          <w:b/>
+        </w:rPr>
+        <w:t>queue</w:t>
+      </w:r>
+      <w:r>
+        <w:rPr>
+          <w:b w:val="0"/>
+        </w:rPr>
+        <w:t>d job is pending, running, completed or failed. Acknowledge only after the declared durable completion step. A repeated completed ID returns its prior result; unknown status needs reconciliation.</w:t>
       </w:r>
     </w:p>
     <w:p>
@@ -313,8 +555,49 @@
       </w:r>
     </w:p>
     <w:p>
-      <w:r>
-        <w:t>Before applying the procedure, write its units, denominator or decision boundary where relevant. A partner should be able to repeat each step using the same inputs. If a required input is absent or violates the stated contract, record that condition explicitly instead of quietly replacing it with a convenient value.</w:t>
+      <w:pPr>
+        <w:spacing w:line="336" w:lineRule="auto" w:after="180"/>
+      </w:pPr>
+      <w:r>
+        <w:rPr>
+          <w:b w:val="0"/>
+        </w:rPr>
+        <w:t xml:space="preserve">Before applying the procedure, write its units, denominator or decision boundary where relevant. A partner should be able to repeat each step using the same </w:t>
+      </w:r>
+      <w:r>
+        <w:rPr>
+          <w:b/>
+        </w:rPr>
+        <w:t>input</w:t>
+      </w:r>
+      <w:r>
+        <w:rPr>
+          <w:b w:val="0"/>
+        </w:rPr>
+        <w:t>s.</w:t>
+      </w:r>
+    </w:p>
+    <w:p>
+      <w:pPr>
+        <w:spacing w:line="336" w:lineRule="auto" w:after="180"/>
+      </w:pPr>
+      <w:r>
+        <w:rPr>
+          <w:b w:val="0"/>
+        </w:rPr>
+        <w:t xml:space="preserve">If a required </w:t>
+      </w:r>
+      <w:r>
+        <w:rPr>
+          <w:b/>
+        </w:rPr>
+        <w:t>input</w:t>
+      </w:r>
+      <w:r>
+        <w:rPr>
+          <w:b w:val="0"/>
+        </w:rPr>
+        <w:t xml:space="preserve"> is absent or violates the stated contract, record that condition explicitly instead of quietly replacing it with a convenient value.</w:t>
       </w:r>
     </w:p>
     <w:p>
@@ -326,8 +609,26 @@
       </w:r>
     </w:p>
     <w:p>
-      <w:r>
-        <w:t>Point to the input, the deciding step and the result in this week’s visual. Explain the same step in ordinary words. A picture helps when you can say what each part represents.</w:t>
+      <w:pPr>
+        <w:spacing w:line="336" w:lineRule="auto" w:after="180"/>
+      </w:pPr>
+      <w:r>
+        <w:rPr>
+          <w:b w:val="0"/>
+        </w:rPr>
+        <w:t xml:space="preserve">Point to the </w:t>
+      </w:r>
+      <w:r>
+        <w:rPr>
+          <w:b/>
+        </w:rPr>
+        <w:t>input</w:t>
+      </w:r>
+      <w:r>
+        <w:rPr>
+          <w:b w:val="0"/>
+        </w:rPr>
+        <w:t>, the deciding step and the result in this week’s visual. Explain the same step in ordinary words. A picture helps when you can say what each part represents.</w:t>
       </w:r>
     </w:p>
     <w:p>
@@ -339,6 +640,11 @@
       </w:r>
     </w:p>
     <w:p>
+      <w:r>
+        <w:t>Compare the supplied cases for Queues and asynchronous work. Identify the detail that changes the conclusion.</w:t>
+      </w:r>
+    </w:p>
+    <w:p>
       <w:pPr>
         <w:pStyle w:val="Heading3"/>
       </w:pPr>
@@ -347,8 +653,38 @@
       </w:r>
     </w:p>
     <w:p>
-      <w:r>
-        <w:t>Worker commits job J then crashes before queue acknowledgement. J is delivered again. Show the intermediate steps and give the conclusion with its scope.</w:t>
+      <w:pPr>
+        <w:spacing w:line="336" w:lineRule="auto" w:after="180"/>
+      </w:pPr>
+      <w:r>
+        <w:rPr>
+          <w:b w:val="0"/>
+        </w:rPr>
+        <w:t xml:space="preserve">Worker commits job J then crashes before </w:t>
+      </w:r>
+      <w:r>
+        <w:rPr>
+          <w:b/>
+        </w:rPr>
+        <w:t>queue</w:t>
+      </w:r>
+      <w:r>
+        <w:rPr>
+          <w:b w:val="0"/>
+        </w:rPr>
+        <w:t xml:space="preserve"> </w:t>
+      </w:r>
+      <w:r>
+        <w:rPr>
+          <w:b/>
+        </w:rPr>
+        <w:t>acknowledgement</w:t>
+      </w:r>
+      <w:r>
+        <w:rPr>
+          <w:b w:val="0"/>
+        </w:rPr>
+        <w:t>. J is delivered again. Show the intermediate steps and give the conclusion with its scope.</w:t>
       </w:r>
     </w:p>
     <w:p>
@@ -393,18 +729,93 @@
       </w:r>
     </w:p>
     <w:p>
-      <w:r>
-        <w:t>Change: The worker crashes before producing checked output.</w:t>
-      </w:r>
-    </w:p>
-    <w:p>
-      <w:r>
-        <w:t>Prediction: The job is failed or awaiting a controlled retry, not succeeded.</w:t>
-      </w:r>
-    </w:p>
-    <w:p>
-      <w:r>
-        <w:t>Reason: Receipt is not evidence that conversion finished.</w:t>
+      <w:pPr>
+        <w:pStyle w:val="Heading3"/>
+      </w:pPr>
+      <w:r>
+        <w:t>Change one thing</w:t>
+      </w:r>
+    </w:p>
+    <w:p>
+      <w:pPr>
+        <w:spacing w:line="336" w:lineRule="auto" w:after="180"/>
+        <w:shd w:fill="F5F1FB"/>
+      </w:pPr>
+      <w:r>
+        <w:rPr>
+          <w:b w:val="0"/>
+        </w:rPr>
+        <w:t xml:space="preserve">Change: The worker crashes before producing checked </w:t>
+      </w:r>
+      <w:r>
+        <w:rPr>
+          <w:b/>
+        </w:rPr>
+        <w:t>output</w:t>
+      </w:r>
+      <w:r>
+        <w:rPr>
+          <w:b w:val="0"/>
+        </w:rPr>
+        <w:t>.</w:t>
+      </w:r>
+    </w:p>
+    <w:p>
+      <w:pPr>
+        <w:pStyle w:val="Heading3"/>
+      </w:pPr>
+      <w:r>
+        <w:t>Predicted result</w:t>
+      </w:r>
+    </w:p>
+    <w:p>
+      <w:pPr>
+        <w:spacing w:line="336" w:lineRule="auto" w:after="180"/>
+        <w:shd w:fill="F1F6FC"/>
+      </w:pPr>
+      <w:r>
+        <w:rPr>
+          <w:b/>
+        </w:rPr>
+        <w:t>Prediction</w:t>
+      </w:r>
+      <w:r>
+        <w:rPr>
+          <w:b w:val="0"/>
+        </w:rPr>
+        <w:t>: The job is failed or awaiting a controlled retry, not succeeded.</w:t>
+      </w:r>
+    </w:p>
+    <w:p>
+      <w:pPr>
+        <w:pStyle w:val="Heading3"/>
+      </w:pPr>
+      <w:r>
+        <w:t>Why the result follows</w:t>
+      </w:r>
+    </w:p>
+    <w:p>
+      <w:pPr>
+        <w:spacing w:line="336" w:lineRule="auto" w:after="180"/>
+        <w:shd w:fill="F1F6FC"/>
+      </w:pPr>
+      <w:r>
+        <w:rPr>
+          <w:b w:val="0"/>
+        </w:rPr>
+        <w:t xml:space="preserve">Reason: Receipt is not </w:t>
+      </w:r>
+      <w:r>
+        <w:rPr>
+          <w:b/>
+        </w:rPr>
+        <w:t>evidence</w:t>
+      </w:r>
+      <w:r>
+        <w:rPr>
+          <w:b w:val="0"/>
+        </w:rPr>
+        <w:t xml:space="preserve"> that conversion finished.</w:t>
       </w:r>
     </w:p>
     <w:p>
@@ -413,6 +824,11 @@
       </w:pPr>
       <w:r>
         <w:t>05. Words that unlock the idea</w:t>
+      </w:r>
+    </w:p>
+    <w:p>
+      <w:r>
+        <w:t>Use the vocabulary of Queues and asynchronous work to explain a concrete decision, rather than only memorising definitions.</w:t>
       </w:r>
     </w:p>
     <w:tbl>
@@ -550,29 +966,139 @@
     </w:p>
     <w:p>
       <w:r>
-        <w:t>Worker commits job J then crashes before queue acknowledgement. J is delivered again.</w:t>
-      </w:r>
-    </w:p>
-    <w:p>
-      <w:r>
+        <w:t>Follow the worked trace for Queues and asynchronous work, predict a step, then compare with its explanation.</w:t>
+      </w:r>
+    </w:p>
+    <w:p>
+      <w:pPr>
+        <w:spacing w:line="336" w:lineRule="auto" w:after="180"/>
+      </w:pPr>
+      <w:r>
+        <w:rPr>
+          <w:b w:val="0"/>
+        </w:rPr>
+        <w:t xml:space="preserve">Worker commits job J then crashes before </w:t>
+      </w:r>
+      <w:r>
+        <w:rPr>
+          <w:b/>
+        </w:rPr>
+        <w:t>queue</w:t>
+      </w:r>
+      <w:r>
+        <w:rPr>
+          <w:b w:val="0"/>
+        </w:rPr>
+        <w:t xml:space="preserve"> </w:t>
+      </w:r>
+      <w:r>
+        <w:rPr>
+          <w:b/>
+        </w:rPr>
+        <w:t>acknowledgement</w:t>
+      </w:r>
+      <w:r>
+        <w:rPr>
+          <w:b w:val="0"/>
+        </w:rPr>
+        <w:t>. J is delivered again.</w:t>
+      </w:r>
+    </w:p>
+    <w:p>
+      <w:pPr>
+        <w:spacing w:line="336" w:lineRule="auto" w:after="180"/>
+      </w:pPr>
+      <w:r>
+        <w:rPr>
+          <w:b w:val="0"/>
+        </w:rPr>
         <w:t>Consult durable job status; return committed result and acknowledge without repeating the effect. Delivery count is not effect count.</w:t>
       </w:r>
     </w:p>
     <w:p>
-      <w:r>
-        <w:t>Compare the intermediate evidence with the final statement. Explain why each number or decision follows from the stated inputs. The conclusion belongs to this scenario and procedure; changing the inputs, evaluation population or authority can change what it establishes. Retain the raw record so a later revision can be compared honestly.</w:t>
-      </w:r>
-    </w:p>
-    <w:p>
       <w:pPr>
         <w:pStyle w:val="Heading3"/>
       </w:pPr>
       <w:r>
+        <w:t>Worked explanation · Queues and asynchronous work</w:t>
+      </w:r>
+    </w:p>
+    <w:p>
+      <w:pPr>
+        <w:spacing w:line="336" w:lineRule="auto" w:after="180"/>
+        <w:shd w:fill="F1F6FC"/>
+      </w:pPr>
+      <w:r>
+        <w:rPr>
+          <w:b w:val="0"/>
+        </w:rPr>
+        <w:t xml:space="preserve">Compare the intermediate </w:t>
+      </w:r>
+      <w:r>
+        <w:rPr>
+          <w:b/>
+        </w:rPr>
+        <w:t>evidence</w:t>
+      </w:r>
+      <w:r>
+        <w:rPr>
+          <w:b w:val="0"/>
+        </w:rPr>
+        <w:t xml:space="preserve"> with the final statement. Explain why each number or decision follows from the stated </w:t>
+      </w:r>
+      <w:r>
+        <w:rPr>
+          <w:b/>
+        </w:rPr>
+        <w:t>input</w:t>
+      </w:r>
+      <w:r>
+        <w:rPr>
+          <w:b w:val="0"/>
+        </w:rPr>
+        <w:t>s.</w:t>
+      </w:r>
+    </w:p>
+    <w:p>
+      <w:pPr>
+        <w:spacing w:line="336" w:lineRule="auto" w:after="180"/>
+        <w:shd w:fill="F1F6FC"/>
+      </w:pPr>
+      <w:r>
+        <w:rPr>
+          <w:b w:val="0"/>
+        </w:rPr>
+        <w:t xml:space="preserve">The conclusion belongs to this scenario and procedure; changing the </w:t>
+      </w:r>
+      <w:r>
+        <w:rPr>
+          <w:b/>
+        </w:rPr>
+        <w:t>input</w:t>
+      </w:r>
+      <w:r>
+        <w:rPr>
+          <w:b w:val="0"/>
+        </w:rPr>
+        <w:t>s, evaluation population or authority can change what it establishes. Retain the raw record so a later revision can be compared honestly.</w:t>
+      </w:r>
+    </w:p>
+    <w:p>
+      <w:pPr>
+        <w:pStyle w:val="Heading3"/>
+      </w:pPr>
+      <w:r>
         <w:t>Learn from the worked case</w:t>
       </w:r>
     </w:p>
     <w:p>
-      <w:r>
+      <w:pPr>
+        <w:spacing w:line="336" w:lineRule="auto" w:after="180"/>
+      </w:pPr>
+      <w:r>
+        <w:rPr>
+          <w:b w:val="0"/>
+        </w:rPr>
         <w:t>Cover the result before checking it. Say what is given, choose the procedure, and follow one step at a time. Then uncover the result and explain your first mismatch. Ask why a step is allowed, not only what number it produces.</w:t>
       </w:r>
     </w:p>
@@ -585,8 +1111,44 @@
       </w:r>
     </w:p>
     <w:p>
-      <w:r>
-        <w:t>Queued is not complete. A conversion service queues job J12 rather than processing it during submission.</w:t>
+      <w:pPr>
+        <w:spacing w:line="336" w:lineRule="auto" w:after="180"/>
+      </w:pPr>
+      <w:r>
+        <w:rPr>
+          <w:b/>
+        </w:rPr>
+        <w:t>Queue</w:t>
+      </w:r>
+      <w:r>
+        <w:rPr>
+          <w:b w:val="0"/>
+        </w:rPr>
+        <w:t xml:space="preserve">d is not complete. A conversion service </w:t>
+      </w:r>
+      <w:r>
+        <w:rPr>
+          <w:b/>
+        </w:rPr>
+        <w:t>queue</w:t>
+      </w:r>
+      <w:r>
+        <w:rPr>
+          <w:b w:val="0"/>
+        </w:rPr>
+        <w:t xml:space="preserve">s job J12 rather than </w:t>
+      </w:r>
+      <w:r>
+        <w:rPr>
+          <w:b/>
+        </w:rPr>
+        <w:t>process</w:t>
+      </w:r>
+      <w:r>
+        <w:rPr>
+          <w:b w:val="0"/>
+        </w:rPr>
+        <w:t>ing it during submission.</w:t>
       </w:r>
     </w:p>
     <w:p>
@@ -598,8 +1160,47 @@
       </w:r>
     </w:p>
     <w:p>
-      <w:r>
-        <w:t>States: queued, running, succeeded, failed. Submission returns J12 with queued status.</w:t>
+      <w:pPr>
+        <w:pStyle w:val="Heading3"/>
+      </w:pPr>
+      <w:r>
+        <w:t>Supplied facts</w:t>
+      </w:r>
+    </w:p>
+    <w:p>
+      <w:pPr>
+        <w:spacing w:line="336" w:lineRule="auto" w:after="180"/>
+        <w:shd w:fill="F1F6FC"/>
+      </w:pPr>
+      <w:r>
+        <w:rPr>
+          <w:b w:val="0"/>
+        </w:rPr>
+        <w:t xml:space="preserve">States: </w:t>
+      </w:r>
+      <w:r>
+        <w:rPr>
+          <w:b/>
+        </w:rPr>
+        <w:t>queue</w:t>
+      </w:r>
+      <w:r>
+        <w:rPr>
+          <w:b w:val="0"/>
+        </w:rPr>
+        <w:t xml:space="preserve">d, running, succeeded, failed. Submission returns J12 with </w:t>
+      </w:r>
+      <w:r>
+        <w:rPr>
+          <w:b/>
+        </w:rPr>
+        <w:t>queue</w:t>
+      </w:r>
+      <w:r>
+        <w:rPr>
+          <w:b w:val="0"/>
+        </w:rPr>
+        <w:t>d status.</w:t>
       </w:r>
     </w:p>
     <w:p>
@@ -762,7 +1363,22 @@
       </w:r>
     </w:p>
     <w:p>
-      <w:r>
+      <w:pPr>
+        <w:pStyle w:val="Heading3"/>
+      </w:pPr>
+      <w:r>
+        <w:t>Why the result follows</w:t>
+      </w:r>
+    </w:p>
+    <w:p>
+      <w:pPr>
+        <w:spacing w:line="336" w:lineRule="auto" w:after="180"/>
+        <w:shd w:fill="F1F6FC"/>
+      </w:pPr>
+      <w:r>
+        <w:rPr>
+          <w:b w:val="0"/>
+        </w:rPr>
         <w:t>Asynchronous work separates submission from completion. Honest status and a job identifier let users track that difference.</w:t>
       </w:r>
     </w:p>
@@ -775,18 +1391,93 @@
       </w:r>
     </w:p>
     <w:p>
-      <w:r>
-        <w:t>Queue delivery and duplicate handling need their own policies; this sequence does not guarantee completion.</w:t>
-      </w:r>
-    </w:p>
-    <w:p>
-      <w:r>
-        <w:t>Read the labelled picture: Explain what the queued J12 submission response proves and what it does not. Which event permits succeeded status, and what status is honest after a worker crash?</w:t>
-      </w:r>
-    </w:p>
-    <w:p>
-      <w:r>
-        <w:t>Change one thing: The worker crashes before producing checked output. Predict the result before checking the explanation. What remains the same?</w:t>
+      <w:pPr>
+        <w:pStyle w:val="Heading3"/>
+      </w:pPr>
+      <w:r>
+        <w:t>Keep the stated limit</w:t>
+      </w:r>
+    </w:p>
+    <w:p>
+      <w:pPr>
+        <w:spacing w:line="336" w:lineRule="auto" w:after="180"/>
+        <w:shd w:fill="FFF5E6"/>
+      </w:pPr>
+      <w:r>
+        <w:rPr>
+          <w:b/>
+        </w:rPr>
+        <w:t>Queue</w:t>
+      </w:r>
+      <w:r>
+        <w:rPr>
+          <w:b w:val="0"/>
+        </w:rPr>
+        <w:t xml:space="preserve"> delivery and duplicate handling need their own policies; this sequence does not guarantee completion.</w:t>
+      </w:r>
+    </w:p>
+    <w:p>
+      <w:pPr>
+        <w:pStyle w:val="Heading3"/>
+      </w:pPr>
+      <w:r>
+        <w:t>Keep the stated limit</w:t>
+      </w:r>
+    </w:p>
+    <w:p>
+      <w:pPr>
+        <w:spacing w:line="336" w:lineRule="auto" w:after="180"/>
+        <w:shd w:fill="FFF5E6"/>
+      </w:pPr>
+      <w:r>
+        <w:rPr>
+          <w:b w:val="0"/>
+        </w:rPr>
+        <w:t xml:space="preserve">Read the labelled picture: Explain what the </w:t>
+      </w:r>
+      <w:r>
+        <w:rPr>
+          <w:b/>
+        </w:rPr>
+        <w:t>queue</w:t>
+      </w:r>
+      <w:r>
+        <w:rPr>
+          <w:b w:val="0"/>
+        </w:rPr>
+        <w:t>d J12 submission response proves and what it does not. Which event permits succeeded status, and what status is honest after a worker crash?</w:t>
+      </w:r>
+    </w:p>
+    <w:p>
+      <w:pPr>
+        <w:pStyle w:val="Heading3"/>
+      </w:pPr>
+      <w:r>
+        <w:t>Keep the stated limit</w:t>
+      </w:r>
+    </w:p>
+    <w:p>
+      <w:pPr>
+        <w:spacing w:line="336" w:lineRule="auto" w:after="180"/>
+        <w:shd w:fill="FFF5E6"/>
+      </w:pPr>
+      <w:r>
+        <w:rPr>
+          <w:b w:val="0"/>
+        </w:rPr>
+        <w:t xml:space="preserve">Change one thing: The worker crashes before producing checked </w:t>
+      </w:r>
+      <w:r>
+        <w:rPr>
+          <w:b/>
+        </w:rPr>
+        <w:t>output</w:t>
+      </w:r>
+      <w:r>
+        <w:rPr>
+          <w:b w:val="0"/>
+        </w:rPr>
+        <w:t>. Predict the result before checking the explanation. What remains the same?</w:t>
       </w:r>
     </w:p>
     <w:p>
@@ -799,12 +1490,24 @@
     </w:p>
     <w:p>
       <w:r>
-        <w:t>Queue ordering and exactly-once properties must be declared, not assumed from a simple mock.</w:t>
-      </w:r>
-    </w:p>
-    <w:p>
-      <w:r>
-        <w:t>A useful check asks what would make the reasoning fail. Distinguish a failure to execute the declared procedure from a weakness in the procedure itself. The first may require a correction; the second requires an explicitly revised method and new evidence. Preserve unsuccessful cases so an improved result cannot hide the original problem.</w:t>
+        <w:t>Find the unsupported step in the Queues and asynchronous work claim and explain a repair using the supplied evidence.</w:t>
+      </w:r>
+    </w:p>
+    <w:p>
+      <w:pPr>
+        <w:spacing w:line="336" w:lineRule="auto" w:after="180"/>
+      </w:pPr>
+      <w:r>
+        <w:rPr>
+          <w:b/>
+        </w:rPr>
+        <w:t>Queue</w:t>
+      </w:r>
+      <w:r>
+        <w:rPr>
+          <w:b w:val="0"/>
+        </w:rPr>
+        <w:t xml:space="preserve"> ordering and exactly-once properties must be declared, not assumed from a simple mock.</w:t>
       </w:r>
     </w:p>
     <w:p>
@@ -812,6 +1515,50 @@
         <w:pStyle w:val="Heading3"/>
       </w:pPr>
       <w:r>
+        <w:t>Check the claim against the facts</w:t>
+      </w:r>
+    </w:p>
+    <w:p>
+      <w:pPr>
+        <w:spacing w:line="336" w:lineRule="auto" w:after="180"/>
+        <w:shd w:fill="FFF5E6"/>
+      </w:pPr>
+      <w:r>
+        <w:rPr>
+          <w:b w:val="0"/>
+        </w:rPr>
+        <w:t>A useful check asks what would make the reasoning fail. Distinguish a failure to execute the declared procedure from a weakness in the procedure itself.</w:t>
+      </w:r>
+    </w:p>
+    <w:p>
+      <w:pPr>
+        <w:spacing w:line="336" w:lineRule="auto" w:after="180"/>
+        <w:shd w:fill="FFF5E6"/>
+      </w:pPr>
+      <w:r>
+        <w:rPr>
+          <w:b w:val="0"/>
+        </w:rPr>
+        <w:t xml:space="preserve">The first may require a correction; the second requires an explicitly revised method and new </w:t>
+      </w:r>
+      <w:r>
+        <w:rPr>
+          <w:b/>
+        </w:rPr>
+        <w:t>evidence</w:t>
+      </w:r>
+      <w:r>
+        <w:rPr>
+          <w:b w:val="0"/>
+        </w:rPr>
+        <w:t>. Preserve unsuccessful cases so an improved result cannot hide the original problem.</w:t>
+      </w:r>
+    </w:p>
+    <w:p>
+      <w:pPr>
+        <w:pStyle w:val="Heading3"/>
+      </w:pPr>
+      <w:r>
         <w:t>Guided: restate the worked result, then name the assumption or limitation that prevents a broader conclusion.</w:t>
       </w:r>
     </w:p>
@@ -849,8 +1596,26 @@
       </w:r>
     </w:p>
     <w:p>
-      <w:r>
-        <w:t>A report omits this qualification: Queue ordering and exactly-once properties must be declared, not assumed from a simple mock. Explain how omitting it could change a reader's interpretation, and write an accurate replacement.</w:t>
+      <w:pPr>
+        <w:spacing w:line="336" w:lineRule="auto" w:after="180"/>
+      </w:pPr>
+      <w:r>
+        <w:rPr>
+          <w:b w:val="0"/>
+        </w:rPr>
+        <w:t xml:space="preserve">A report omits this qualification: </w:t>
+      </w:r>
+      <w:r>
+        <w:rPr>
+          <w:b/>
+        </w:rPr>
+        <w:t>Queue</w:t>
+      </w:r>
+      <w:r>
+        <w:rPr>
+          <w:b w:val="0"/>
+        </w:rPr>
+        <w:t xml:space="preserve"> ordering and exactly-once properties must be declared, not assumed from a simple mock. Explain how omitting it could change a reader's interpretation, and write an accurate replacement.</w:t>
       </w:r>
     </w:p>
     <w:p>
@@ -901,7 +1666,54 @@
     </w:p>
     <w:p>
       <w:r>
-        <w:t>Explain the weekly mechanism in your own words. Use the worked scenario to name its input, decision rule and output.</w:t>
+        <w:t>Practise Queues and asynchronous work with support, then explain the deciding step in your own words.</w:t>
+      </w:r>
+    </w:p>
+    <w:p>
+      <w:pPr>
+        <w:spacing w:line="336" w:lineRule="auto" w:after="180"/>
+      </w:pPr>
+      <w:r>
+        <w:rPr>
+          <w:b w:val="0"/>
+        </w:rPr>
+        <w:t xml:space="preserve">Explain the weekly </w:t>
+      </w:r>
+      <w:r>
+        <w:rPr>
+          <w:b/>
+        </w:rPr>
+        <w:t>mechanism</w:t>
+      </w:r>
+      <w:r>
+        <w:rPr>
+          <w:b w:val="0"/>
+        </w:rPr>
+        <w:t xml:space="preserve"> in your own words. Use the worked scenario to name its </w:t>
+      </w:r>
+      <w:r>
+        <w:rPr>
+          <w:b/>
+        </w:rPr>
+        <w:t>input</w:t>
+      </w:r>
+      <w:r>
+        <w:rPr>
+          <w:b w:val="0"/>
+        </w:rPr>
+        <w:t xml:space="preserve">, decision rule and </w:t>
+      </w:r>
+      <w:r>
+        <w:rPr>
+          <w:b/>
+        </w:rPr>
+        <w:t>output</w:t>
+      </w:r>
+      <w:r>
+        <w:rPr>
+          <w:b w:val="0"/>
+        </w:rPr>
+        <w:t>.</w:t>
       </w:r>
     </w:p>
     <w:p>
@@ -974,8 +1786,38 @@
       </w:r>
     </w:p>
     <w:p>
-      <w:r>
-        <w:t>Use workbook W2 for the connected example “Queues and asynchronous work”. First fill the input and rule boxes. Try the middle steps before asking for a hint. After a hint, try the next step yourself.</w:t>
+      <w:pPr>
+        <w:spacing w:line="336" w:lineRule="auto" w:after="180"/>
+      </w:pPr>
+      <w:r>
+        <w:rPr>
+          <w:b w:val="0"/>
+        </w:rPr>
+        <w:t>Use workbook W2 for the connected example “</w:t>
+      </w:r>
+      <w:r>
+        <w:rPr>
+          <w:b/>
+        </w:rPr>
+        <w:t>Queue</w:t>
+      </w:r>
+      <w:r>
+        <w:rPr>
+          <w:b w:val="0"/>
+        </w:rPr>
+        <w:t xml:space="preserve">s and asynchronous work”. First fill the </w:t>
+      </w:r>
+      <w:r>
+        <w:rPr>
+          <w:b/>
+        </w:rPr>
+        <w:t>input</w:t>
+      </w:r>
+      <w:r>
+        <w:rPr>
+          <w:b w:val="0"/>
+        </w:rPr>
+        <w:t xml:space="preserve"> and rule boxes. Try the middle steps before asking for a hint. After a hint, try the next step yourself.</w:t>
       </w:r>
     </w:p>
     <w:tbl>
@@ -1058,7 +1900,13 @@
       </w:tr>
     </w:tbl>
     <w:p>
-      <w:r>
+      <w:pPr>
+        <w:spacing w:line="336" w:lineRule="auto" w:after="180"/>
+      </w:pPr>
+      <w:r>
+        <w:rPr>
+          <w:b w:val="0"/>
+        </w:rPr>
         <w:t>Explain your trace to a partner. Your partner points to one step to check. Swap roles on the next case. Each person writes their own explanation.</w:t>
       </w:r>
     </w:p>
@@ -1071,12 +1919,47 @@
       </w:r>
     </w:p>
     <w:p>
-      <w:r>
-        <w:t>Use the worked case for Queues and asynchronous work. Proposed explanation: “The worked result establishes every future case”. Decide whether this explanation is supported. Point to the step or supplied fact that decides; explain your repair if needed.</w:t>
-      </w:r>
-    </w:p>
-    <w:p>
-      <w:r>
+      <w:pPr>
+        <w:spacing w:line="336" w:lineRule="auto" w:after="180"/>
+      </w:pPr>
+      <w:r>
+        <w:rPr>
+          <w:b w:val="0"/>
+        </w:rPr>
+        <w:t xml:space="preserve">Use the worked case for </w:t>
+      </w:r>
+      <w:r>
+        <w:rPr>
+          <w:b/>
+        </w:rPr>
+        <w:t>Queue</w:t>
+      </w:r>
+      <w:r>
+        <w:rPr>
+          <w:b w:val="0"/>
+        </w:rPr>
+        <w:t>s and asynchronous work. Proposed explanation: “The worked result establishes every future case”. Decide whether this explanation is supported.</w:t>
+      </w:r>
+    </w:p>
+    <w:p>
+      <w:pPr>
+        <w:spacing w:line="336" w:lineRule="auto" w:after="180"/>
+      </w:pPr>
+      <w:r>
+        <w:rPr>
+          <w:b w:val="0"/>
+        </w:rPr>
+        <w:t>Point to the step or supplied fact that decides; explain your repair if needed.</w:t>
+      </w:r>
+    </w:p>
+    <w:p>
+      <w:pPr>
+        <w:spacing w:line="336" w:lineRule="auto" w:after="180"/>
+      </w:pPr>
+      <w:r>
+        <w:rPr>
+          <w:b w:val="0"/>
+        </w:rPr>
         <w:t>Answer on your own before discussion. If you are unsure, say which step you need help with.</w:t>
       </w:r>
     </w:p>
@@ -1089,8 +1972,27 @@
       </w:r>
     </w:p>
     <w:p>
-      <w:r>
-        <w:t>Explain what the queued J12 submission response proves and what it does not. Which event permits succeeded status, and what status is honest after a worker crash?</w:t>
+      <w:pPr>
+        <w:spacing w:line="336" w:lineRule="auto" w:after="180"/>
+        <w:shd w:fill="F5F1FB"/>
+      </w:pPr>
+      <w:r>
+        <w:rPr>
+          <w:b w:val="0"/>
+        </w:rPr>
+        <w:t xml:space="preserve">Explain what the </w:t>
+      </w:r>
+      <w:r>
+        <w:rPr>
+          <w:b/>
+        </w:rPr>
+        <w:t>queue</w:t>
+      </w:r>
+      <w:r>
+        <w:rPr>
+          <w:b w:val="0"/>
+        </w:rPr>
+        <w:t>d J12 submission response proves and what it does not. Which event permits succeeded status, and what status is honest after a worker crash?</w:t>
       </w:r>
     </w:p>
     <w:p>
@@ -1122,7 +2024,13 @@
       </w:r>
     </w:p>
     <w:p>
-      <w:r>
+      <w:pPr>
+        <w:spacing w:line="336" w:lineRule="auto" w:after="180"/>
+      </w:pPr>
+      <w:r>
+        <w:rPr>
+          <w:b w:val="0"/>
+        </w:rPr>
         <w:t>This is supported practice. Keep the separately named independent case for an attempt before feedback.</w:t>
       </w:r>
     </w:p>
@@ -1135,6 +2043,11 @@
       </w:r>
     </w:p>
     <w:p>
+      <w:r>
+        <w:t>Investigate Queues and asynchronous work. Record the prediction, actual observation or labelled paper trace, explanation and next test separately.</w:t>
+      </w:r>
+    </w:p>
+    <w:p>
       <w:pPr>
         <w:pStyle w:val="Heading3"/>
       </w:pPr>
@@ -1143,8 +2056,38 @@
       </w:r>
     </w:p>
     <w:p>
-      <w:r>
-        <w:t>Worker commits job J then crashes before queue acknowledgement. J is delivered again. Show the intermediate steps and give the conclusion with its scope.</w:t>
+      <w:pPr>
+        <w:spacing w:line="336" w:lineRule="auto" w:after="180"/>
+      </w:pPr>
+      <w:r>
+        <w:rPr>
+          <w:b w:val="0"/>
+        </w:rPr>
+        <w:t xml:space="preserve">Worker commits job J then crashes before </w:t>
+      </w:r>
+      <w:r>
+        <w:rPr>
+          <w:b/>
+        </w:rPr>
+        <w:t>queue</w:t>
+      </w:r>
+      <w:r>
+        <w:rPr>
+          <w:b w:val="0"/>
+        </w:rPr>
+        <w:t xml:space="preserve"> </w:t>
+      </w:r>
+      <w:r>
+        <w:rPr>
+          <w:b/>
+        </w:rPr>
+        <w:t>acknowledgement</w:t>
+      </w:r>
+      <w:r>
+        <w:rPr>
+          <w:b w:val="0"/>
+        </w:rPr>
+        <w:t>. J is delivered again. Show the intermediate steps and give the conclusion with its scope.</w:t>
       </w:r>
     </w:p>
     <w:tbl>
@@ -1284,7 +2227,13 @@
       </w:tr>
     </w:tbl>
     <w:p>
-      <w:r>
+      <w:pPr>
+        <w:spacing w:line="336" w:lineRule="auto" w:after="180"/>
+      </w:pPr>
+      <w:r>
+        <w:rPr>
+          <w:b w:val="0"/>
+        </w:rPr>
         <w:t>On paper, trace the supplied procedure. If code is provided, predict before running it in a local practice file. Never write an expected answer as though it were an observed run.</w:t>
       </w:r>
     </w:p>
@@ -1297,7 +2246,13 @@
       </w:r>
     </w:p>
     <w:p>
-      <w:r>
+      <w:pPr>
+        <w:spacing w:line="336" w:lineRule="auto" w:after="180"/>
+      </w:pPr>
+      <w:r>
+        <w:rPr>
+          <w:b w:val="0"/>
+        </w:rPr>
         <w:t>Before trying: what do I expect, and why? While trying: which step could first go wrong? Afterwards: what did I actually observe, and what should change? Keep “not run” if you only traced the procedure.</w:t>
       </w:r>
     </w:p>
@@ -1310,6 +2265,11 @@
       </w:r>
     </w:p>
     <w:p>
+      <w:r>
+        <w:t>Move from recall to tracing, diagnosis and transfer in Queues and asynchronous work. Explain why each step is justified.</w:t>
+      </w:r>
+    </w:p>
+    <w:p>
       <w:pPr>
         <w:pStyle w:val="Heading3"/>
       </w:pPr>
@@ -1318,18 +2278,95 @@
       </w:r>
     </w:p>
     <w:p>
-      <w:r>
-        <w:t>Explain the weekly mechanism in your own words. Use the worked scenario to name its input, decision rule and output.</w:t>
-      </w:r>
-    </w:p>
-    <w:p>
-      <w:r>
-        <w:t>A report omits this qualification: Queue ordering and exactly-once properties must be declared, not assumed from a simple mock. Explain how omitting it could change a reader's interpretation, and write an accurate replacement.</w:t>
-      </w:r>
-    </w:p>
-    <w:p>
-      <w:r>
-        <w:t>For the worked scenario, propose one additional case that could reveal a failure, describe its expected outcome before running it, and explain what would need to remain fixed for a fair comparison. Do not reuse W4 as a new final test after receiving feedback.</w:t>
+      <w:pPr>
+        <w:spacing w:line="336" w:lineRule="auto" w:after="180"/>
+      </w:pPr>
+      <w:r>
+        <w:rPr>
+          <w:b w:val="0"/>
+        </w:rPr>
+        <w:t xml:space="preserve">Explain the weekly </w:t>
+      </w:r>
+      <w:r>
+        <w:rPr>
+          <w:b/>
+        </w:rPr>
+        <w:t>mechanism</w:t>
+      </w:r>
+      <w:r>
+        <w:rPr>
+          <w:b w:val="0"/>
+        </w:rPr>
+        <w:t xml:space="preserve"> in your own words. Use the worked scenario to name its </w:t>
+      </w:r>
+      <w:r>
+        <w:rPr>
+          <w:b/>
+        </w:rPr>
+        <w:t>input</w:t>
+      </w:r>
+      <w:r>
+        <w:rPr>
+          <w:b w:val="0"/>
+        </w:rPr>
+        <w:t xml:space="preserve">, decision rule and </w:t>
+      </w:r>
+      <w:r>
+        <w:rPr>
+          <w:b/>
+        </w:rPr>
+        <w:t>output</w:t>
+      </w:r>
+      <w:r>
+        <w:rPr>
+          <w:b w:val="0"/>
+        </w:rPr>
+        <w:t>.</w:t>
+      </w:r>
+    </w:p>
+    <w:p>
+      <w:pPr>
+        <w:spacing w:line="336" w:lineRule="auto" w:after="180"/>
+      </w:pPr>
+      <w:r>
+        <w:rPr>
+          <w:b w:val="0"/>
+        </w:rPr>
+        <w:t xml:space="preserve">A report omits this qualification: </w:t>
+      </w:r>
+      <w:r>
+        <w:rPr>
+          <w:b/>
+        </w:rPr>
+        <w:t>Queue</w:t>
+      </w:r>
+      <w:r>
+        <w:rPr>
+          <w:b w:val="0"/>
+        </w:rPr>
+        <w:t xml:space="preserve"> ordering and exactly-once properties must be declared, not assumed from a simple mock. Explain how omitting it could change a reader's interpretation, and write an accurate replacement.</w:t>
+      </w:r>
+    </w:p>
+    <w:p>
+      <w:pPr>
+        <w:spacing w:line="336" w:lineRule="auto" w:after="180"/>
+      </w:pPr>
+      <w:r>
+        <w:rPr>
+          <w:b w:val="0"/>
+        </w:rPr>
+        <w:t>For the worked scenario, propose one additional case that could reveal a failure, describe its expected outcome before running it, and explain what would need to remain fixed for a fair comparison.</w:t>
+      </w:r>
+    </w:p>
+    <w:p>
+      <w:pPr>
+        <w:spacing w:line="336" w:lineRule="auto" w:after="180"/>
+      </w:pPr>
+      <w:r>
+        <w:rPr>
+          <w:b w:val="0"/>
+        </w:rPr>
+        <w:t>Do not reuse W4 as a new final test after receiving feedback.</w:t>
       </w:r>
     </w:p>
     <w:p>
@@ -1375,7 +2412,101 @@
     </w:p>
     <w:p>
       <w:r>
-        <w:t>Add a labelled queues and asynchronous work evidence sheet to Grounded Learning Service. Show how you can explain the mechanism and terminology of queues and asynchronous work. Use the supplied fictional case and keep its inputs, intermediate steps, calculation or prediction, and limitation. Connect this record to last week’s record; a matching answer without a trace is insufficient.</w:t>
+        <w:t>Apply this week’s idea to Grounded Learning Service. Keep an annotated decision and the evidence supporting it.</w:t>
+      </w:r>
+    </w:p>
+    <w:p>
+      <w:pPr>
+        <w:spacing w:line="336" w:lineRule="auto" w:after="180"/>
+      </w:pPr>
+      <w:r>
+        <w:rPr>
+          <w:b w:val="0"/>
+        </w:rPr>
+        <w:t xml:space="preserve">Add a labelled </w:t>
+      </w:r>
+      <w:r>
+        <w:rPr>
+          <w:b/>
+        </w:rPr>
+        <w:t>queue</w:t>
+      </w:r>
+      <w:r>
+        <w:rPr>
+          <w:b w:val="0"/>
+        </w:rPr>
+        <w:t xml:space="preserve">s and asynchronous work </w:t>
+      </w:r>
+      <w:r>
+        <w:rPr>
+          <w:b/>
+        </w:rPr>
+        <w:t>evidence</w:t>
+      </w:r>
+      <w:r>
+        <w:rPr>
+          <w:b w:val="0"/>
+        </w:rPr>
+        <w:t xml:space="preserve"> sheet to Grounded Learning Service. Show how you can explain the </w:t>
+      </w:r>
+      <w:r>
+        <w:rPr>
+          <w:b/>
+        </w:rPr>
+        <w:t>mechanism</w:t>
+      </w:r>
+      <w:r>
+        <w:rPr>
+          <w:b w:val="0"/>
+        </w:rPr>
+        <w:t xml:space="preserve"> and terminology of </w:t>
+      </w:r>
+      <w:r>
+        <w:rPr>
+          <w:b/>
+        </w:rPr>
+        <w:t>queue</w:t>
+      </w:r>
+      <w:r>
+        <w:rPr>
+          <w:b w:val="0"/>
+        </w:rPr>
+        <w:t>s and asynchronous work.</w:t>
+      </w:r>
+    </w:p>
+    <w:p>
+      <w:pPr>
+        <w:spacing w:line="336" w:lineRule="auto" w:after="180"/>
+      </w:pPr>
+      <w:r>
+        <w:rPr>
+          <w:b w:val="0"/>
+        </w:rPr>
+        <w:t xml:space="preserve">Use the supplied fictional case and keep its </w:t>
+      </w:r>
+      <w:r>
+        <w:rPr>
+          <w:b/>
+        </w:rPr>
+        <w:t>input</w:t>
+      </w:r>
+      <w:r>
+        <w:rPr>
+          <w:b w:val="0"/>
+        </w:rPr>
+        <w:t xml:space="preserve">s, intermediate steps, calculation or </w:t>
+      </w:r>
+      <w:r>
+        <w:rPr>
+          <w:b/>
+        </w:rPr>
+        <w:t>prediction</w:t>
+      </w:r>
+      <w:r>
+        <w:rPr>
+          <w:b w:val="0"/>
+        </w:rPr>
+        <w:t>, and limitation. Connect this record to last week’s record; a matching answer without a trace is insufficient.</w:t>
       </w:r>
     </w:p>
     <w:tbl>
@@ -1503,8 +2634,26 @@
       </w:r>
     </w:p>
     <w:p>
-      <w:r>
-        <w:t>For the Grounded Learning Service, retain an annotated trace and the changed-case result. Name the contract or evidence that makes the deciding step valid, so another team can review it.</w:t>
+      <w:pPr>
+        <w:spacing w:line="336" w:lineRule="auto" w:after="180"/>
+      </w:pPr>
+      <w:r>
+        <w:rPr>
+          <w:b w:val="0"/>
+        </w:rPr>
+        <w:t xml:space="preserve">For the Grounded Learning Service, retain an annotated trace and the changed-case result. Name the contract or </w:t>
+      </w:r>
+      <w:r>
+        <w:rPr>
+          <w:b/>
+        </w:rPr>
+        <w:t>evidence</w:t>
+      </w:r>
+      <w:r>
+        <w:rPr>
+          <w:b w:val="0"/>
+        </w:rPr>
+        <w:t xml:space="preserve"> that makes the deciding step valid, so another team can review it.</w:t>
       </w:r>
     </w:p>
     <w:p>
@@ -1517,7 +2666,29 @@
     </w:p>
     <w:p>
       <w:r>
-        <w:t>Complete the supported workbook tasks before attempting W4 independently. Record any hints or help used. After feedback, use the teacher's fresh retry rather than copying the earlier answer. For a project, select a relevant new case, predict the outcome from the declared rule and preserve the result alongside any revision.</w:t>
+        <w:t>Use a genuinely new case for independent evidence. Previously discussed examples remain practice; use the separately named independent case before feedback.</w:t>
+      </w:r>
+    </w:p>
+    <w:p>
+      <w:pPr>
+        <w:spacing w:line="336" w:lineRule="auto" w:after="180"/>
+      </w:pPr>
+      <w:r>
+        <w:rPr>
+          <w:b w:val="0"/>
+        </w:rPr>
+        <w:t>Complete the supported workbook tasks before attempting W4 independently. Record any hints or help used. After feedback, use the teacher's fresh retry rather than copying the earlier answer.</w:t>
+      </w:r>
+    </w:p>
+    <w:p>
+      <w:pPr>
+        <w:spacing w:line="336" w:lineRule="auto" w:after="180"/>
+      </w:pPr>
+      <w:r>
+        <w:rPr>
+          <w:b w:val="0"/>
+        </w:rPr>
+        <w:t>For a project, select a relevant new case, predict the outcome from the declared rule and preserve the result alongside any revision.</w:t>
       </w:r>
     </w:p>
     <w:p>
@@ -1554,8 +2725,25 @@
       </w:r>
     </w:p>
     <w:p>
-      <w:r>
-        <w:t>For the worked scenario, propose one additional case that could reveal a failure, describe its expected outcome before running it, and explain what would need to remain fixed for a fair comparison. Do not reuse W4 as a new final test after receiving feedback.</w:t>
+      <w:pPr>
+        <w:spacing w:line="336" w:lineRule="auto" w:after="180"/>
+      </w:pPr>
+      <w:r>
+        <w:rPr>
+          <w:b w:val="0"/>
+        </w:rPr>
+        <w:t>For the worked scenario, propose one additional case that could reveal a failure, describe its expected outcome before running it, and explain what would need to remain fixed for a fair comparison.</w:t>
+      </w:r>
+    </w:p>
+    <w:p>
+      <w:pPr>
+        <w:spacing w:line="336" w:lineRule="auto" w:after="180"/>
+      </w:pPr>
+      <w:r>
+        <w:rPr>
+          <w:b w:val="0"/>
+        </w:rPr>
+        <w:t>Do not reuse W4 as a new final test after receiving feedback.</w:t>
       </w:r>
     </w:p>
     <w:p>
@@ -1592,6 +2780,11 @@
       </w:pPr>
       <w:r>
         <w:t>13. Study a complete case</w:t>
+      </w:r>
+    </w:p>
+    <w:p>
+      <w:r>
+        <w:t>Revisit the complete Queues and asynchronous work case for supported practice. Repeated examples do not become fresh assessments.</w:t>
       </w:r>
     </w:p>
     <w:p>
@@ -1695,8 +2888,26 @@
       </w:r>
     </w:p>
     <w:p>
-      <w:r>
-        <w:t>Follow the input through the stated procedure to its result. Cover the result first, predict it, then explain every intermediate step. The text/table accompanies the figure so the example can be read without colour.</w:t>
+      <w:pPr>
+        <w:spacing w:line="336" w:lineRule="auto" w:after="180"/>
+      </w:pPr>
+      <w:r>
+        <w:rPr>
+          <w:b w:val="0"/>
+        </w:rPr>
+        <w:t xml:space="preserve">Follow the </w:t>
+      </w:r>
+      <w:r>
+        <w:rPr>
+          <w:b/>
+        </w:rPr>
+        <w:t>input</w:t>
+      </w:r>
+      <w:r>
+        <w:rPr>
+          <w:b w:val="0"/>
+        </w:rPr>
+        <w:t xml:space="preserve"> through the stated procedure to its result. Cover the result first, predict it, then explain every intermediate step. The text/table accompanies the figure so the example can be read without colour.</w:t>
       </w:r>
     </w:p>
     <w:p>
@@ -1746,6 +2957,11 @@
       </w:r>
     </w:p>
     <w:p>
+      <w:r>
+        <w:t>Attempt the reserved new case before feedback. Record support; the earlier examples below remain additional practice.</w:t>
+      </w:r>
+    </w:p>
+    <w:p>
       <w:pPr>
         <w:pStyle w:val="Heading3"/>
       </w:pPr>
@@ -1754,7 +2970,14 @@
       </w:r>
     </w:p>
     <w:p>
-      <w:r>
+      <w:pPr>
+        <w:spacing w:line="336" w:lineRule="auto" w:after="180"/>
+        <w:shd w:fill="F5F1FB"/>
+      </w:pPr>
+      <w:r>
+        <w:rPr>
+          <w:b w:val="0"/>
+        </w:rPr>
         <w:t>Jobs A, B, C accepted; A completed, B failed, C pending. How many completed, and may success be claimed for all accepted?</w:t>
       </w:r>
     </w:p>
@@ -1802,7 +3025,13 @@
       </w:r>
     </w:p>
     <w:p>
-      <w:r>
+      <w:pPr>
+        <w:spacing w:line="336" w:lineRule="auto" w:after="180"/>
+      </w:pPr>
+      <w:r>
+        <w:rPr>
+          <w:b w:val="0"/>
+        </w:rPr>
         <w:t>Attempt this case before feedback. Record any help. Earlier examples below are further practice; a case already practised with feedback cannot establish fresh transfer.</w:t>
       </w:r>
     </w:p>
@@ -1815,7 +3044,14 @@
       </w:r>
     </w:p>
     <w:p>
-      <w:r>
+      <w:pPr>
+        <w:spacing w:line="336" w:lineRule="auto" w:after="180"/>
+        <w:shd w:fill="F5F1FB"/>
+      </w:pPr>
+      <w:r>
+        <w:rPr>
+          <w:b w:val="0"/>
+        </w:rPr>
         <w:t>Jobs A, B, C accepted; A completed, B failed, C pending. How many completed, and may success be claimed for all accepted?</w:t>
       </w:r>
     </w:p>
@@ -1868,7 +3104,13 @@
       </w:r>
     </w:p>
     <w:p>
-      <w:r>
+      <w:pPr>
+        <w:spacing w:line="336" w:lineRule="auto" w:after="180"/>
+      </w:pPr>
+      <w:r>
+        <w:rPr>
+          <w:b w:val="0"/>
+        </w:rPr>
         <w:t>Record support used: none, hint or teacher explanation. After feedback, a different case is needed to demonstrate independence.</w:t>
       </w:r>
     </w:p>
@@ -1881,8 +3123,25 @@
       </w:r>
     </w:p>
     <w:p>
-      <w:r>
-        <w:t>Attempt the independent case before hints. Record whether you worked alone, used a hint or followed a model. After feedback, fix the first unsupported step and explain why it changed. A later check uses a changed case, not a copied answer.</w:t>
+      <w:pPr>
+        <w:spacing w:line="336" w:lineRule="auto" w:after="180"/>
+      </w:pPr>
+      <w:r>
+        <w:rPr>
+          <w:b w:val="0"/>
+        </w:rPr>
+        <w:t>Attempt the independent case before hints. Record whether you worked alone, used a hint or followed a model. After feedback, fix the first unsupported step and explain why it changed.</w:t>
+      </w:r>
+    </w:p>
+    <w:p>
+      <w:pPr>
+        <w:spacing w:line="336" w:lineRule="auto" w:after="180"/>
+      </w:pPr>
+      <w:r>
+        <w:rPr>
+          <w:b w:val="0"/>
+        </w:rPr>
+        <w:t>A later check uses a changed case, not a copied answer.</w:t>
       </w:r>
     </w:p>
     <w:p>
@@ -1895,7 +3154,54 @@
     </w:p>
     <w:p>
       <w:r>
-        <w:t>Start with this question: Queued is not complete. A conversion service queues job J12 rather than processing it during submission.</w:t>
+        <w:t>Use this map to navigate Queues and asynchronous work, connect the goals to tasks and keep one evidence record for each attempt.</w:t>
+      </w:r>
+    </w:p>
+    <w:p>
+      <w:pPr>
+        <w:spacing w:line="336" w:lineRule="auto" w:after="180"/>
+      </w:pPr>
+      <w:r>
+        <w:rPr>
+          <w:b w:val="0"/>
+        </w:rPr>
+        <w:t xml:space="preserve">Start with this question: </w:t>
+      </w:r>
+      <w:r>
+        <w:rPr>
+          <w:b/>
+        </w:rPr>
+        <w:t>Queue</w:t>
+      </w:r>
+      <w:r>
+        <w:rPr>
+          <w:b w:val="0"/>
+        </w:rPr>
+        <w:t xml:space="preserve">d is not complete. A conversion service </w:t>
+      </w:r>
+      <w:r>
+        <w:rPr>
+          <w:b/>
+        </w:rPr>
+        <w:t>queue</w:t>
+      </w:r>
+      <w:r>
+        <w:rPr>
+          <w:b w:val="0"/>
+        </w:rPr>
+        <w:t xml:space="preserve">s job J12 rather than </w:t>
+      </w:r>
+      <w:r>
+        <w:rPr>
+          <w:b/>
+        </w:rPr>
+        <w:t>process</w:t>
+      </w:r>
+      <w:r>
+        <w:rPr>
+          <w:b w:val="0"/>
+        </w:rPr>
+        <w:t>ing it during submission.</w:t>
       </w:r>
     </w:p>
     <w:tbl>
@@ -2001,13 +3307,61 @@
       </w:tr>
     </w:tbl>
     <w:p>
-      <w:r>
-        <w:t>Remember → watch and explain → try with help → investigate → try independently → keep project evidence. Your teacher may spread this lesson across several classes.</w:t>
-      </w:r>
-    </w:p>
-    <w:p>
-      <w:r>
-        <w:t>Keep your first prediction. Compare it with what the evidence shows and explain any change.</w:t>
+      <w:pPr>
+        <w:spacing w:line="336" w:lineRule="auto" w:after="180"/>
+      </w:pPr>
+      <w:r>
+        <w:rPr>
+          <w:b w:val="0"/>
+        </w:rPr>
+        <w:t xml:space="preserve">Remember → watch and explain → try with help → investigate → try independently → keep project </w:t>
+      </w:r>
+      <w:r>
+        <w:rPr>
+          <w:b/>
+        </w:rPr>
+        <w:t>evidence</w:t>
+      </w:r>
+      <w:r>
+        <w:rPr>
+          <w:b w:val="0"/>
+        </w:rPr>
+        <w:t>. Your teacher may spread this lesson across several classes.</w:t>
+      </w:r>
+    </w:p>
+    <w:p>
+      <w:pPr>
+        <w:spacing w:line="336" w:lineRule="auto" w:after="180"/>
+      </w:pPr>
+      <w:r>
+        <w:rPr>
+          <w:b w:val="0"/>
+        </w:rPr>
+        <w:t xml:space="preserve">Keep your first </w:t>
+      </w:r>
+      <w:r>
+        <w:rPr>
+          <w:b/>
+        </w:rPr>
+        <w:t>prediction</w:t>
+      </w:r>
+      <w:r>
+        <w:rPr>
+          <w:b w:val="0"/>
+        </w:rPr>
+        <w:t xml:space="preserve">. Compare it with what the </w:t>
+      </w:r>
+      <w:r>
+        <w:rPr>
+          <w:b/>
+        </w:rPr>
+        <w:t>evidence</w:t>
+      </w:r>
+      <w:r>
+        <w:rPr>
+          <w:b w:val="0"/>
+        </w:rPr>
+        <w:t xml:space="preserve"> shows and explain any change.</w:t>
       </w:r>
     </w:p>
     <w:p>
@@ -2020,7 +3374,42 @@
     </w:p>
     <w:p>
       <w:r>
-        <w:t>Close your notes. Explain this goal in your own words: Explain the mechanism and terminology of queues and asynchronous work</w:t>
+        <w:t>Explain Queues and asynchronous work without notes, identify a remaining question and plan a later check with a changed case.</w:t>
+      </w:r>
+    </w:p>
+    <w:p>
+      <w:pPr>
+        <w:spacing w:line="336" w:lineRule="auto" w:after="180"/>
+      </w:pPr>
+      <w:r>
+        <w:rPr>
+          <w:b w:val="0"/>
+        </w:rPr>
+        <w:t xml:space="preserve">Close your notes. Explain this goal in your own words: Explain the </w:t>
+      </w:r>
+      <w:r>
+        <w:rPr>
+          <w:b/>
+        </w:rPr>
+        <w:t>mechanism</w:t>
+      </w:r>
+      <w:r>
+        <w:rPr>
+          <w:b w:val="0"/>
+        </w:rPr>
+        <w:t xml:space="preserve"> and terminology of </w:t>
+      </w:r>
+      <w:r>
+        <w:rPr>
+          <w:b/>
+        </w:rPr>
+        <w:t>queue</w:t>
+      </w:r>
+      <w:r>
+        <w:rPr>
+          <w:b w:val="0"/>
+        </w:rPr>
+        <w:t>s and asynchronous work</w:t>
       </w:r>
     </w:p>
     <w:p>
@@ -2057,13 +3446,61 @@
       </w:r>
     </w:p>
     <w:p>
-      <w:r>
-        <w:t>If you are unsure, return to the worked picture and explain one arrow. If you are ready, change an input or assumption and justify your prediction.</w:t>
-      </w:r>
-    </w:p>
-    <w:p>
-      <w:r>
-        <w:t>Save your workbook evidence. At the next review, try a different case before opening your old answer.</w:t>
+      <w:pPr>
+        <w:spacing w:line="336" w:lineRule="auto" w:after="180"/>
+      </w:pPr>
+      <w:r>
+        <w:rPr>
+          <w:b w:val="0"/>
+        </w:rPr>
+        <w:t xml:space="preserve">If you are unsure, return to the worked picture and explain one arrow. If you are ready, change an </w:t>
+      </w:r>
+      <w:r>
+        <w:rPr>
+          <w:b/>
+        </w:rPr>
+        <w:t>input</w:t>
+      </w:r>
+      <w:r>
+        <w:rPr>
+          <w:b w:val="0"/>
+        </w:rPr>
+        <w:t xml:space="preserve"> or assumption and justify your </w:t>
+      </w:r>
+      <w:r>
+        <w:rPr>
+          <w:b/>
+        </w:rPr>
+        <w:t>prediction</w:t>
+      </w:r>
+      <w:r>
+        <w:rPr>
+          <w:b w:val="0"/>
+        </w:rPr>
+        <w:t>.</w:t>
+      </w:r>
+    </w:p>
+    <w:p>
+      <w:pPr>
+        <w:spacing w:line="336" w:lineRule="auto" w:after="180"/>
+      </w:pPr>
+      <w:r>
+        <w:rPr>
+          <w:b w:val="0"/>
+        </w:rPr>
+        <w:t xml:space="preserve">Save your workbook </w:t>
+      </w:r>
+      <w:r>
+        <w:rPr>
+          <w:b/>
+        </w:rPr>
+        <w:t>evidence</w:t>
+      </w:r>
+      <w:r>
+        <w:rPr>
+          <w:b w:val="0"/>
+        </w:rPr>
+        <w:t>. At the next review, try a different case before opening your old answer.</w:t>
       </w:r>
     </w:p>
     <w:p>
@@ -2076,12 +3513,59 @@
     </w:p>
     <w:p>
       <w:r>
+        <w:t>Attempt supported questions before using hints or feedback. Review a missing building block, then keep the completed work.</w:t>
+      </w:r>
+    </w:p>
+    <w:p>
+      <w:pPr>
+        <w:spacing w:line="336" w:lineRule="auto" w:after="180"/>
+      </w:pPr>
+      <w:r>
+        <w:rPr>
+          <w:b w:val="0"/>
+        </w:rPr>
         <w:t>Use this supported practice once, in the browser or on paper. Keep the reserved independent assessment for a separate first attempt before teacher feedback.</w:t>
       </w:r>
     </w:p>
     <w:p>
-      <w:r>
-        <w:t>Queued is not complete. A conversion service queues job J12 rather than processing it during submission.</w:t>
+      <w:pPr>
+        <w:spacing w:line="336" w:lineRule="auto" w:after="180"/>
+      </w:pPr>
+      <w:r>
+        <w:rPr>
+          <w:b/>
+        </w:rPr>
+        <w:t>Queue</w:t>
+      </w:r>
+      <w:r>
+        <w:rPr>
+          <w:b w:val="0"/>
+        </w:rPr>
+        <w:t xml:space="preserve">d is not complete. A conversion service </w:t>
+      </w:r>
+      <w:r>
+        <w:rPr>
+          <w:b/>
+        </w:rPr>
+        <w:t>queue</w:t>
+      </w:r>
+      <w:r>
+        <w:rPr>
+          <w:b w:val="0"/>
+        </w:rPr>
+        <w:t xml:space="preserve">s job J12 rather than </w:t>
+      </w:r>
+      <w:r>
+        <w:rPr>
+          <w:b/>
+        </w:rPr>
+        <w:t>process</w:t>
+      </w:r>
+      <w:r>
+        <w:rPr>
+          <w:b w:val="0"/>
+        </w:rPr>
+        <w:t>ing it during submission.</w:t>
       </w:r>
     </w:p>
     <w:p>
@@ -2093,22 +3577,61 @@
       </w:r>
     </w:p>
     <w:p>
-      <w:r>
-        <w:t>Which labelled step matches this detail? Only a checked output permits succeeded status.</w:t>
-      </w:r>
-    </w:p>
-    <w:p>
-      <w:r>
+      <w:pPr>
+        <w:spacing w:line="336" w:lineRule="auto" w:after="180"/>
+      </w:pPr>
+      <w:r>
+        <w:rPr>
+          <w:b w:val="0"/>
+        </w:rPr>
+        <w:t xml:space="preserve">Which labelled step matches this detail? Only a checked </w:t>
+      </w:r>
+      <w:r>
+        <w:rPr>
+          <w:b/>
+        </w:rPr>
+        <w:t>output</w:t>
+      </w:r>
+      <w:r>
+        <w:rPr>
+          <w:b w:val="0"/>
+        </w:rPr>
+        <w:t xml:space="preserve"> permits succeeded status.</w:t>
+      </w:r>
+    </w:p>
+    <w:p>
+      <w:pPr>
+        <w:spacing w:line="336" w:lineRule="auto" w:after="180"/>
+        <w:shd w:fill="F4F9FC"/>
+      </w:pPr>
+      <w:r>
+        <w:rPr>
+          <w:b w:val="0"/>
+        </w:rPr>
         <w:t>1. Start worker</w:t>
       </w:r>
     </w:p>
     <w:p>
-      <w:r>
+      <w:pPr>
+        <w:spacing w:line="336" w:lineRule="auto" w:after="180"/>
+        <w:shd w:fill="F4F9FC"/>
+      </w:pPr>
+      <w:r>
+        <w:rPr>
+          <w:b w:val="0"/>
+        </w:rPr>
         <w:t>2. Publish checked result</w:t>
       </w:r>
     </w:p>
     <w:p>
-      <w:r>
+      <w:pPr>
+        <w:spacing w:line="336" w:lineRule="auto" w:after="180"/>
+        <w:shd w:fill="F4F9FC"/>
+      </w:pPr>
+      <w:r>
+        <w:rPr>
+          <w:b w:val="0"/>
+        </w:rPr>
         <w:t>3. Accept request</w:t>
       </w:r>
     </w:p>
@@ -2146,41 +3669,167 @@
       </w:r>
     </w:p>
     <w:p>
-      <w:r>
+      <w:pPr>
+        <w:pStyle w:val="Heading3"/>
+      </w:pPr>
+      <w:r>
+        <w:t>Hint · try first</w:t>
+      </w:r>
+    </w:p>
+    <w:p>
+      <w:pPr>
+        <w:spacing w:line="336" w:lineRule="auto" w:after="180"/>
+        <w:shd w:fill="F1F6F8"/>
+      </w:pPr>
+      <w:r>
+        <w:rPr>
+          <w:b w:val="0"/>
+        </w:rPr>
         <w:t>Hint if needed: Read the steps in the pictorial case. Match the supplied detail to the stage that performs or records it.</w:t>
       </w:r>
     </w:p>
     <w:p>
-      <w:r>
-        <w:t>After your attempt, compare with the supported explanation: Publish checked result Only a checked output permits succeeded status. Asynchronous work separates submission from completion. Honest status and a job identifier let users track that difference.</w:t>
-      </w:r>
-    </w:p>
-    <w:p>
       <w:pPr>
         <w:pStyle w:val="Heading3"/>
       </w:pPr>
       <w:r>
+        <w:t>Feedback · compare after trying</w:t>
+      </w:r>
+    </w:p>
+    <w:p>
+      <w:pPr>
+        <w:spacing w:line="336" w:lineRule="auto" w:after="180"/>
+        <w:shd w:fill="F1F6FC"/>
+      </w:pPr>
+      <w:r>
+        <w:rPr>
+          <w:b w:val="0"/>
+        </w:rPr>
+        <w:t xml:space="preserve">After your attempt, compare with the supported explanation: Publish checked result Only a checked </w:t>
+      </w:r>
+      <w:r>
+        <w:rPr>
+          <w:b/>
+        </w:rPr>
+        <w:t>output</w:t>
+      </w:r>
+      <w:r>
+        <w:rPr>
+          <w:b w:val="0"/>
+        </w:rPr>
+        <w:t xml:space="preserve"> permits succeeded status. Asynchronous work separates submission from completion.</w:t>
+      </w:r>
+    </w:p>
+    <w:p>
+      <w:pPr>
+        <w:spacing w:line="336" w:lineRule="auto" w:after="180"/>
+        <w:shd w:fill="F1F6FC"/>
+      </w:pPr>
+      <w:r>
+        <w:rPr>
+          <w:b w:val="0"/>
+        </w:rPr>
+        <w:t>Honest status and a job identifier let users track that difference.</w:t>
+      </w:r>
+    </w:p>
+    <w:p>
+      <w:pPr>
+        <w:pStyle w:val="Heading3"/>
+      </w:pPr>
+      <w:r>
         <w:t>Practice 2: explain the deciding evidence</w:t>
       </w:r>
     </w:p>
     <w:p>
-      <w:r>
-        <w:t>Changed-case practice: The worker crashes before producing checked output. Which conclusion is supported by the supplied facts?</w:t>
-      </w:r>
-    </w:p>
-    <w:p>
-      <w:r>
-        <w:t>1. We can decide the result without examining the changed input or the procedure.</w:t>
-      </w:r>
-    </w:p>
-    <w:p>
-      <w:r>
+      <w:pPr>
+        <w:pStyle w:val="Heading3"/>
+      </w:pPr>
+      <w:r>
+        <w:t>Changed case · predict first</w:t>
+      </w:r>
+    </w:p>
+    <w:p>
+      <w:pPr>
+        <w:spacing w:line="336" w:lineRule="auto" w:after="180"/>
+        <w:shd w:fill="F5F1FB"/>
+      </w:pPr>
+      <w:r>
+        <w:rPr>
+          <w:b w:val="0"/>
+        </w:rPr>
+        <w:t xml:space="preserve">Changed-case practice: The worker crashes before producing checked </w:t>
+      </w:r>
+      <w:r>
+        <w:rPr>
+          <w:b/>
+        </w:rPr>
+        <w:t>output</w:t>
+      </w:r>
+      <w:r>
+        <w:rPr>
+          <w:b w:val="0"/>
+        </w:rPr>
+        <w:t>. Which conclusion is supported by the supplied facts?</w:t>
+      </w:r>
+    </w:p>
+    <w:p>
+      <w:pPr>
+        <w:spacing w:line="336" w:lineRule="auto" w:after="180"/>
+        <w:shd w:fill="F4F9FC"/>
+      </w:pPr>
+      <w:r>
+        <w:rPr>
+          <w:b w:val="0"/>
+        </w:rPr>
+        <w:t xml:space="preserve">1. We can decide the result without examining the changed </w:t>
+      </w:r>
+      <w:r>
+        <w:rPr>
+          <w:b/>
+        </w:rPr>
+        <w:t>input</w:t>
+      </w:r>
+      <w:r>
+        <w:rPr>
+          <w:b w:val="0"/>
+        </w:rPr>
+        <w:t xml:space="preserve"> or the procedure.</w:t>
+      </w:r>
+    </w:p>
+    <w:p>
+      <w:pPr>
+        <w:spacing w:line="336" w:lineRule="auto" w:after="180"/>
+        <w:shd w:fill="F4F9FC"/>
+      </w:pPr>
+      <w:r>
+        <w:rPr>
+          <w:b w:val="0"/>
+        </w:rPr>
         <w:t>2. The job is failed or awaiting a controlled retry, not succeeded.</w:t>
       </w:r>
     </w:p>
     <w:p>
-      <w:r>
-        <w:t>3. This one example guarantees correct results for every future input.</w:t>
+      <w:pPr>
+        <w:spacing w:line="336" w:lineRule="auto" w:after="180"/>
+        <w:shd w:fill="F4F9FC"/>
+      </w:pPr>
+      <w:r>
+        <w:rPr>
+          <w:b w:val="0"/>
+        </w:rPr>
+        <w:t xml:space="preserve">3. This one example guarantees correct results for every future </w:t>
+      </w:r>
+      <w:r>
+        <w:rPr>
+          <w:b/>
+        </w:rPr>
+        <w:t>input</w:t>
+      </w:r>
+      <w:r>
+        <w:rPr>
+          <w:b w:val="0"/>
+        </w:rPr>
+        <w:t>.</w:t>
       </w:r>
     </w:p>
     <w:p>
@@ -2217,36 +3866,188 @@
       </w:r>
     </w:p>
     <w:p>
-      <w:r>
+      <w:pPr>
+        <w:pStyle w:val="Heading3"/>
+      </w:pPr>
+      <w:r>
+        <w:t>Hint · try first</w:t>
+      </w:r>
+    </w:p>
+    <w:p>
+      <w:pPr>
+        <w:spacing w:line="336" w:lineRule="auto" w:after="180"/>
+        <w:shd w:fill="F1F6F8"/>
+      </w:pPr>
+      <w:r>
+        <w:rPr>
+          <w:b w:val="0"/>
+        </w:rPr>
         <w:t>Hint if needed: Use the changed condition and the deciding step in the pictorial trace. The answer must say what follows from those facts.</w:t>
       </w:r>
     </w:p>
     <w:p>
-      <w:r>
-        <w:t>After your attempt, compare with the supported explanation: The job is failed or awaiting a controlled retry, not succeeded. Receipt is not evidence that conversion finished.</w:t>
-      </w:r>
-    </w:p>
-    <w:p>
       <w:pPr>
         <w:pStyle w:val="Heading3"/>
       </w:pPr>
       <w:r>
+        <w:t>Feedback · compare after trying</w:t>
+      </w:r>
+    </w:p>
+    <w:p>
+      <w:pPr>
+        <w:spacing w:line="336" w:lineRule="auto" w:after="180"/>
+        <w:shd w:fill="F1F6FC"/>
+      </w:pPr>
+      <w:r>
+        <w:rPr>
+          <w:b w:val="0"/>
+        </w:rPr>
+        <w:t xml:space="preserve">After your attempt, compare with the supported explanation: The job is failed or awaiting a controlled retry, not succeeded. Receipt is not </w:t>
+      </w:r>
+      <w:r>
+        <w:rPr>
+          <w:b/>
+        </w:rPr>
+        <w:t>evidence</w:t>
+      </w:r>
+      <w:r>
+        <w:rPr>
+          <w:b w:val="0"/>
+        </w:rPr>
+        <w:t xml:space="preserve"> that conversion finished.</w:t>
+      </w:r>
+    </w:p>
+    <w:p>
+      <w:pPr>
+        <w:pStyle w:val="Heading3"/>
+      </w:pPr>
+      <w:r>
         <w:t>Repair a missing building block</w:t>
       </w:r>
     </w:p>
     <w:p>
-      <w:r>
-        <w:t>Review Caching and stale information (ai-6/21). Goal: Explain the mechanism and terminology of caching and stale information. Short practice: Identify the version mismatch in the cached 09:00 answer. What should the first version-5 request return, and what permits a later version-5 cache hit?. Return to this week and explain what you changed.</w:t>
-      </w:r>
-    </w:p>
-    <w:p>
-      <w:r>
-        <w:t>Review Sandboxing and resource limits (ai-6/19). Goal: Explain the mechanism and terminology of sandboxing and resource limits. Short practice: Check A against both resource limits and B against network isolation. Why must A stop after three seconds even if its output remains only 2 MB?. Return to this week and explain what you changed.</w:t>
-      </w:r>
-    </w:p>
-    <w:p>
-      <w:r>
-        <w:t>Review Timeouts retries and cancellation (ai-6/16). Goal: Explain the mechanism and terminology of timeouts retries and cancellation. Short practice: Calculate waiting time for a one-second timeout followed by a 0.4-second success. What changes if cancellation arrives after the first attempt but before the retry?. Return to this week and explain what you changed.</w:t>
+      <w:pPr>
+        <w:spacing w:line="336" w:lineRule="auto" w:after="180"/>
+      </w:pPr>
+      <w:r>
+        <w:rPr>
+          <w:b w:val="0"/>
+        </w:rPr>
+        <w:t xml:space="preserve">Review Caching and stale information (ai-6/21). Goal: Explain the </w:t>
+      </w:r>
+      <w:r>
+        <w:rPr>
+          <w:b/>
+        </w:rPr>
+        <w:t>mechanism</w:t>
+      </w:r>
+      <w:r>
+        <w:rPr>
+          <w:b w:val="0"/>
+        </w:rPr>
+        <w:t xml:space="preserve"> and terminology of caching and stale information. Short practice: Identify the version mismatch in the cached 09:00 answer.</w:t>
+      </w:r>
+    </w:p>
+    <w:p>
+      <w:pPr>
+        <w:spacing w:line="336" w:lineRule="auto" w:after="180"/>
+      </w:pPr>
+      <w:r>
+        <w:rPr>
+          <w:b w:val="0"/>
+        </w:rPr>
+        <w:t>What should the first version-5 request return, and what permits a later version-5 cache hit?. Return to this week and explain what you changed.</w:t>
+      </w:r>
+    </w:p>
+    <w:p>
+      <w:pPr>
+        <w:spacing w:line="336" w:lineRule="auto" w:after="180"/>
+      </w:pPr>
+      <w:r>
+        <w:rPr>
+          <w:b w:val="0"/>
+        </w:rPr>
+        <w:t xml:space="preserve">Review Sandboxing and resource limits (ai-6/19). Goal: Explain the </w:t>
+      </w:r>
+      <w:r>
+        <w:rPr>
+          <w:b/>
+        </w:rPr>
+        <w:t>mechanism</w:t>
+      </w:r>
+      <w:r>
+        <w:rPr>
+          <w:b w:val="0"/>
+        </w:rPr>
+        <w:t xml:space="preserve"> and terminology of sandboxing and resource limits. Short practice: Check A against both resource limits and B against network isolation.</w:t>
+      </w:r>
+    </w:p>
+    <w:p>
+      <w:pPr>
+        <w:spacing w:line="336" w:lineRule="auto" w:after="180"/>
+      </w:pPr>
+      <w:r>
+        <w:rPr>
+          <w:b w:val="0"/>
+        </w:rPr>
+        <w:t xml:space="preserve">Why must A stop after three seconds even if its </w:t>
+      </w:r>
+      <w:r>
+        <w:rPr>
+          <w:b/>
+        </w:rPr>
+        <w:t>output</w:t>
+      </w:r>
+      <w:r>
+        <w:rPr>
+          <w:b w:val="0"/>
+        </w:rPr>
+        <w:t xml:space="preserve"> remains only 2 MB?. Return to this week and explain what you changed.</w:t>
+      </w:r>
+    </w:p>
+    <w:p>
+      <w:pPr>
+        <w:spacing w:line="336" w:lineRule="auto" w:after="180"/>
+      </w:pPr>
+      <w:r>
+        <w:rPr>
+          <w:b w:val="0"/>
+        </w:rPr>
+        <w:t xml:space="preserve">Review Timeouts retries and cancellation (ai-6/16). Goal: Explain the </w:t>
+      </w:r>
+      <w:r>
+        <w:rPr>
+          <w:b/>
+        </w:rPr>
+        <w:t>mechanism</w:t>
+      </w:r>
+      <w:r>
+        <w:rPr>
+          <w:b w:val="0"/>
+        </w:rPr>
+        <w:t xml:space="preserve"> and terminology of timeouts retries and cancellation.</w:t>
+      </w:r>
+    </w:p>
+    <w:p>
+      <w:pPr>
+        <w:spacing w:line="336" w:lineRule="auto" w:after="180"/>
+      </w:pPr>
+      <w:r>
+        <w:rPr>
+          <w:b w:val="0"/>
+        </w:rPr>
+        <w:t>Short practice: Calculate waiting time for a one-second timeout followed by a 0.4-second success. What changes if cancellation arrives after the first attempt but before the retry?.</w:t>
+      </w:r>
+    </w:p>
+    <w:p>
+      <w:pPr>
+        <w:spacing w:line="336" w:lineRule="auto" w:after="180"/>
+      </w:pPr>
+      <w:r>
+        <w:rPr>
+          <w:b w:val="0"/>
+        </w:rPr>
+        <w:t>Return to this week and explain what you changed.</w:t>
       </w:r>
     </w:p>
     <w:p>
@@ -2258,8 +4059,758 @@
       </w:r>
     </w:p>
     <w:p>
-      <w:r>
-        <w:t>Use Download completed work in the hosted lesson to export your answers, reflections, practice feedback and code-run evidence. Open the HTML copy to read or print it. Drafts stay in this browser when storage is available; clear drafts on a shared device.</w:t>
+      <w:pPr>
+        <w:spacing w:line="336" w:lineRule="auto" w:after="180"/>
+      </w:pPr>
+      <w:r>
+        <w:rPr>
+          <w:b w:val="0"/>
+        </w:rPr>
+        <w:t xml:space="preserve">Use Download completed work in the hosted lesson to export your answers, reflections, practice feedback and code-run </w:t>
+      </w:r>
+      <w:r>
+        <w:rPr>
+          <w:b/>
+        </w:rPr>
+        <w:t>evidence</w:t>
+      </w:r>
+      <w:r>
+        <w:rPr>
+          <w:b w:val="0"/>
+        </w:rPr>
+        <w:t>. Open the HTML copy to read or print it.</w:t>
+      </w:r>
+    </w:p>
+    <w:p>
+      <w:pPr>
+        <w:spacing w:line="336" w:lineRule="auto" w:after="180"/>
+      </w:pPr>
+      <w:r>
+        <w:rPr>
+          <w:b w:val="0"/>
+        </w:rPr>
+        <w:t>Drafts stay in this browser when storage is available; clear drafts on a shared device.</w:t>
+      </w:r>
+    </w:p>
+    <w:p>
+      <w:pPr>
+        <w:pStyle w:val="Heading1"/>
+      </w:pPr>
+      <w:r>
+        <w:t>18. Visual concept journey</w:t>
+      </w:r>
+    </w:p>
+    <w:p>
+      <w:r>
+        <w:t>Explain each Queues and asynchronous work graphic using its labels, deciding evidence and relevant limitation.</w:t>
+      </w:r>
+    </w:p>
+    <w:p>
+      <w:pPr>
+        <w:pStyle w:val="Heading3"/>
+      </w:pPr>
+      <w:r>
+        <w:t>01. Queues and asynchronous work: the case</w:t>
+      </w:r>
+    </w:p>
+    <w:p>
+      <w:r>
+        <w:drawing>
+          <wp:inline xmlns:a="http://schemas.openxmlformats.org/drawingml/2006/main" xmlns:pic="http://schemas.openxmlformats.org/drawingml/2006/picture">
+            <wp:extent cx="5486400" cy="2834640"/>
+            <wp:docPr id="2" name="Picture 2" descr="Queued is not complete. A conversion service queues job J12 rather than processing it during submission. Supplied facts: States: queued, running, succeeded, failed. Submission returns J12 with queued status."/>
+            <wp:cNvGraphicFramePr>
+              <a:graphicFrameLocks noChangeAspect="1"/>
+            </wp:cNvGraphicFramePr>
+            <a:graphic>
+              <a:graphicData uri="http://schemas.openxmlformats.org/drawingml/2006/picture">
+                <pic:pic>
+                  <pic:nvPicPr>
+                    <pic:cNvPr id="0" name="academy-story-ai-6-22-01.png"/>
+                    <pic:cNvPicPr/>
+                  </pic:nvPicPr>
+                  <pic:blipFill>
+                    <a:blip r:embed="rId10"/>
+                    <a:stretch>
+                      <a:fillRect/>
+                    </a:stretch>
+                  </pic:blipFill>
+                  <pic:spPr>
+                    <a:xfrm>
+                      <a:off x="0" y="0"/>
+                      <a:ext cx="5486400" cy="2834640"/>
+                    </a:xfrm>
+                    <a:prstGeom prst="rect"/>
+                  </pic:spPr>
+                </pic:pic>
+              </a:graphicData>
+            </a:graphic>
+          </wp:inline>
+        </w:drawing>
+      </w:r>
+    </w:p>
+    <w:p>
+      <w:pPr>
+        <w:spacing w:line="336" w:lineRule="auto" w:after="180"/>
+      </w:pPr>
+      <w:r>
+        <w:rPr>
+          <w:b/>
+        </w:rPr>
+        <w:t>Queue</w:t>
+      </w:r>
+      <w:r>
+        <w:rPr>
+          <w:b w:val="0"/>
+        </w:rPr>
+        <w:t xml:space="preserve">d is not complete. A conversion service </w:t>
+      </w:r>
+      <w:r>
+        <w:rPr>
+          <w:b/>
+        </w:rPr>
+        <w:t>queue</w:t>
+      </w:r>
+      <w:r>
+        <w:rPr>
+          <w:b w:val="0"/>
+        </w:rPr>
+        <w:t xml:space="preserve">s job J12 rather than </w:t>
+      </w:r>
+      <w:r>
+        <w:rPr>
+          <w:b/>
+        </w:rPr>
+        <w:t>process</w:t>
+      </w:r>
+      <w:r>
+        <w:rPr>
+          <w:b w:val="0"/>
+        </w:rPr>
+        <w:t xml:space="preserve">ing it during submission. Supplied facts: States: </w:t>
+      </w:r>
+      <w:r>
+        <w:rPr>
+          <w:b/>
+        </w:rPr>
+        <w:t>queue</w:t>
+      </w:r>
+      <w:r>
+        <w:rPr>
+          <w:b w:val="0"/>
+        </w:rPr>
+        <w:t xml:space="preserve">d, running, succeeded, failed. Submission returns J12 with </w:t>
+      </w:r>
+      <w:r>
+        <w:rPr>
+          <w:b/>
+        </w:rPr>
+        <w:t>queue</w:t>
+      </w:r>
+      <w:r>
+        <w:rPr>
+          <w:b w:val="0"/>
+        </w:rPr>
+        <w:t>d status.</w:t>
+      </w:r>
+    </w:p>
+    <w:p>
+      <w:pPr>
+        <w:spacing w:line="336" w:lineRule="auto" w:after="180"/>
+        <w:shd w:fill="F5F1FB"/>
+      </w:pPr>
+      <w:r>
+        <w:rPr>
+          <w:b w:val="0"/>
+        </w:rPr>
+        <w:t>Point to the given fact that matters most. Explain why it matters.</w:t>
+      </w:r>
+    </w:p>
+    <w:p>
+      <w:pPr>
+        <w:pStyle w:val="Heading3"/>
+      </w:pPr>
+      <w:r>
+        <w:t>02. Follow the deciding steps</w:t>
+      </w:r>
+    </w:p>
+    <w:p>
+      <w:r>
+        <w:drawing>
+          <wp:inline xmlns:a="http://schemas.openxmlformats.org/drawingml/2006/main" xmlns:pic="http://schemas.openxmlformats.org/drawingml/2006/picture">
+            <wp:extent cx="5486400" cy="3182112"/>
+            <wp:docPr id="3" name="Picture 3" descr="Accept request: J12 acknowledges receipt, not completed conversion. → Start worker: The worker marks J12 running before processing. → Publish checked result: Only a checked output permits succeeded status."/>
+            <wp:cNvGraphicFramePr>
+              <a:graphicFrameLocks noChangeAspect="1"/>
+            </wp:cNvGraphicFramePr>
+            <a:graphic>
+              <a:graphicData uri="http://schemas.openxmlformats.org/drawingml/2006/picture">
+                <pic:pic>
+                  <pic:nvPicPr>
+                    <pic:cNvPr id="0" name="academy-story-ai-6-22-02.png"/>
+                    <pic:cNvPicPr/>
+                  </pic:nvPicPr>
+                  <pic:blipFill>
+                    <a:blip r:embed="rId11"/>
+                    <a:stretch>
+                      <a:fillRect/>
+                    </a:stretch>
+                  </pic:blipFill>
+                  <pic:spPr>
+                    <a:xfrm>
+                      <a:off x="0" y="0"/>
+                      <a:ext cx="5486400" cy="3182112"/>
+                    </a:xfrm>
+                    <a:prstGeom prst="rect"/>
+                  </pic:spPr>
+                </pic:pic>
+              </a:graphicData>
+            </a:graphic>
+          </wp:inline>
+        </w:drawing>
+      </w:r>
+    </w:p>
+    <w:p>
+      <w:pPr>
+        <w:spacing w:line="336" w:lineRule="auto" w:after="180"/>
+      </w:pPr>
+      <w:r>
+        <w:rPr>
+          <w:b w:val="0"/>
+        </w:rPr>
+        <w:t xml:space="preserve">Accept request: J12 acknowledges receipt, not completed conversion. → Start worker: The worker marks J12 running before </w:t>
+      </w:r>
+      <w:r>
+        <w:rPr>
+          <w:b/>
+        </w:rPr>
+        <w:t>process</w:t>
+      </w:r>
+      <w:r>
+        <w:rPr>
+          <w:b w:val="0"/>
+        </w:rPr>
+        <w:t xml:space="preserve">ing. → Publish checked result: Only a checked </w:t>
+      </w:r>
+      <w:r>
+        <w:rPr>
+          <w:b/>
+        </w:rPr>
+        <w:t>output</w:t>
+      </w:r>
+      <w:r>
+        <w:rPr>
+          <w:b w:val="0"/>
+        </w:rPr>
+        <w:t xml:space="preserve"> permits succeeded status.</w:t>
+      </w:r>
+    </w:p>
+    <w:p>
+      <w:pPr>
+        <w:spacing w:line="336" w:lineRule="auto" w:after="180"/>
+        <w:shd w:fill="F5F1FB"/>
+      </w:pPr>
+      <w:r>
+        <w:rPr>
+          <w:b w:val="0"/>
+        </w:rPr>
+        <w:t xml:space="preserve">Point to each numbered stage and explain which recorded </w:t>
+      </w:r>
+      <w:r>
+        <w:rPr>
+          <w:b/>
+        </w:rPr>
+        <w:t>input</w:t>
+      </w:r>
+      <w:r>
+        <w:rPr>
+          <w:b w:val="0"/>
+        </w:rPr>
+        <w:t xml:space="preserve"> it uses.</w:t>
+      </w:r>
+    </w:p>
+    <w:p>
+      <w:pPr>
+        <w:pStyle w:val="Heading3"/>
+      </w:pPr>
+      <w:r>
+        <w:t>03. Queues and asynchronous work — evidence trace</w:t>
+      </w:r>
+    </w:p>
+    <w:p>
+      <w:r>
+        <w:drawing>
+          <wp:inline xmlns:a="http://schemas.openxmlformats.org/drawingml/2006/main" xmlns:pic="http://schemas.openxmlformats.org/drawingml/2006/picture">
+            <wp:extent cx="5486400" cy="2996184"/>
+            <wp:docPr id="4" name="Picture 4" descr="Queues and asynchronous work — evidence trace. Worker commits job J then crashes before queue acknowledgement. J is delivered again. | A queued job is pending, running, completed or failed. Acknowledge only after the declared durable completion step. A repeated completed ID returns its prior result; unknown status needs reconciliation. | Consult durable job status; return committed result and acknowledge without repeating the effect. Delivery count is not effect count."/>
+            <wp:cNvGraphicFramePr>
+              <a:graphicFrameLocks noChangeAspect="1"/>
+            </wp:cNvGraphicFramePr>
+            <a:graphic>
+              <a:graphicData uri="http://schemas.openxmlformats.org/drawingml/2006/picture">
+                <pic:pic>
+                  <pic:nvPicPr>
+                    <pic:cNvPr id="0" name="academy-story-ai-6-22-03.png"/>
+                    <pic:cNvPicPr/>
+                  </pic:nvPicPr>
+                  <pic:blipFill>
+                    <a:blip r:embed="rId12"/>
+                    <a:stretch>
+                      <a:fillRect/>
+                    </a:stretch>
+                  </pic:blipFill>
+                  <pic:spPr>
+                    <a:xfrm>
+                      <a:off x="0" y="0"/>
+                      <a:ext cx="5486400" cy="2996184"/>
+                    </a:xfrm>
+                    <a:prstGeom prst="rect"/>
+                  </pic:spPr>
+                </pic:pic>
+              </a:graphicData>
+            </a:graphic>
+          </wp:inline>
+        </w:drawing>
+      </w:r>
+    </w:p>
+    <w:p>
+      <w:pPr>
+        <w:spacing w:line="336" w:lineRule="auto" w:after="180"/>
+      </w:pPr>
+      <w:r>
+        <w:rPr>
+          <w:b/>
+        </w:rPr>
+        <w:t>Queue</w:t>
+      </w:r>
+      <w:r>
+        <w:rPr>
+          <w:b w:val="0"/>
+        </w:rPr>
+        <w:t xml:space="preserve">s and asynchronous work — </w:t>
+      </w:r>
+      <w:r>
+        <w:rPr>
+          <w:b/>
+        </w:rPr>
+        <w:t>evidence</w:t>
+      </w:r>
+      <w:r>
+        <w:rPr>
+          <w:b w:val="0"/>
+        </w:rPr>
+        <w:t xml:space="preserve"> trace. Worker commits job J then crashes before </w:t>
+      </w:r>
+      <w:r>
+        <w:rPr>
+          <w:b/>
+        </w:rPr>
+        <w:t>queue</w:t>
+      </w:r>
+      <w:r>
+        <w:rPr>
+          <w:b w:val="0"/>
+        </w:rPr>
+        <w:t xml:space="preserve"> </w:t>
+      </w:r>
+      <w:r>
+        <w:rPr>
+          <w:b/>
+        </w:rPr>
+        <w:t>acknowledgement</w:t>
+      </w:r>
+      <w:r>
+        <w:rPr>
+          <w:b w:val="0"/>
+        </w:rPr>
+        <w:t xml:space="preserve">. J is delivered again. | A </w:t>
+      </w:r>
+      <w:r>
+        <w:rPr>
+          <w:b/>
+        </w:rPr>
+        <w:t>queue</w:t>
+      </w:r>
+      <w:r>
+        <w:rPr>
+          <w:b w:val="0"/>
+        </w:rPr>
+        <w:t>d job is pending, running, completed or failed.</w:t>
+      </w:r>
+    </w:p>
+    <w:p>
+      <w:pPr>
+        <w:spacing w:line="336" w:lineRule="auto" w:after="180"/>
+      </w:pPr>
+      <w:r>
+        <w:rPr>
+          <w:b w:val="0"/>
+        </w:rPr>
+        <w:t>Acknowledge only after the declared durable completion step.</w:t>
+      </w:r>
+    </w:p>
+    <w:p>
+      <w:pPr>
+        <w:spacing w:line="336" w:lineRule="auto" w:after="180"/>
+      </w:pPr>
+      <w:r>
+        <w:rPr>
+          <w:b w:val="0"/>
+        </w:rPr>
+        <w:t>A repeated completed ID returns its prior result; unknown status needs reconciliation. | Consult durable job status; return committed result and acknowledge without repeating the effect. Delivery count is not effect count.</w:t>
+      </w:r>
+    </w:p>
+    <w:p>
+      <w:pPr>
+        <w:spacing w:line="336" w:lineRule="auto" w:after="180"/>
+        <w:shd w:fill="F5F1FB"/>
+      </w:pPr>
+      <w:r>
+        <w:rPr>
+          <w:b w:val="0"/>
+        </w:rPr>
+        <w:t>Read the labels and values. Explain the relationship the model shows.</w:t>
+      </w:r>
+    </w:p>
+    <w:p>
+      <w:pPr>
+        <w:pStyle w:val="Heading3"/>
+      </w:pPr>
+      <w:r>
+        <w:t>04. Change one thing. Trace what follows.</w:t>
+      </w:r>
+    </w:p>
+    <w:p>
+      <w:r>
+        <w:drawing>
+          <wp:inline xmlns:a="http://schemas.openxmlformats.org/drawingml/2006/main" xmlns:pic="http://schemas.openxmlformats.org/drawingml/2006/picture">
+            <wp:extent cx="5486400" cy="3026664"/>
+            <wp:docPr id="5" name="Picture 5" descr="Original case: Only a checked output permits succeeded status. Changed condition: The worker crashes before producing checked output. Expected result: The job is failed or awaiting a controlled retry, not succeeded. Reason: Receipt is not evidence that conversion finished."/>
+            <wp:cNvGraphicFramePr>
+              <a:graphicFrameLocks noChangeAspect="1"/>
+            </wp:cNvGraphicFramePr>
+            <a:graphic>
+              <a:graphicData uri="http://schemas.openxmlformats.org/drawingml/2006/picture">
+                <pic:pic>
+                  <pic:nvPicPr>
+                    <pic:cNvPr id="0" name="academy-story-ai-6-22-04.png"/>
+                    <pic:cNvPicPr/>
+                  </pic:nvPicPr>
+                  <pic:blipFill>
+                    <a:blip r:embed="rId13"/>
+                    <a:stretch>
+                      <a:fillRect/>
+                    </a:stretch>
+                  </pic:blipFill>
+                  <pic:spPr>
+                    <a:xfrm>
+                      <a:off x="0" y="0"/>
+                      <a:ext cx="5486400" cy="3026664"/>
+                    </a:xfrm>
+                    <a:prstGeom prst="rect"/>
+                  </pic:spPr>
+                </pic:pic>
+              </a:graphicData>
+            </a:graphic>
+          </wp:inline>
+        </w:drawing>
+      </w:r>
+    </w:p>
+    <w:p>
+      <w:pPr>
+        <w:spacing w:line="336" w:lineRule="auto" w:after="180"/>
+      </w:pPr>
+      <w:r>
+        <w:rPr>
+          <w:b w:val="0"/>
+        </w:rPr>
+        <w:t xml:space="preserve">Original case: Only a checked </w:t>
+      </w:r>
+      <w:r>
+        <w:rPr>
+          <w:b/>
+        </w:rPr>
+        <w:t>output</w:t>
+      </w:r>
+      <w:r>
+        <w:rPr>
+          <w:b w:val="0"/>
+        </w:rPr>
+        <w:t xml:space="preserve"> permits succeeded status. Changed condition: The worker crashes before producing checked </w:t>
+      </w:r>
+      <w:r>
+        <w:rPr>
+          <w:b/>
+        </w:rPr>
+        <w:t>output</w:t>
+      </w:r>
+      <w:r>
+        <w:rPr>
+          <w:b w:val="0"/>
+        </w:rPr>
+        <w:t>. Expected result: The job is failed or awaiting a controlled retry, not succeeded.</w:t>
+      </w:r>
+    </w:p>
+    <w:p>
+      <w:pPr>
+        <w:spacing w:line="336" w:lineRule="auto" w:after="180"/>
+      </w:pPr>
+      <w:r>
+        <w:rPr>
+          <w:b w:val="0"/>
+        </w:rPr>
+        <w:t xml:space="preserve">Reason: Receipt is not </w:t>
+      </w:r>
+      <w:r>
+        <w:rPr>
+          <w:b/>
+        </w:rPr>
+        <w:t>evidence</w:t>
+      </w:r>
+      <w:r>
+        <w:rPr>
+          <w:b w:val="0"/>
+        </w:rPr>
+        <w:t xml:space="preserve"> that conversion finished.</w:t>
+      </w:r>
+    </w:p>
+    <w:p>
+      <w:pPr>
+        <w:spacing w:line="336" w:lineRule="auto" w:after="180"/>
+        <w:shd w:fill="F5F1FB"/>
+      </w:pPr>
+      <w:r>
+        <w:rPr>
+          <w:b w:val="0"/>
+        </w:rPr>
+        <w:t>Predict before checking the worked changed-case result. Name what changed and what the supplied facts allow you to conclude.</w:t>
+      </w:r>
+    </w:p>
+    <w:p>
+      <w:pPr>
+        <w:pStyle w:val="Heading3"/>
+      </w:pPr>
+      <w:r>
+        <w:t>05. Connect the explanation to its limit</w:t>
+      </w:r>
+    </w:p>
+    <w:p>
+      <w:r>
+        <w:drawing>
+          <wp:inline xmlns:a="http://schemas.openxmlformats.org/drawingml/2006/main" xmlns:pic="http://schemas.openxmlformats.org/drawingml/2006/picture">
+            <wp:extent cx="5486400" cy="2834640"/>
+            <wp:docPr id="6" name="Picture 6" descr="Asynchronous work separates submission from completion. Honest status and a job identifier let users track that difference. Limit: Queue delivery and duplicate handling need their own policies; this sequence does not guarantee completion."/>
+            <wp:cNvGraphicFramePr>
+              <a:graphicFrameLocks noChangeAspect="1"/>
+            </wp:cNvGraphicFramePr>
+            <a:graphic>
+              <a:graphicData uri="http://schemas.openxmlformats.org/drawingml/2006/picture">
+                <pic:pic>
+                  <pic:nvPicPr>
+                    <pic:cNvPr id="0" name="academy-story-ai-6-22-05.png"/>
+                    <pic:cNvPicPr/>
+                  </pic:nvPicPr>
+                  <pic:blipFill>
+                    <a:blip r:embed="rId14"/>
+                    <a:stretch>
+                      <a:fillRect/>
+                    </a:stretch>
+                  </pic:blipFill>
+                  <pic:spPr>
+                    <a:xfrm>
+                      <a:off x="0" y="0"/>
+                      <a:ext cx="5486400" cy="2834640"/>
+                    </a:xfrm>
+                    <a:prstGeom prst="rect"/>
+                  </pic:spPr>
+                </pic:pic>
+              </a:graphicData>
+            </a:graphic>
+          </wp:inline>
+        </w:drawing>
+      </w:r>
+    </w:p>
+    <w:p>
+      <w:pPr>
+        <w:spacing w:line="336" w:lineRule="auto" w:after="180"/>
+      </w:pPr>
+      <w:r>
+        <w:rPr>
+          <w:b w:val="0"/>
+        </w:rPr>
+        <w:t>Asynchronous work separates submission from completion. Honest status and a job identifier let users track that difference.</w:t>
+      </w:r>
+    </w:p>
+    <w:p>
+      <w:pPr>
+        <w:spacing w:line="336" w:lineRule="auto" w:after="180"/>
+      </w:pPr>
+      <w:r>
+        <w:rPr>
+          <w:b w:val="0"/>
+        </w:rPr>
+        <w:t xml:space="preserve">Limit: </w:t>
+      </w:r>
+      <w:r>
+        <w:rPr>
+          <w:b/>
+        </w:rPr>
+        <w:t>Queue</w:t>
+      </w:r>
+      <w:r>
+        <w:rPr>
+          <w:b w:val="0"/>
+        </w:rPr>
+        <w:t xml:space="preserve"> delivery and duplicate handling need their own policies; this sequence does not guarantee completion.</w:t>
+      </w:r>
+    </w:p>
+    <w:p>
+      <w:pPr>
+        <w:spacing w:line="336" w:lineRule="auto" w:after="180"/>
+        <w:shd w:fill="F5F1FB"/>
+      </w:pPr>
+      <w:r>
+        <w:rPr>
+          <w:b w:val="0"/>
+        </w:rPr>
+        <w:t>Explain the case, then point to a limit on the claim.</w:t>
+      </w:r>
+    </w:p>
+    <w:p>
+      <w:pPr>
+        <w:pStyle w:val="Heading3"/>
+      </w:pPr>
+      <w:r>
+        <w:t>06. Make the idea visible in your project</w:t>
+      </w:r>
+    </w:p>
+    <w:p>
+      <w:r>
+        <w:drawing>
+          <wp:inline xmlns:a="http://schemas.openxmlformats.org/drawingml/2006/main" xmlns:pic="http://schemas.openxmlformats.org/drawingml/2006/picture">
+            <wp:extent cx="5486400" cy="3529584"/>
+            <wp:docPr id="7" name="Picture 7" descr="For the Grounded Learning Service, retain an annotated trace and the changed-case result. Name the contract or evidence that makes the deciding step valid, so another team can review it. Draw your input, deciding step, result and limit. Supported question: Explain what the queued J12 submission response proves and what it does not. Which event permits succeeded status, and what status is honest after a worker crash?"/>
+            <wp:cNvGraphicFramePr>
+              <a:graphicFrameLocks noChangeAspect="1"/>
+            </wp:cNvGraphicFramePr>
+            <a:graphic>
+              <a:graphicData uri="http://schemas.openxmlformats.org/drawingml/2006/picture">
+                <pic:pic>
+                  <pic:nvPicPr>
+                    <pic:cNvPr id="0" name="academy-story-ai-6-22-06.png"/>
+                    <pic:cNvPicPr/>
+                  </pic:nvPicPr>
+                  <pic:blipFill>
+                    <a:blip r:embed="rId15"/>
+                    <a:stretch>
+                      <a:fillRect/>
+                    </a:stretch>
+                  </pic:blipFill>
+                  <pic:spPr>
+                    <a:xfrm>
+                      <a:off x="0" y="0"/>
+                      <a:ext cx="5486400" cy="3529584"/>
+                    </a:xfrm>
+                    <a:prstGeom prst="rect"/>
+                  </pic:spPr>
+                </pic:pic>
+              </a:graphicData>
+            </a:graphic>
+          </wp:inline>
+        </w:drawing>
+      </w:r>
+    </w:p>
+    <w:p>
+      <w:pPr>
+        <w:spacing w:line="336" w:lineRule="auto" w:after="180"/>
+      </w:pPr>
+      <w:r>
+        <w:rPr>
+          <w:b w:val="0"/>
+        </w:rPr>
+        <w:t xml:space="preserve">For the Grounded Learning Service, retain an annotated trace and the changed-case result. Name the contract or </w:t>
+      </w:r>
+      <w:r>
+        <w:rPr>
+          <w:b/>
+        </w:rPr>
+        <w:t>evidence</w:t>
+      </w:r>
+      <w:r>
+        <w:rPr>
+          <w:b w:val="0"/>
+        </w:rPr>
+        <w:t xml:space="preserve"> that makes the deciding step valid, so another team can review it.</w:t>
+      </w:r>
+    </w:p>
+    <w:p>
+      <w:pPr>
+        <w:spacing w:line="336" w:lineRule="auto" w:after="180"/>
+      </w:pPr>
+      <w:r>
+        <w:rPr>
+          <w:b w:val="0"/>
+        </w:rPr>
+        <w:t xml:space="preserve">Draw your </w:t>
+      </w:r>
+      <w:r>
+        <w:rPr>
+          <w:b/>
+        </w:rPr>
+        <w:t>input</w:t>
+      </w:r>
+      <w:r>
+        <w:rPr>
+          <w:b w:val="0"/>
+        </w:rPr>
+        <w:t xml:space="preserve">, deciding step, result and limit. Supported question: Explain what the </w:t>
+      </w:r>
+      <w:r>
+        <w:rPr>
+          <w:b/>
+        </w:rPr>
+        <w:t>queue</w:t>
+      </w:r>
+      <w:r>
+        <w:rPr>
+          <w:b w:val="0"/>
+        </w:rPr>
+        <w:t>d J12 submission response proves and what it does not.</w:t>
+      </w:r>
+    </w:p>
+    <w:p>
+      <w:pPr>
+        <w:spacing w:line="336" w:lineRule="auto" w:after="180"/>
+      </w:pPr>
+      <w:r>
+        <w:rPr>
+          <w:b w:val="0"/>
+        </w:rPr>
+        <w:t>Which event permits succeeded status, and what status is honest after a worker crash?</w:t>
+      </w:r>
+    </w:p>
+    <w:p>
+      <w:pPr>
+        <w:spacing w:line="336" w:lineRule="auto" w:after="180"/>
+        <w:shd w:fill="F5F1FB"/>
+      </w:pPr>
+      <w:r>
+        <w:rPr>
+          <w:b w:val="0"/>
+        </w:rPr>
+        <w:t xml:space="preserve">Draw your project trace and justify the deciding step using </w:t>
+      </w:r>
+      <w:r>
+        <w:rPr>
+          <w:b/>
+        </w:rPr>
+        <w:t>evidence</w:t>
+      </w:r>
+      <w:r>
+        <w:rPr>
+          <w:b w:val="0"/>
+        </w:rPr>
+        <w:t>.</w:t>
       </w:r>
     </w:p>
     <w:sectPr>

--- a/downloads/student/ai-6-week-22.docx
+++ b/downloads/student/ai-6-week-22.docx
@@ -3956,7 +3956,7 @@
         <w:rPr>
           <w:b w:val="0"/>
         </w:rPr>
-        <w:t>What should the first version-5 request return, and what permits a later version-5 cache hit?. Return to this week and explain what you changed.</w:t>
+        <w:t>What should the first version -5 request return, and what permits a later version -5 cache hit?. Return to this week and explain what you changed.</w:t>
       </w:r>
     </w:p>
     <w:p>

--- a/downloads/student/ai-6-week-22.docx
+++ b/downloads/student/ai-6-week-22.docx
@@ -25,12 +25,17 @@
         <w:pStyle w:val="Heading1"/>
       </w:pPr>
       <w:r>
-        <w:t>Before you start</w:t>
-      </w:r>
-    </w:p>
-    <w:p>
-      <w:r>
-        <w:t>Recall Caching and stale information. Explain why a recorded result needs its input conditions and evidence source before it can support a claim.</w:t>
+        <w:t>A receipt starts the story; checked completion finishes it.</w:t>
+      </w:r>
+    </w:p>
+    <w:p>
+      <w:r>
+        <w:t>Trace job states and repeated delivery without inventing completed work or repeated effects.</w:t>
+      </w:r>
+    </w:p>
+    <w:p>
+      <w:r>
+        <w:t>State contract → commit/ack ledger → J12 picture → uncertainty probes → sequential mock → independent three-job report.</w:t>
       </w:r>
     </w:p>
     <w:p>
@@ -38,20 +43,20 @@
         <w:pStyle w:val="Heading1"/>
       </w:pPr>
       <w:r>
-        <w:t>01. Your mission</w:t>
-      </w:r>
-    </w:p>
-    <w:p>
-      <w:r>
-        <w:t>Start with the target: Explain the mechanism and terminology of queues and asynchronous work. Try the recall before opening notes.</w:t>
-      </w:r>
-    </w:p>
-    <w:p>
-      <w:pPr>
-        <w:pStyle w:val="Heading3"/>
-      </w:pPr>
-      <w:r>
-        <w:t>Your learning target</w:t>
+        <w:t>01. Track a job from receipt to a checked result</w:t>
+      </w:r>
+    </w:p>
+    <w:p>
+      <w:r>
+        <w:t>Count accepted work, completed work and deliveries separately.</w:t>
+      </w:r>
+    </w:p>
+    <w:p>
+      <w:pPr>
+        <w:pStyle w:val="Heading2"/>
+      </w:pPr>
+      <w:r>
+        <w:t>Learning goals</w:t>
       </w:r>
     </w:p>
     <w:p>
@@ -113,10 +118,10 @@
     </w:p>
     <w:p>
       <w:pPr>
-        <w:pStyle w:val="Heading3"/>
-      </w:pPr>
-      <w:r>
-        <w:t>Remember before reading</w:t>
+        <w:pStyle w:val="Heading2"/>
+      </w:pPr>
+      <w:r>
+        <w:t>Retrieve identifiers and committed-result recovery</w:t>
       </w:r>
     </w:p>
     <w:p>
@@ -188,6 +193,100 @@
     </w:p>
     <w:p>
       <w:pPr>
+        <w:pStyle w:val="Heading2"/>
+      </w:pPr>
+      <w:r>
+        <w:t>Prerequisite and starting response</w:t>
+      </w:r>
+    </w:p>
+    <w:p>
+      <w:pPr>
+        <w:pStyle w:val="ListBullet"/>
+      </w:pPr>
+      <w:r>
+        <w:t>Recall Caching and stale information. Explain why a recorded result needs its input conditions and evidence source before it can support a claim.</w:t>
+      </w:r>
+    </w:p>
+    <w:p>
+      <w:pPr>
+        <w:pStyle w:val="Heading3"/>
+      </w:pPr>
+      <w:r>
+        <w:t>My starting explanation</w:t>
+      </w:r>
+    </w:p>
+    <w:p>
+      <w:r>
+        <w:t>________________________________________________________________</w:t>
+      </w:r>
+    </w:p>
+    <w:p>
+      <w:r>
+        <w:t>________________________________________________________________</w:t>
+      </w:r>
+    </w:p>
+    <w:p>
+      <w:r>
+        <w:t>________________________________________________________________</w:t>
+      </w:r>
+    </w:p>
+    <w:p>
+      <w:pPr>
+        <w:pStyle w:val="Heading2"/>
+      </w:pPr>
+      <w:r>
+        <w:t>End goal</w:t>
+      </w:r>
+    </w:p>
+    <w:p>
+      <w:pPr>
+        <w:spacing w:line="336" w:lineRule="auto" w:after="180"/>
+      </w:pPr>
+      <w:r>
+        <w:rPr>
+          <w:b w:val="0"/>
+        </w:rPr>
+        <w:t xml:space="preserve">Explain </w:t>
+      </w:r>
+      <w:r>
+        <w:rPr>
+          <w:b/>
+        </w:rPr>
+        <w:t>queue</w:t>
+      </w:r>
+      <w:r>
+        <w:rPr>
+          <w:b w:val="0"/>
+        </w:rPr>
+        <w:t>s and asynchronous work using the deciding step in this fictional service.</w:t>
+      </w:r>
+    </w:p>
+    <w:p>
+      <w:pPr>
+        <w:pStyle w:val="Heading2"/>
+      </w:pPr>
+      <w:r>
+        <w:t>Earlier wording, alternatives and picture transcripts · reference / check after trying</w:t>
+      </w:r>
+    </w:p>
+    <w:p>
+      <w:pPr>
+        <w:pStyle w:val="Heading3"/>
+      </w:pPr>
+      <w:r>
+        <w:t>Your learning target</w:t>
+      </w:r>
+    </w:p>
+    <w:p>
+      <w:pPr>
+        <w:pStyle w:val="Heading3"/>
+      </w:pPr>
+      <w:r>
+        <w:t>Remember before reading</w:t>
+      </w:r>
+    </w:p>
+    <w:p>
+      <w:pPr>
         <w:spacing w:line="336" w:lineRule="auto" w:after="180"/>
       </w:pPr>
       <w:r>
@@ -264,13 +363,712 @@
     </w:p>
     <w:p>
       <w:pPr>
+        <w:pStyle w:val="Heading3"/>
+      </w:pPr>
+      <w:r>
+        <w:t>This week’s end goal</w:t>
+      </w:r>
+    </w:p>
+    <w:p>
+      <w:pPr>
+        <w:pStyle w:val="Heading1"/>
+      </w:pPr>
+      <w:r>
+        <w:t>02. Distinguish a submission receipt from a worker acknowledgement</w:t>
+      </w:r>
+    </w:p>
+    <w:p>
+      <w:r>
+        <w:t>The two signals occur at different points in the job lifecycle.</w:t>
+      </w:r>
+    </w:p>
+    <w:p>
+      <w:pPr>
+        <w:pStyle w:val="Heading2"/>
+      </w:pPr>
+      <w:r>
+        <w:t>Begin with a library request receipt</w:t>
+      </w:r>
+    </w:p>
+    <w:p>
+      <w:pPr>
         <w:spacing w:line="336" w:lineRule="auto" w:after="180"/>
       </w:pPr>
       <w:r>
         <w:rPr>
           <w:b w:val="0"/>
         </w:rPr>
-        <w:t xml:space="preserve">Recall Caching and stale information. Explain why a recorded result needs its </w:t>
+        <w:t>Imagine handing a library card to a helper. A receipt means the request was accepted; it does not mean the book is ready. A queue works similarly: it holds jobs for a worker. Keep the same job ID when work is delivered again. Before repeating an effect, consult reliable saved completion evidence. A completed result can be returned again without doing the effect again; uncertain status requires reconciliation.</w:t>
+      </w:r>
+    </w:p>
+    <w:p>
+      <w:pPr>
+        <w:pStyle w:val="Heading2"/>
+      </w:pPr>
+      <w:r>
+        <w:t>Define acceptance and repeated delivery</w:t>
+      </w:r>
+    </w:p>
+    <w:p>
+      <w:pPr>
+        <w:spacing w:line="336" w:lineRule="auto" w:after="180"/>
+      </w:pPr>
+      <w:r>
+        <w:rPr>
+          <w:b/>
+        </w:rPr>
+        <w:t>Queue</w:t>
+      </w:r>
+      <w:r>
+        <w:rPr>
+          <w:b w:val="0"/>
+        </w:rPr>
+        <w:t>s separate acceptance from completion. Work may be redelivered, so consumers must preserve operation IDs and deduplicate committed effects.</w:t>
+      </w:r>
+    </w:p>
+    <w:p>
+      <w:pPr>
+        <w:pStyle w:val="Heading2"/>
+      </w:pPr>
+      <w:r>
+        <w:t>Complete state and completion-evidence contract</w:t>
+      </w:r>
+    </w:p>
+    <w:tbl>
+      <w:tblPr>
+        <w:tblStyle w:val="LightShading-Accent1"/>
+        <w:tblW w:type="auto" w:w="0"/>
+        <w:tblLook w:firstColumn="1" w:firstRow="1" w:lastColumn="0" w:lastRow="0" w:noHBand="0" w:noVBand="1" w:val="04A0"/>
+      </w:tblPr>
+      <w:tblGrid>
+        <w:gridCol w:w="5112"/>
+        <w:gridCol w:w="5112"/>
+      </w:tblGrid>
+      <w:tr>
+        <w:trPr>
+          <w:tblHeader/>
+        </w:trPr>
+        <w:tc>
+          <w:tcPr>
+            <w:tcW w:type="dxa" w:w="5112"/>
+          </w:tcPr>
+          <w:p>
+            <w:r>
+              <w:t>Term or assumption</w:t>
+            </w:r>
+          </w:p>
+        </w:tc>
+        <w:tc>
+          <w:tcPr>
+            <w:tcW w:type="dxa" w:w="5112"/>
+          </w:tcPr>
+          <w:p>
+            <w:r>
+              <w:t>Exact lesson meaning</w:t>
+            </w:r>
+          </w:p>
+        </w:tc>
+      </w:tr>
+      <w:tr>
+        <w:tc>
+          <w:tcPr>
+            <w:tcW w:type="dxa" w:w="5112"/>
+          </w:tcPr>
+          <w:p>
+            <w:r>
+              <w:t>Accepted / pending</w:t>
+            </w:r>
+          </w:p>
+        </w:tc>
+        <w:tc>
+          <w:tcPr>
+            <w:tcW w:type="dxa" w:w="5112"/>
+          </w:tcPr>
+          <w:p>
+            <w:r>
+              <w:t>Receipt exists; work has not completed</w:t>
+            </w:r>
+          </w:p>
+        </w:tc>
+      </w:tr>
+      <w:tr>
+        <w:tc>
+          <w:tcPr>
+            <w:tcW w:type="dxa" w:w="5112"/>
+          </w:tcPr>
+          <w:p>
+            <w:r>
+              <w:t>Running</w:t>
+            </w:r>
+          </w:p>
+        </w:tc>
+        <w:tc>
+          <w:tcPr>
+            <w:tcW w:type="dxa" w:w="5112"/>
+          </w:tcPr>
+          <w:p>
+            <w:r>
+              <w:t>Worker started; completion is not established</w:t>
+            </w:r>
+          </w:p>
+        </w:tc>
+      </w:tr>
+      <w:tr>
+        <w:tc>
+          <w:tcPr>
+            <w:tcW w:type="dxa" w:w="5112"/>
+          </w:tcPr>
+          <w:p>
+            <w:r>
+              <w:t>Completed</w:t>
+            </w:r>
+          </w:p>
+        </w:tc>
+        <w:tc>
+          <w:tcPr>
+            <w:tcW w:type="dxa" w:w="5112"/>
+          </w:tcPr>
+          <w:p>
+            <w:r>
+              <w:t>Declared checked-result and commit step recorded</w:t>
+            </w:r>
+          </w:p>
+        </w:tc>
+      </w:tr>
+      <w:tr>
+        <w:tc>
+          <w:tcPr>
+            <w:tcW w:type="dxa" w:w="5112"/>
+          </w:tcPr>
+          <w:p>
+            <w:r>
+              <w:t>Failed</w:t>
+            </w:r>
+          </w:p>
+        </w:tc>
+        <w:tc>
+          <w:tcPr>
+            <w:tcW w:type="dxa" w:w="5112"/>
+          </w:tcPr>
+          <w:p>
+            <w:r>
+              <w:t>Failure observed and recorded; retry needs an explicit policy</w:t>
+            </w:r>
+          </w:p>
+        </w:tc>
+      </w:tr>
+      <w:tr>
+        <w:tc>
+          <w:tcPr>
+            <w:tcW w:type="dxa" w:w="5112"/>
+          </w:tcPr>
+          <w:p>
+            <w:r>
+              <w:t>Worker acknowledgement</w:t>
+            </w:r>
+          </w:p>
+        </w:tc>
+        <w:tc>
+          <w:tcPr>
+            <w:tcW w:type="dxa" w:w="5112"/>
+          </w:tcPr>
+          <w:p>
+            <w:r>
+              <w:t>Signal to queue after declared durable completion; distinct from submission receipt</w:t>
+            </w:r>
+          </w:p>
+        </w:tc>
+      </w:tr>
+      <w:tr>
+        <w:tc>
+          <w:tcPr>
+            <w:tcW w:type="dxa" w:w="5112"/>
+          </w:tcPr>
+          <w:p>
+            <w:r>
+              <w:t>Repeated completed ID</w:t>
+            </w:r>
+          </w:p>
+        </w:tc>
+        <w:tc>
+          <w:tcPr>
+            <w:tcW w:type="dxa" w:w="5112"/>
+          </w:tcPr>
+          <w:p>
+            <w:r>
+              <w:t>Return prior result; acknowledge without repeating effect</w:t>
+            </w:r>
+          </w:p>
+        </w:tc>
+      </w:tr>
+      <w:tr>
+        <w:tc>
+          <w:tcPr>
+            <w:tcW w:type="dxa" w:w="5112"/>
+          </w:tcPr>
+          <w:p>
+            <w:r>
+              <w:t>Unknown or uncertain status</w:t>
+            </w:r>
+          </w:p>
+        </w:tc>
+        <w:tc>
+          <w:tcPr>
+            <w:tcW w:type="dxa" w:w="5112"/>
+          </w:tcPr>
+          <w:p>
+            <w:r>
+              <w:t>Review and reconcile; do not assume safe to repeat</w:t>
+            </w:r>
+          </w:p>
+        </w:tc>
+      </w:tr>
+      <w:tr>
+        <w:tc>
+          <w:tcPr>
+            <w:tcW w:type="dxa" w:w="5112"/>
+          </w:tcPr>
+          <w:p>
+            <w:r>
+              <w:t>Commit assumption</w:t>
+            </w:r>
+          </w:p>
+        </w:tc>
+        <w:tc>
+          <w:tcPr>
+            <w:tcW w:type="dxa" w:w="5112"/>
+          </w:tcPr>
+          <w:p>
+            <w:r>
+              <w:t>Reliable saved status must correspond to the effect; a real atomicity or provider-deduplication design is required</w:t>
+            </w:r>
+          </w:p>
+        </w:tc>
+      </w:tr>
+      <w:tr>
+        <w:tc>
+          <w:tcPr>
+            <w:tcW w:type="dxa" w:w="5112"/>
+          </w:tcPr>
+          <w:p>
+            <w:r>
+              <w:t>Model limit</w:t>
+            </w:r>
+          </w:p>
+        </w:tc>
+        <w:tc>
+          <w:tcPr>
+            <w:tcW w:type="dxa" w:w="5112"/>
+          </w:tcPr>
+          <w:p>
+            <w:r>
+              <w:t>Sequential in-memory fixtures and copied snapshots do not implement persistence, concurrency or exactly-once delivery</w:t>
+            </w:r>
+          </w:p>
+        </w:tc>
+      </w:tr>
+    </w:tbl>
+    <w:p>
+      <w:pPr>
+        <w:pStyle w:val="Heading2"/>
+      </w:pPr>
+      <w:r>
+        <w:t>Name supplied and missing evidence</w:t>
+      </w:r>
+    </w:p>
+    <w:p>
+      <w:pPr>
+        <w:pStyle w:val="Heading3"/>
+      </w:pPr>
+      <w:r>
+        <w:t>List the given facts and one fact that is not supplied.</w:t>
+      </w:r>
+    </w:p>
+    <w:p>
+      <w:r>
+        <w:t>________________________________________________________________</w:t>
+      </w:r>
+    </w:p>
+    <w:p>
+      <w:r>
+        <w:t>________________________________________________________________</w:t>
+      </w:r>
+    </w:p>
+    <w:p>
+      <w:r>
+        <w:t>________________________________________________________________</w:t>
+      </w:r>
+    </w:p>
+    <w:p>
+      <w:pPr>
+        <w:pStyle w:val="Heading2"/>
+      </w:pPr>
+      <w:r>
+        <w:t>Earlier wording, alternatives and picture transcripts · reference / check after trying</w:t>
+      </w:r>
+    </w:p>
+    <w:p>
+      <w:pPr>
+        <w:spacing w:line="336" w:lineRule="auto" w:after="180"/>
+      </w:pPr>
+      <w:r>
+        <w:rPr>
+          <w:b w:val="0"/>
+        </w:rPr>
+        <w:t>Begin by writing the question the procedure is intended to answer. Identify the information already supplied, the information it will produce and the information still missing.</w:t>
+      </w:r>
+    </w:p>
+    <w:p>
+      <w:pPr>
+        <w:spacing w:line="336" w:lineRule="auto" w:after="180"/>
+      </w:pPr>
+      <w:r>
+        <w:rPr>
+          <w:b w:val="0"/>
+        </w:rPr>
+        <w:t>These are constructed classroom examples; they do not require live accounts, private records or an external service. Do not treat a plausible explanation as a measured outcome.</w:t>
+      </w:r>
+    </w:p>
+    <w:p>
+      <w:pPr>
+        <w:pStyle w:val="Heading1"/>
+      </w:pPr>
+      <w:r>
+        <w:t>03. Trace two deliveries with one committed mock effect</w:t>
+      </w:r>
+    </w:p>
+    <w:p>
+      <w:r>
+        <w:t>A crash before acknowledgement does not erase the supplied completion evidence.</w:t>
+      </w:r>
+    </w:p>
+    <w:p>
+      <w:pPr>
+        <w:pStyle w:val="Heading2"/>
+      </w:pPr>
+      <w:r>
+        <w:t>Original durable-completion rule</w:t>
+      </w:r>
+    </w:p>
+    <w:p>
+      <w:pPr>
+        <w:spacing w:line="336" w:lineRule="auto" w:after="180"/>
+      </w:pPr>
+      <w:r>
+        <w:rPr>
+          <w:b w:val="0"/>
+        </w:rPr>
+        <w:t xml:space="preserve">A </w:t>
+      </w:r>
+      <w:r>
+        <w:rPr>
+          <w:b/>
+        </w:rPr>
+        <w:t>queue</w:t>
+      </w:r>
+      <w:r>
+        <w:rPr>
+          <w:b w:val="0"/>
+        </w:rPr>
+        <w:t>d job is pending, running, completed or failed. Acknowledge only after the declared durable completion step. A repeated completed ID returns its prior result; unknown status needs reconciliation.</w:t>
+      </w:r>
+    </w:p>
+    <w:p>
+      <w:pPr>
+        <w:pStyle w:val="Heading2"/>
+      </w:pPr>
+      <w:r>
+        <w:t>Complete event and effect-count ledger</w:t>
+      </w:r>
+    </w:p>
+    <w:tbl>
+      <w:tblPr>
+        <w:tblStyle w:val="LightShading-Accent1"/>
+        <w:tblW w:type="auto" w:w="0"/>
+        <w:tblLook w:firstColumn="1" w:firstRow="1" w:lastColumn="0" w:lastRow="0" w:noHBand="0" w:noVBand="1" w:val="04A0"/>
+      </w:tblPr>
+      <w:tblGrid>
+        <w:gridCol w:w="3408"/>
+        <w:gridCol w:w="3408"/>
+        <w:gridCol w:w="3408"/>
+      </w:tblGrid>
+      <w:tr>
+        <w:trPr>
+          <w:tblHeader/>
+        </w:trPr>
+        <w:tc>
+          <w:tcPr>
+            <w:tcW w:type="dxa" w:w="3408"/>
+          </w:tcPr>
+          <w:p>
+            <w:r>
+              <w:t>Main job J event</w:t>
+            </w:r>
+          </w:p>
+        </w:tc>
+        <w:tc>
+          <w:tcPr>
+            <w:tcW w:type="dxa" w:w="3408"/>
+          </w:tcPr>
+          <w:p>
+            <w:r>
+              <w:t>Recorded state / queue signal</w:t>
+            </w:r>
+          </w:p>
+        </w:tc>
+        <w:tc>
+          <w:tcPr>
+            <w:tcW w:type="dxa" w:w="3408"/>
+          </w:tcPr>
+          <w:p>
+            <w:r>
+              <w:t>Mock effects so far</w:t>
+            </w:r>
+          </w:p>
+        </w:tc>
+      </w:tr>
+      <w:tr>
+        <w:tc>
+          <w:tcPr>
+            <w:tcW w:type="dxa" w:w="3408"/>
+          </w:tcPr>
+          <w:p>
+            <w:r>
+              <w:t>Submission accepted</w:t>
+            </w:r>
+          </w:p>
+        </w:tc>
+        <w:tc>
+          <w:tcPr>
+            <w:tcW w:type="dxa" w:w="3408"/>
+          </w:tcPr>
+          <w:p>
+            <w:r>
+              <w:t>Pending; no completed result</w:t>
+            </w:r>
+          </w:p>
+        </w:tc>
+        <w:tc>
+          <w:tcPr>
+            <w:tcW w:type="dxa" w:w="3408"/>
+          </w:tcPr>
+          <w:p>
+            <w:r>
+              <w:t>0</w:t>
+            </w:r>
+          </w:p>
+        </w:tc>
+      </w:tr>
+      <w:tr>
+        <w:tc>
+          <w:tcPr>
+            <w:tcW w:type="dxa" w:w="3408"/>
+          </w:tcPr>
+          <w:p>
+            <w:r>
+              <w:t>First worker delivery starts</w:t>
+            </w:r>
+          </w:p>
+        </w:tc>
+        <w:tc>
+          <w:tcPr>
+            <w:tcW w:type="dxa" w:w="3408"/>
+          </w:tcPr>
+          <w:p>
+            <w:r>
+              <w:t>Running; no acknowledgement yet</w:t>
+            </w:r>
+          </w:p>
+        </w:tc>
+        <w:tc>
+          <w:tcPr>
+            <w:tcW w:type="dxa" w:w="3408"/>
+          </w:tcPr>
+          <w:p>
+            <w:r>
+              <w:t>0</w:t>
+            </w:r>
+          </w:p>
+        </w:tc>
+      </w:tr>
+      <w:tr>
+        <w:tc>
+          <w:tcPr>
+            <w:tcW w:type="dxa" w:w="3408"/>
+          </w:tcPr>
+          <w:p>
+            <w:r>
+              <w:t>Declared checked result and commit recorded</w:t>
+            </w:r>
+          </w:p>
+        </w:tc>
+        <w:tc>
+          <w:tcPr>
+            <w:tcW w:type="dxa" w:w="3408"/>
+          </w:tcPr>
+          <w:p>
+            <w:r>
+              <w:t>Completed result saved</w:t>
+            </w:r>
+          </w:p>
+        </w:tc>
+        <w:tc>
+          <w:tcPr>
+            <w:tcW w:type="dxa" w:w="3408"/>
+          </w:tcPr>
+          <w:p>
+            <w:r>
+              <w:t>1</w:t>
+            </w:r>
+          </w:p>
+        </w:tc>
+      </w:tr>
+      <w:tr>
+        <w:tc>
+          <w:tcPr>
+            <w:tcW w:type="dxa" w:w="3408"/>
+          </w:tcPr>
+          <w:p>
+            <w:r>
+              <w:t>Crash before worker acknowledgement</w:t>
+            </w:r>
+          </w:p>
+        </w:tc>
+        <w:tc>
+          <w:tcPr>
+            <w:tcW w:type="dxa" w:w="3408"/>
+          </w:tcPr>
+          <w:p>
+            <w:r>
+              <w:t>Completed remains; queue may redeliver</w:t>
+            </w:r>
+          </w:p>
+        </w:tc>
+        <w:tc>
+          <w:tcPr>
+            <w:tcW w:type="dxa" w:w="3408"/>
+          </w:tcPr>
+          <w:p>
+            <w:r>
+              <w:t>1</w:t>
+            </w:r>
+          </w:p>
+        </w:tc>
+      </w:tr>
+      <w:tr>
+        <w:tc>
+          <w:tcPr>
+            <w:tcW w:type="dxa" w:w="3408"/>
+          </w:tcPr>
+          <w:p>
+            <w:r>
+              <w:t>Second delivery with same J and payload</w:t>
+            </w:r>
+          </w:p>
+        </w:tc>
+        <w:tc>
+          <w:tcPr>
+            <w:tcW w:type="dxa" w:w="3408"/>
+          </w:tcPr>
+          <w:p>
+            <w:r>
+              <w:t>Read committed result; acknowledge</w:t>
+            </w:r>
+          </w:p>
+        </w:tc>
+        <w:tc>
+          <w:tcPr>
+            <w:tcW w:type="dxa" w:w="3408"/>
+          </w:tcPr>
+          <w:p>
+            <w:r>
+              <w:t>1</w:t>
+            </w:r>
+          </w:p>
+        </w:tc>
+      </w:tr>
+      <w:tr>
+        <w:tc>
+          <w:tcPr>
+            <w:tcW w:type="dxa" w:w="3408"/>
+          </w:tcPr>
+          <w:p>
+            <w:r>
+              <w:t>Unknown ID or running-only record</w:t>
+            </w:r>
+          </w:p>
+        </w:tc>
+        <w:tc>
+          <w:tcPr>
+            <w:tcW w:type="dxa" w:w="3408"/>
+          </w:tcPr>
+          <w:p>
+            <w:r>
+              <w:t>Review; no new effect from recovery decision</w:t>
+            </w:r>
+          </w:p>
+        </w:tc>
+        <w:tc>
+          <w:tcPr>
+            <w:tcW w:type="dxa" w:w="3408"/>
+          </w:tcPr>
+          <w:p>
+            <w:r>
+              <w:t>Unchanged</w:t>
+            </w:r>
+          </w:p>
+        </w:tc>
+      </w:tr>
+      <w:tr>
+        <w:tc>
+          <w:tcPr>
+            <w:tcW w:type="dxa" w:w="3408"/>
+          </w:tcPr>
+          <w:p>
+            <w:r>
+              <w:t>Same ID with changed payload</w:t>
+            </w:r>
+          </w:p>
+        </w:tc>
+        <w:tc>
+          <w:tcPr>
+            <w:tcW w:type="dxa" w:w="3408"/>
+          </w:tcPr>
+          <w:p>
+            <w:r>
+              <w:t>Reject conflict; not a new legitimate retry</w:t>
+            </w:r>
+          </w:p>
+        </w:tc>
+        <w:tc>
+          <w:tcPr>
+            <w:tcW w:type="dxa" w:w="3408"/>
+          </w:tcPr>
+          <w:p>
+            <w:r>
+              <w:t>Unchanged</w:t>
+            </w:r>
+          </w:p>
+        </w:tc>
+      </w:tr>
+    </w:tbl>
+    <w:p>
+      <w:pPr>
+        <w:pStyle w:val="Heading2"/>
+      </w:pPr>
+      <w:r>
+        <w:t>State which evidence supports recovery</w:t>
+      </w:r>
+    </w:p>
+    <w:p>
+      <w:pPr>
+        <w:spacing w:line="336" w:lineRule="auto" w:after="180"/>
+      </w:pPr>
+      <w:r>
+        <w:rPr>
+          <w:b w:val="0"/>
+        </w:rPr>
+        <w:t xml:space="preserve">Before applying the procedure, write its units, denominator or decision boundary where relevant. A partner should be able to repeat each step using the same </w:t>
       </w:r>
       <w:r>
         <w:rPr>
@@ -282,50 +1080,38 @@
         <w:rPr>
           <w:b w:val="0"/>
         </w:rPr>
-        <w:t xml:space="preserve"> conditions and </w:t>
+        <w:t>s.</w:t>
+      </w:r>
+    </w:p>
+    <w:p>
+      <w:pPr>
+        <w:spacing w:line="336" w:lineRule="auto" w:after="180"/>
+      </w:pPr>
+      <w:r>
+        <w:rPr>
+          <w:b w:val="0"/>
+        </w:rPr>
+        <w:t xml:space="preserve">If a required </w:t>
       </w:r>
       <w:r>
         <w:rPr>
           <w:b/>
         </w:rPr>
-        <w:t>evidence</w:t>
+        <w:t>input</w:t>
       </w:r>
       <w:r>
         <w:rPr>
           <w:b w:val="0"/>
         </w:rPr>
-        <w:t xml:space="preserve"> source before it can support a claim.</w:t>
-      </w:r>
-    </w:p>
-    <w:p>
-      <w:pPr>
-        <w:pStyle w:val="Heading3"/>
-      </w:pPr>
-      <w:r>
-        <w:t>My starting explanation</w:t>
-      </w:r>
-    </w:p>
-    <w:p>
-      <w:r>
-        <w:t>________________________________________________________________</w:t>
-      </w:r>
-    </w:p>
-    <w:p>
-      <w:r>
-        <w:t>________________________________________________________________</w:t>
-      </w:r>
-    </w:p>
-    <w:p>
-      <w:r>
-        <w:t>________________________________________________________________</w:t>
-      </w:r>
-    </w:p>
-    <w:p>
-      <w:pPr>
-        <w:pStyle w:val="Heading3"/>
-      </w:pPr>
-      <w:r>
-        <w:t>This week’s end goal</w:t>
+        <w:t xml:space="preserve"> is absent or violates the stated contract, record that condition explicitly instead of quietly replacing it with a convenient value.</w:t>
+      </w:r>
+    </w:p>
+    <w:p>
+      <w:pPr>
+        <w:pStyle w:val="Heading2"/>
+      </w:pPr>
+      <w:r>
+        <w:t>Explain the visual</w:t>
       </w:r>
     </w:p>
     <w:p>
@@ -336,130 +1122,27 @@
         <w:rPr>
           <w:b w:val="0"/>
         </w:rPr>
-        <w:t xml:space="preserve">Explain </w:t>
+        <w:t xml:space="preserve">Point to the </w:t>
       </w:r>
       <w:r>
         <w:rPr>
           <w:b/>
         </w:rPr>
-        <w:t>queue</w:t>
+        <w:t>input</w:t>
       </w:r>
       <w:r>
         <w:rPr>
           <w:b w:val="0"/>
         </w:rPr>
-        <w:t>s and asynchronous work using the deciding step in this fictional service.</w:t>
-      </w:r>
-    </w:p>
-    <w:p>
-      <w:pPr>
-        <w:pStyle w:val="Heading1"/>
-      </w:pPr>
-      <w:r>
-        <w:t>02. Notice the evidence</w:t>
-      </w:r>
-    </w:p>
-    <w:p>
-      <w:r>
-        <w:t>Investigate the supplied Queues and asynchronous work case. Separate observations, given facts and assumptions before choosing an explanation.</w:t>
-      </w:r>
-    </w:p>
-    <w:p>
-      <w:pPr>
-        <w:spacing w:line="336" w:lineRule="auto" w:after="180"/>
-      </w:pPr>
-      <w:r>
-        <w:rPr>
-          <w:b/>
-        </w:rPr>
-        <w:t>Queue</w:t>
-      </w:r>
-      <w:r>
-        <w:rPr>
-          <w:b w:val="0"/>
-        </w:rPr>
-        <w:t>s separate acceptance from completion. Work may be redelivered, so consumers must preserve operation IDs and deduplicate committed effects.</w:t>
-      </w:r>
-    </w:p>
-    <w:p>
-      <w:pPr>
-        <w:spacing w:line="336" w:lineRule="auto" w:after="180"/>
-      </w:pPr>
-      <w:r>
-        <w:rPr>
-          <w:b w:val="0"/>
-        </w:rPr>
-        <w:t>Begin by writing the question the procedure is intended to answer. Identify the information already supplied, the information it will produce and the information still missing.</w:t>
-      </w:r>
-    </w:p>
-    <w:p>
-      <w:pPr>
-        <w:spacing w:line="336" w:lineRule="auto" w:after="180"/>
-      </w:pPr>
-      <w:r>
-        <w:rPr>
-          <w:b w:val="0"/>
-        </w:rPr>
-        <w:t>These are constructed classroom examples; they do not require live accounts, private records or an external service. Do not treat a plausible explanation as a measured outcome.</w:t>
-      </w:r>
-    </w:p>
-    <w:p>
-      <w:pPr>
-        <w:pStyle w:val="Heading3"/>
-      </w:pPr>
-      <w:r>
-        <w:t>List the given facts and one fact that is not supplied.</w:t>
-      </w:r>
-    </w:p>
-    <w:p>
-      <w:r>
-        <w:t>________________________________________________________________</w:t>
-      </w:r>
-    </w:p>
-    <w:p>
-      <w:r>
-        <w:t>________________________________________________________________</w:t>
-      </w:r>
-    </w:p>
-    <w:p>
-      <w:r>
-        <w:t>________________________________________________________________</w:t>
-      </w:r>
-    </w:p>
-    <w:p>
-      <w:pPr>
-        <w:pStyle w:val="Heading1"/>
-      </w:pPr>
-      <w:r>
-        <w:t>03. See how it works</w:t>
-      </w:r>
-    </w:p>
-    <w:p>
-      <w:r>
-        <w:t>Follow the mechanism for Queues and asynchronous work. Connect each labelled input, deciding step and result.</w:t>
-      </w:r>
-    </w:p>
-    <w:p>
-      <w:pPr>
-        <w:spacing w:line="336" w:lineRule="auto" w:after="180"/>
-      </w:pPr>
-      <w:r>
-        <w:rPr>
-          <w:b w:val="0"/>
-        </w:rPr>
-        <w:t xml:space="preserve">A </w:t>
-      </w:r>
-      <w:r>
-        <w:rPr>
-          <w:b/>
-        </w:rPr>
-        <w:t>queue</w:t>
-      </w:r>
-      <w:r>
-        <w:rPr>
-          <w:b w:val="0"/>
-        </w:rPr>
-        <w:t>d job is pending, running, completed or failed. Acknowledge only after the declared durable completion step. A repeated completed ID returns its prior result; unknown status needs reconciliation.</w:t>
+        <w:t>, the deciding step and the result in this week’s visual. Explain the same step in ordinary words. A picture helps when you can say what each part represents.</w:t>
+      </w:r>
+    </w:p>
+    <w:p>
+      <w:pPr>
+        <w:pStyle w:val="Heading2"/>
+      </w:pPr>
+      <w:r>
+        <w:t>Earlier wording, alternatives and picture transcripts · reference / check after trying</w:t>
       </w:r>
     </w:p>
     <w:p>
@@ -556,13 +1239,250 @@
     </w:p>
     <w:p>
       <w:pPr>
+        <w:pStyle w:val="Heading3"/>
+      </w:pPr>
+      <w:r>
+        <w:t>Connect the picture and the explanation</w:t>
+      </w:r>
+    </w:p>
+    <w:p>
+      <w:pPr>
+        <w:pStyle w:val="Heading1"/>
+      </w:pPr>
+      <w:r>
+        <w:t>04. Predict the status after an observed pre-output crash</w:t>
+      </w:r>
+    </w:p>
+    <w:p>
+      <w:r>
+        <w:t>A receipt cannot support a success claim.</w:t>
+      </w:r>
+    </w:p>
+    <w:p>
+      <w:pPr>
+        <w:pStyle w:val="Heading2"/>
+      </w:pPr>
+      <w:r>
+        <w:t>Current task and response</w:t>
+      </w:r>
+    </w:p>
+    <w:p>
+      <w:pPr>
+        <w:pStyle w:val="ListBullet"/>
+      </w:pPr>
+      <w:r>
+        <w:t>Worker commits job J then crashes before queue acknowledgement. J is delivered again. Show the intermediate steps and give the conclusion with its scope.</w:t>
+      </w:r>
+    </w:p>
+    <w:p>
+      <w:pPr>
+        <w:pStyle w:val="Heading3"/>
+      </w:pPr>
+      <w:r>
+        <w:t>Keep the procedure fixed. Explain what changed in the inputs and result.</w:t>
+      </w:r>
+    </w:p>
+    <w:p>
+      <w:r>
+        <w:t>________________________________________________________________</w:t>
+      </w:r>
+    </w:p>
+    <w:p>
+      <w:r>
+        <w:t>________________________________________________________________</w:t>
+      </w:r>
+    </w:p>
+    <w:p>
+      <w:r>
+        <w:t>________________________________________________________________</w:t>
+      </w:r>
+    </w:p>
+    <w:p>
+      <w:r>
+        <w:t>________________________________________________________________</w:t>
+      </w:r>
+    </w:p>
+    <w:p>
+      <w:r>
+        <w:t>________________________________________________________________</w:t>
+      </w:r>
+    </w:p>
+    <w:p>
+      <w:pPr>
+        <w:pStyle w:val="Heading2"/>
+      </w:pPr>
+      <w:r>
+        <w:t>Predict the changed crash case</w:t>
+      </w:r>
+    </w:p>
+    <w:p>
+      <w:pPr>
+        <w:pStyle w:val="ListBullet"/>
+      </w:pPr>
+      <w:r>
+        <w:t>Change: The worker crashes before producing checked output.</w:t>
+      </w:r>
+    </w:p>
+    <w:p>
+      <w:pPr>
+        <w:pStyle w:val="Heading2"/>
+      </w:pPr>
+      <w:r>
+        <w:t>Check after predicting · reference / check after trying</w:t>
+      </w:r>
+    </w:p>
+    <w:p>
+      <w:pPr>
         <w:spacing w:line="336" w:lineRule="auto" w:after="180"/>
       </w:pPr>
+      <w:r>
+        <w:rPr>
+          <w:b/>
+        </w:rPr>
+        <w:t>Prediction</w:t>
+      </w:r>
       <w:r>
         <w:rPr>
           <w:b w:val="0"/>
         </w:rPr>
-        <w:t xml:space="preserve">Before applying the procedure, write its units, denominator or decision boundary where relevant. A partner should be able to repeat each step using the same </w:t>
+        <w:t>: The job is failed or awaiting a controlled retry, not succeeded.</w:t>
+      </w:r>
+    </w:p>
+    <w:p>
+      <w:pPr>
+        <w:spacing w:line="336" w:lineRule="auto" w:after="180"/>
+      </w:pPr>
+      <w:r>
+        <w:rPr>
+          <w:b w:val="0"/>
+        </w:rPr>
+        <w:t xml:space="preserve">Reason: Receipt is not </w:t>
+      </w:r>
+      <w:r>
+        <w:rPr>
+          <w:b/>
+        </w:rPr>
+        <w:t>evidence</w:t>
+      </w:r>
+      <w:r>
+        <w:rPr>
+          <w:b w:val="0"/>
+        </w:rPr>
+        <w:t xml:space="preserve"> that conversion finished.</w:t>
+      </w:r>
+    </w:p>
+    <w:p>
+      <w:pPr>
+        <w:pStyle w:val="Heading2"/>
+      </w:pPr>
+      <w:r>
+        <w:t>Earlier wording, alternatives and picture transcripts · reference / check after trying</w:t>
+      </w:r>
+    </w:p>
+    <w:p>
+      <w:pPr>
+        <w:pStyle w:val="Heading3"/>
+      </w:pPr>
+      <w:r>
+        <w:t>Compare a familiar case with a changed case</w:t>
+      </w:r>
+    </w:p>
+    <w:p>
+      <w:pPr>
+        <w:pStyle w:val="Heading3"/>
+      </w:pPr>
+      <w:r>
+        <w:t>Change one thing in the pictured case</w:t>
+      </w:r>
+    </w:p>
+    <w:p>
+      <w:pPr>
+        <w:pStyle w:val="Heading1"/>
+      </w:pPr>
+      <w:r>
+        <w:t>06. Compare committed-result recovery with a pre-output crash</w:t>
+      </w:r>
+    </w:p>
+    <w:p>
+      <w:r>
+        <w:t>The main crash happens after commit; the pictured crash happens before checked output.</w:t>
+      </w:r>
+    </w:p>
+    <w:p>
+      <w:pPr>
+        <w:pStyle w:val="Heading2"/>
+      </w:pPr>
+      <w:r>
+        <w:t>Main crash-after-commit case and checked conclusion</w:t>
+      </w:r>
+    </w:p>
+    <w:p>
+      <w:pPr>
+        <w:spacing w:line="336" w:lineRule="auto" w:after="180"/>
+      </w:pPr>
+      <w:r>
+        <w:rPr>
+          <w:b w:val="0"/>
+        </w:rPr>
+        <w:t xml:space="preserve">Worker commits job J then crashes before </w:t>
+      </w:r>
+      <w:r>
+        <w:rPr>
+          <w:b/>
+        </w:rPr>
+        <w:t>queue</w:t>
+      </w:r>
+      <w:r>
+        <w:rPr>
+          <w:b w:val="0"/>
+        </w:rPr>
+        <w:t xml:space="preserve"> </w:t>
+      </w:r>
+      <w:r>
+        <w:rPr>
+          <w:b/>
+        </w:rPr>
+        <w:t>acknowledgement</w:t>
+      </w:r>
+      <w:r>
+        <w:rPr>
+          <w:b w:val="0"/>
+        </w:rPr>
+        <w:t>. J is delivered again.</w:t>
+      </w:r>
+    </w:p>
+    <w:p>
+      <w:pPr>
+        <w:spacing w:line="336" w:lineRule="auto" w:after="180"/>
+      </w:pPr>
+      <w:r>
+        <w:rPr>
+          <w:b w:val="0"/>
+        </w:rPr>
+        <w:t>Consult durable job status; return committed result and acknowledge without repeating the effect. Delivery count is not effect count.</w:t>
+      </w:r>
+    </w:p>
+    <w:p>
+      <w:pPr>
+        <w:spacing w:line="336" w:lineRule="auto" w:after="180"/>
+      </w:pPr>
+      <w:r>
+        <w:rPr>
+          <w:b w:val="0"/>
+        </w:rPr>
+        <w:t xml:space="preserve">Compare the intermediate </w:t>
+      </w:r>
+      <w:r>
+        <w:rPr>
+          <w:b/>
+        </w:rPr>
+        <w:t>evidence</w:t>
+      </w:r>
+      <w:r>
+        <w:rPr>
+          <w:b w:val="0"/>
+        </w:rPr>
+        <w:t xml:space="preserve"> with the final statement. Explain why each number or decision follows from the stated </w:t>
       </w:r>
       <w:r>
         <w:rPr>
@@ -585,7 +1505,7 @@
         <w:rPr>
           <w:b w:val="0"/>
         </w:rPr>
-        <w:t xml:space="preserve">If a required </w:t>
+        <w:t xml:space="preserve">The conclusion belongs to this scenario and procedure; changing the </w:t>
       </w:r>
       <w:r>
         <w:rPr>
@@ -597,70 +1517,32 @@
         <w:rPr>
           <w:b w:val="0"/>
         </w:rPr>
-        <w:t xml:space="preserve"> is absent or violates the stated contract, record that condition explicitly instead of quietly replacing it with a convenient value.</w:t>
-      </w:r>
-    </w:p>
-    <w:p>
-      <w:pPr>
-        <w:pStyle w:val="Heading3"/>
-      </w:pPr>
-      <w:r>
-        <w:t>Connect the picture and the explanation</w:t>
+        <w:t>s, evaluation population or authority can change what it establishes. Retain the raw record so a later revision can be compared honestly.</w:t>
+      </w:r>
+    </w:p>
+    <w:p>
+      <w:pPr>
+        <w:pStyle w:val="Heading2"/>
+      </w:pPr>
+      <w:r>
+        <w:t>Separate J12 receipt, state vocabulary and failure evidence</w:t>
       </w:r>
     </w:p>
     <w:p>
       <w:pPr>
         <w:spacing w:line="336" w:lineRule="auto" w:after="180"/>
       </w:pPr>
+      <w:r>
+        <w:rPr>
+          <w:b/>
+        </w:rPr>
+        <w:t>Queue</w:t>
+      </w:r>
       <w:r>
         <w:rPr>
           <w:b w:val="0"/>
         </w:rPr>
-        <w:t xml:space="preserve">Point to the </w:t>
-      </w:r>
-      <w:r>
-        <w:rPr>
-          <w:b/>
-        </w:rPr>
-        <w:t>input</w:t>
-      </w:r>
-      <w:r>
-        <w:rPr>
-          <w:b w:val="0"/>
-        </w:rPr>
-        <w:t>, the deciding step and the result in this week’s visual. Explain the same step in ordinary words. A picture helps when you can say what each part represents.</w:t>
-      </w:r>
-    </w:p>
-    <w:p>
-      <w:pPr>
-        <w:pStyle w:val="Heading1"/>
-      </w:pPr>
-      <w:r>
-        <w:t>04. Compare the cases</w:t>
-      </w:r>
-    </w:p>
-    <w:p>
-      <w:r>
-        <w:t>Compare the supplied cases for Queues and asynchronous work. Identify the detail that changes the conclusion.</w:t>
-      </w:r>
-    </w:p>
-    <w:p>
-      <w:pPr>
-        <w:pStyle w:val="Heading3"/>
-      </w:pPr>
-      <w:r>
-        <w:t>Compare a familiar case with a changed case</w:t>
-      </w:r>
-    </w:p>
-    <w:p>
-      <w:pPr>
-        <w:spacing w:line="336" w:lineRule="auto" w:after="180"/>
-      </w:pPr>
-      <w:r>
-        <w:rPr>
-          <w:b w:val="0"/>
-        </w:rPr>
-        <w:t xml:space="preserve">Worker commits job J then crashes before </w:t>
+        <w:t xml:space="preserve">d is not complete. A conversion service </w:t>
       </w:r>
       <w:r>
         <w:rPr>
@@ -672,312 +1554,30 @@
         <w:rPr>
           <w:b w:val="0"/>
         </w:rPr>
-        <w:t xml:space="preserve"> </w:t>
+        <w:t xml:space="preserve">s job J12 rather than </w:t>
       </w:r>
       <w:r>
         <w:rPr>
           <w:b/>
         </w:rPr>
-        <w:t>acknowledgement</w:t>
+        <w:t>process</w:t>
       </w:r>
       <w:r>
         <w:rPr>
           <w:b w:val="0"/>
         </w:rPr>
-        <w:t>. J is delivered again. Show the intermediate steps and give the conclusion with its scope.</w:t>
-      </w:r>
-    </w:p>
-    <w:p>
-      <w:pPr>
-        <w:pStyle w:val="Heading3"/>
-      </w:pPr>
-      <w:r>
-        <w:t>Keep the procedure fixed. Explain what changed in the inputs and result.</w:t>
-      </w:r>
-    </w:p>
-    <w:p>
-      <w:r>
-        <w:t>________________________________________________________________</w:t>
-      </w:r>
-    </w:p>
-    <w:p>
-      <w:r>
-        <w:t>________________________________________________________________</w:t>
-      </w:r>
-    </w:p>
-    <w:p>
-      <w:r>
-        <w:t>________________________________________________________________</w:t>
-      </w:r>
-    </w:p>
-    <w:p>
-      <w:r>
-        <w:t>________________________________________________________________</w:t>
-      </w:r>
-    </w:p>
-    <w:p>
-      <w:r>
-        <w:t>________________________________________________________________</w:t>
-      </w:r>
-    </w:p>
-    <w:p>
-      <w:pPr>
-        <w:pStyle w:val="Heading3"/>
-      </w:pPr>
-      <w:r>
-        <w:t>Change one thing in the pictured case</w:t>
-      </w:r>
-    </w:p>
-    <w:p>
-      <w:pPr>
-        <w:pStyle w:val="Heading3"/>
-      </w:pPr>
-      <w:r>
-        <w:t>Change one thing</w:t>
+        <w:t>ing it during submission.</w:t>
       </w:r>
     </w:p>
     <w:p>
       <w:pPr>
         <w:spacing w:line="336" w:lineRule="auto" w:after="180"/>
-        <w:shd w:fill="F5F1FB"/>
       </w:pPr>
       <w:r>
         <w:rPr>
           <w:b w:val="0"/>
         </w:rPr>
-        <w:t xml:space="preserve">Change: The worker crashes before producing checked </w:t>
-      </w:r>
-      <w:r>
-        <w:rPr>
-          <w:b/>
-        </w:rPr>
-        <w:t>output</w:t>
-      </w:r>
-      <w:r>
-        <w:rPr>
-          <w:b w:val="0"/>
-        </w:rPr>
-        <w:t>.</w:t>
-      </w:r>
-    </w:p>
-    <w:p>
-      <w:pPr>
-        <w:pStyle w:val="Heading3"/>
-      </w:pPr>
-      <w:r>
-        <w:t>Predicted result</w:t>
-      </w:r>
-    </w:p>
-    <w:p>
-      <w:pPr>
-        <w:spacing w:line="336" w:lineRule="auto" w:after="180"/>
-        <w:shd w:fill="F1F6FC"/>
-      </w:pPr>
-      <w:r>
-        <w:rPr>
-          <w:b/>
-        </w:rPr>
-        <w:t>Prediction</w:t>
-      </w:r>
-      <w:r>
-        <w:rPr>
-          <w:b w:val="0"/>
-        </w:rPr>
-        <w:t>: The job is failed or awaiting a controlled retry, not succeeded.</w:t>
-      </w:r>
-    </w:p>
-    <w:p>
-      <w:pPr>
-        <w:pStyle w:val="Heading3"/>
-      </w:pPr>
-      <w:r>
-        <w:t>Why the result follows</w:t>
-      </w:r>
-    </w:p>
-    <w:p>
-      <w:pPr>
-        <w:spacing w:line="336" w:lineRule="auto" w:after="180"/>
-        <w:shd w:fill="F1F6FC"/>
-      </w:pPr>
-      <w:r>
-        <w:rPr>
-          <w:b w:val="0"/>
-        </w:rPr>
-        <w:t xml:space="preserve">Reason: Receipt is not </w:t>
-      </w:r>
-      <w:r>
-        <w:rPr>
-          <w:b/>
-        </w:rPr>
-        <w:t>evidence</w:t>
-      </w:r>
-      <w:r>
-        <w:rPr>
-          <w:b w:val="0"/>
-        </w:rPr>
-        <w:t xml:space="preserve"> that conversion finished.</w:t>
-      </w:r>
-    </w:p>
-    <w:p>
-      <w:pPr>
-        <w:pStyle w:val="Heading1"/>
-      </w:pPr>
-      <w:r>
-        <w:t>05. Words that unlock the idea</w:t>
-      </w:r>
-    </w:p>
-    <w:p>
-      <w:r>
-        <w:t>Use the vocabulary of Queues and asynchronous work to explain a concrete decision, rather than only memorising definitions.</w:t>
-      </w:r>
-    </w:p>
-    <w:tbl>
-      <w:tblPr>
-        <w:tblStyle w:val="LightShading-Accent1"/>
-        <w:tblW w:type="auto" w:w="0"/>
-        <w:tblLook w:firstColumn="1" w:firstRow="1" w:lastColumn="0" w:lastRow="0" w:noHBand="0" w:noVBand="1" w:val="04A0"/>
-      </w:tblPr>
-      <w:tblGrid>
-        <w:gridCol w:w="5112"/>
-        <w:gridCol w:w="5112"/>
-      </w:tblGrid>
-      <w:tr>
-        <w:trPr>
-          <w:tblHeader/>
-        </w:trPr>
-        <w:tc>
-          <w:tcPr>
-            <w:tcW w:type="dxa" w:w="5112"/>
-          </w:tcPr>
-          <w:p>
-            <w:r>
-              <w:t>Word</w:t>
-            </w:r>
-          </w:p>
-        </w:tc>
-        <w:tc>
-          <w:tcPr>
-            <w:tcW w:type="dxa" w:w="5112"/>
-          </w:tcPr>
-          <w:p>
-            <w:r>
-              <w:t>Meaning</w:t>
-            </w:r>
-          </w:p>
-        </w:tc>
-      </w:tr>
-      <w:tr>
-        <w:tc>
-          <w:tcPr>
-            <w:tcW w:type="dxa" w:w="5112"/>
-          </w:tcPr>
-          <w:p>
-            <w:r>
-              <w:t>Queue</w:t>
-            </w:r>
-          </w:p>
-        </w:tc>
-        <w:tc>
-          <w:tcPr>
-            <w:tcW w:type="dxa" w:w="5112"/>
-          </w:tcPr>
-          <w:p>
-            <w:r>
-              <w:t>A store of work awaiting processing</w:t>
-            </w:r>
-          </w:p>
-        </w:tc>
-      </w:tr>
-      <w:tr>
-        <w:tc>
-          <w:tcPr>
-            <w:tcW w:type="dxa" w:w="5112"/>
-          </w:tcPr>
-          <w:p>
-            <w:r>
-              <w:t>Acknowledgement</w:t>
-            </w:r>
-          </w:p>
-        </w:tc>
-        <w:tc>
-          <w:tcPr>
-            <w:tcW w:type="dxa" w:w="5112"/>
-          </w:tcPr>
-          <w:p>
-            <w:r>
-              <w:t>A signal allowing delivery completion</w:t>
-            </w:r>
-          </w:p>
-        </w:tc>
-      </w:tr>
-      <w:tr>
-        <w:tc>
-          <w:tcPr>
-            <w:tcW w:type="dxa" w:w="5112"/>
-          </w:tcPr>
-          <w:p>
-            <w:r>
-              <w:t>Redelivery</w:t>
-            </w:r>
-          </w:p>
-        </w:tc>
-        <w:tc>
-          <w:tcPr>
-            <w:tcW w:type="dxa" w:w="5112"/>
-          </w:tcPr>
-          <w:p>
-            <w:r>
-              <w:t>Receiving a previously delivered job again</w:t>
-            </w:r>
-          </w:p>
-        </w:tc>
-      </w:tr>
-    </w:tbl>
-    <w:p>
-      <w:pPr>
-        <w:pStyle w:val="Heading3"/>
-      </w:pPr>
-      <w:r>
-        <w:t>Use two terms to explain a step in this week’s example.</w:t>
-      </w:r>
-    </w:p>
-    <w:p>
-      <w:r>
-        <w:t>________________________________________________________________</w:t>
-      </w:r>
-    </w:p>
-    <w:p>
-      <w:r>
-        <w:t>________________________________________________________________</w:t>
-      </w:r>
-    </w:p>
-    <w:p>
-      <w:r>
-        <w:t>________________________________________________________________</w:t>
-      </w:r>
-    </w:p>
-    <w:p>
-      <w:pPr>
-        <w:pStyle w:val="Heading1"/>
-      </w:pPr>
-      <w:r>
-        <w:t>06. Follow a worked example</w:t>
-      </w:r>
-    </w:p>
-    <w:p>
-      <w:r>
-        <w:t>Follow the worked trace for Queues and asynchronous work, predict a step, then compare with its explanation.</w:t>
-      </w:r>
-    </w:p>
-    <w:p>
-      <w:pPr>
-        <w:spacing w:line="336" w:lineRule="auto" w:after="180"/>
-      </w:pPr>
-      <w:r>
-        <w:rPr>
-          <w:b w:val="0"/>
-        </w:rPr>
-        <w:t xml:space="preserve">Worker commits job J then crashes before </w:t>
+        <w:t xml:space="preserve">States: </w:t>
       </w:r>
       <w:r>
         <w:rPr>
@@ -989,142 +1589,7 @@
         <w:rPr>
           <w:b w:val="0"/>
         </w:rPr>
-        <w:t xml:space="preserve"> </w:t>
-      </w:r>
-      <w:r>
-        <w:rPr>
-          <w:b/>
-        </w:rPr>
-        <w:t>acknowledgement</w:t>
-      </w:r>
-      <w:r>
-        <w:rPr>
-          <w:b w:val="0"/>
-        </w:rPr>
-        <w:t>. J is delivered again.</w:t>
-      </w:r>
-    </w:p>
-    <w:p>
-      <w:pPr>
-        <w:spacing w:line="336" w:lineRule="auto" w:after="180"/>
-      </w:pPr>
-      <w:r>
-        <w:rPr>
-          <w:b w:val="0"/>
-        </w:rPr>
-        <w:t>Consult durable job status; return committed result and acknowledge without repeating the effect. Delivery count is not effect count.</w:t>
-      </w:r>
-    </w:p>
-    <w:p>
-      <w:pPr>
-        <w:pStyle w:val="Heading3"/>
-      </w:pPr>
-      <w:r>
-        <w:t>Worked explanation · Queues and asynchronous work</w:t>
-      </w:r>
-    </w:p>
-    <w:p>
-      <w:pPr>
-        <w:spacing w:line="336" w:lineRule="auto" w:after="180"/>
-        <w:shd w:fill="F1F6FC"/>
-      </w:pPr>
-      <w:r>
-        <w:rPr>
-          <w:b w:val="0"/>
-        </w:rPr>
-        <w:t xml:space="preserve">Compare the intermediate </w:t>
-      </w:r>
-      <w:r>
-        <w:rPr>
-          <w:b/>
-        </w:rPr>
-        <w:t>evidence</w:t>
-      </w:r>
-      <w:r>
-        <w:rPr>
-          <w:b w:val="0"/>
-        </w:rPr>
-        <w:t xml:space="preserve"> with the final statement. Explain why each number or decision follows from the stated </w:t>
-      </w:r>
-      <w:r>
-        <w:rPr>
-          <w:b/>
-        </w:rPr>
-        <w:t>input</w:t>
-      </w:r>
-      <w:r>
-        <w:rPr>
-          <w:b w:val="0"/>
-        </w:rPr>
-        <w:t>s.</w:t>
-      </w:r>
-    </w:p>
-    <w:p>
-      <w:pPr>
-        <w:spacing w:line="336" w:lineRule="auto" w:after="180"/>
-        <w:shd w:fill="F1F6FC"/>
-      </w:pPr>
-      <w:r>
-        <w:rPr>
-          <w:b w:val="0"/>
-        </w:rPr>
-        <w:t xml:space="preserve">The conclusion belongs to this scenario and procedure; changing the </w:t>
-      </w:r>
-      <w:r>
-        <w:rPr>
-          <w:b/>
-        </w:rPr>
-        <w:t>input</w:t>
-      </w:r>
-      <w:r>
-        <w:rPr>
-          <w:b w:val="0"/>
-        </w:rPr>
-        <w:t>s, evaluation population or authority can change what it establishes. Retain the raw record so a later revision can be compared honestly.</w:t>
-      </w:r>
-    </w:p>
-    <w:p>
-      <w:pPr>
-        <w:pStyle w:val="Heading3"/>
-      </w:pPr>
-      <w:r>
-        <w:t>Learn from the worked case</w:t>
-      </w:r>
-    </w:p>
-    <w:p>
-      <w:pPr>
-        <w:spacing w:line="336" w:lineRule="auto" w:after="180"/>
-      </w:pPr>
-      <w:r>
-        <w:rPr>
-          <w:b w:val="0"/>
-        </w:rPr>
-        <w:t>Cover the result before checking it. Say what is given, choose the procedure, and follow one step at a time. Then uncover the result and explain your first mismatch. Ask why a step is allowed, not only what number it produces.</w:t>
-      </w:r>
-    </w:p>
-    <w:p>
-      <w:pPr>
-        <w:pStyle w:val="Heading3"/>
-      </w:pPr>
-      <w:r>
-        <w:t>A pictorial worked case: Queues and asynchronous work</w:t>
-      </w:r>
-    </w:p>
-    <w:p>
-      <w:pPr>
-        <w:spacing w:line="336" w:lineRule="auto" w:after="180"/>
-      </w:pPr>
-      <w:r>
-        <w:rPr>
-          <w:b/>
-        </w:rPr>
-        <w:t>Queue</w:t>
-      </w:r>
-      <w:r>
-        <w:rPr>
-          <w:b w:val="0"/>
-        </w:rPr>
-        <w:t xml:space="preserve">d is not complete. A conversion service </w:t>
+        <w:t xml:space="preserve">d, running, succeeded, failed. Submission returns J12 with </w:t>
       </w:r>
       <w:r>
         <w:rPr>
@@ -1136,79 +1601,45 @@
         <w:rPr>
           <w:b w:val="0"/>
         </w:rPr>
-        <w:t xml:space="preserve">s job J12 rather than </w:t>
-      </w:r>
-      <w:r>
-        <w:rPr>
-          <w:b/>
-        </w:rPr>
-        <w:t>process</w:t>
-      </w:r>
+        <w:t>d status.</w:t>
+      </w:r>
+    </w:p>
+    <w:p>
+      <w:pPr>
+        <w:spacing w:line="336" w:lineRule="auto" w:after="180"/>
+      </w:pPr>
       <w:r>
         <w:rPr>
           <w:b w:val="0"/>
         </w:rPr>
-        <w:t>ing it during submission.</w:t>
-      </w:r>
-    </w:p>
-    <w:p>
-      <w:pPr>
-        <w:pStyle w:val="Heading3"/>
-      </w:pPr>
-      <w:r>
-        <w:t>The facts we will use</w:t>
-      </w:r>
-    </w:p>
-    <w:p>
-      <w:pPr>
-        <w:pStyle w:val="Heading3"/>
-      </w:pPr>
-      <w:r>
-        <w:t>Supplied facts</w:t>
+        <w:t>The picture uses queued/running/succeeded/failed; the main example uses pending/running/completed/failed. Queued corresponds to pending and succeeded to completed for these classroom cases. J12’s submission receipt acknowledges acceptance, not the worker’s later delivery completion. Only checked output permits succeeded.</w:t>
       </w:r>
     </w:p>
     <w:p>
       <w:pPr>
         <w:spacing w:line="336" w:lineRule="auto" w:after="180"/>
-        <w:shd w:fill="F1F6FC"/>
       </w:pPr>
       <w:r>
         <w:rPr>
           <w:b w:val="0"/>
         </w:rPr>
-        <w:t xml:space="preserve">States: </w:t>
-      </w:r>
-      <w:r>
-        <w:rPr>
-          <w:b/>
-        </w:rPr>
-        <w:t>queue</w:t>
-      </w:r>
-      <w:r>
-        <w:rPr>
-          <w:b w:val="0"/>
-        </w:rPr>
-        <w:t xml:space="preserve">d, running, succeeded, failed. Submission returns J12 with </w:t>
-      </w:r>
-      <w:r>
-        <w:rPr>
-          <w:b/>
-        </w:rPr>
-        <w:t>queue</w:t>
-      </w:r>
-      <w:r>
-        <w:rPr>
-          <w:b w:val="0"/>
-        </w:rPr>
-        <w:t>d status.</w:t>
+        <w:t>If a supervisor observes and records a crash before checked output, failed is justified; a declared retry could return it to queued. If nobody has yet observed the crash, the saved status may remain running and needs reconciliation. Do not invent a success, an observed failure or a retry policy from the mere absence of output.</w:t>
+      </w:r>
+    </w:p>
+    <w:p>
+      <w:pPr>
+        <w:pStyle w:val="Heading2"/>
+      </w:pPr>
+      <w:r>
+        <w:t>Trace receipt, start and checked output</w:t>
       </w:r>
     </w:p>
     <w:p>
       <w:r>
         <w:drawing>
           <wp:inline xmlns:a="http://schemas.openxmlformats.org/drawingml/2006/main" xmlns:pic="http://schemas.openxmlformats.org/drawingml/2006/picture">
-            <wp:extent cx="5486400" cy="5145314"/>
-            <wp:docPr id="1" name="Picture 1" descr="Queues and asynchronous work. Accept request: J12 acknowledges receipt, not completed conversion.. Start worker: The worker marks J12 running before processing.. Publish checked result: Only a checked output permits succeeded status."/>
+            <wp:extent cx="5486400" cy="3182112"/>
+            <wp:docPr id="1" name="Picture 1" descr="Accept request: J12 acknowledges receipt, not completed conversion. → Start worker: The worker marks J12 running before processing. → Publish checked result: Only a checked output permits succeeded status."/>
             <wp:cNvGraphicFramePr>
               <a:graphicFrameLocks noChangeAspect="1"/>
             </wp:cNvGraphicFramePr>
@@ -1216,7 +1647,7 @@
               <a:graphicData uri="http://schemas.openxmlformats.org/drawingml/2006/picture">
                 <pic:pic>
                   <pic:nvPicPr>
-                    <pic:cNvPr id="0" name="academy-visual-ai-6-22.png"/>
+                    <pic:cNvPr id="0" name="academy-story-ai-6-22-02.png"/>
                     <pic:cNvPicPr/>
                   </pic:nvPicPr>
                   <pic:blipFill>
@@ -1228,7 +1659,7 @@
                   <pic:spPr>
                     <a:xfrm>
                       <a:off x="0" y="0"/>
-                      <a:ext cx="5486400" cy="5145314"/>
+                      <a:ext cx="5486400" cy="3182112"/>
                     </a:xfrm>
                     <a:prstGeom prst="rect"/>
                   </pic:spPr>
@@ -1356,24 +1787,7 @@
     </w:p>
     <w:p>
       <w:pPr>
-        <w:pStyle w:val="Heading3"/>
-      </w:pPr>
-      <w:r>
-        <w:t>Why this result follows</w:t>
-      </w:r>
-    </w:p>
-    <w:p>
-      <w:pPr>
-        <w:pStyle w:val="Heading3"/>
-      </w:pPr>
-      <w:r>
-        <w:t>Why the result follows</w:t>
-      </w:r>
-    </w:p>
-    <w:p>
-      <w:pPr>
         <w:spacing w:line="336" w:lineRule="auto" w:after="180"/>
-        <w:shd w:fill="F1F6FC"/>
       </w:pPr>
       <w:r>
         <w:rPr>
@@ -1384,24 +1798,207 @@
     </w:p>
     <w:p>
       <w:pPr>
+        <w:pStyle w:val="Heading2"/>
+      </w:pPr>
+      <w:r>
+        <w:t>Predict the pre-output crash</w:t>
+      </w:r>
+    </w:p>
+    <w:p>
+      <w:pPr>
+        <w:pStyle w:val="ListBullet"/>
+      </w:pPr>
+      <w:r>
+        <w:t>Change one thing: The worker crashes before producing checked output. Predict the result before checking the explanation. What remains the same?</w:t>
+      </w:r>
+    </w:p>
+    <w:p>
+      <w:pPr>
+        <w:pStyle w:val="Heading2"/>
+      </w:pPr>
+      <w:r>
+        <w:t>Check after predicting · reference / check after trying</w:t>
+      </w:r>
+    </w:p>
+    <w:p>
+      <w:r>
+        <w:drawing>
+          <wp:inline xmlns:a="http://schemas.openxmlformats.org/drawingml/2006/main" xmlns:pic="http://schemas.openxmlformats.org/drawingml/2006/picture">
+            <wp:extent cx="5486400" cy="3026664"/>
+            <wp:docPr id="2" name="Picture 2" descr="Original case: Only a checked output permits succeeded status. Changed condition: The worker crashes before producing checked output. Expected result: The job is failed or awaiting a controlled retry, not succeeded. Reason: Receipt is not evidence that conversion finished."/>
+            <wp:cNvGraphicFramePr>
+              <a:graphicFrameLocks noChangeAspect="1"/>
+            </wp:cNvGraphicFramePr>
+            <a:graphic>
+              <a:graphicData uri="http://schemas.openxmlformats.org/drawingml/2006/picture">
+                <pic:pic>
+                  <pic:nvPicPr>
+                    <pic:cNvPr id="0" name="academy-story-ai-6-22-04.png"/>
+                    <pic:cNvPicPr/>
+                  </pic:nvPicPr>
+                  <pic:blipFill>
+                    <a:blip r:embed="rId10"/>
+                    <a:stretch>
+                      <a:fillRect/>
+                    </a:stretch>
+                  </pic:blipFill>
+                  <pic:spPr>
+                    <a:xfrm>
+                      <a:off x="0" y="0"/>
+                      <a:ext cx="5486400" cy="3026664"/>
+                    </a:xfrm>
+                    <a:prstGeom prst="rect"/>
+                  </pic:spPr>
+                </pic:pic>
+              </a:graphicData>
+            </a:graphic>
+          </wp:inline>
+        </w:drawing>
+      </w:r>
+    </w:p>
+    <w:p>
+      <w:pPr>
+        <w:pStyle w:val="Heading2"/>
+      </w:pPr>
+      <w:r>
+        <w:t>Explain delivery limits and status evidence</w:t>
+      </w:r>
+    </w:p>
+    <w:p>
+      <w:pPr>
+        <w:pStyle w:val="ListBullet"/>
+      </w:pPr>
+      <w:r>
+        <w:t>Queue delivery and duplicate handling need their own policies; this sequence does not guarantee completion.</w:t>
+      </w:r>
+    </w:p>
+    <w:p>
+      <w:pPr>
+        <w:pStyle w:val="ListBullet"/>
+      </w:pPr>
+      <w:r>
+        <w:t>Read the labelled picture: Explain what the queued J12 submission response proves and what it does not. Which event permits succeeded status, and what status is honest after a worker crash?</w:t>
+      </w:r>
+    </w:p>
+    <w:p>
+      <w:pPr>
+        <w:pStyle w:val="Heading2"/>
+      </w:pPr>
+      <w:r>
+        <w:t>Earlier wording, alternatives and picture transcripts · reference / check after trying</w:t>
+      </w:r>
+    </w:p>
+    <w:p>
+      <w:pPr>
         <w:pStyle w:val="Heading3"/>
       </w:pPr>
       <w:r>
+        <w:t>Learn from the worked case</w:t>
+      </w:r>
+    </w:p>
+    <w:p>
+      <w:pPr>
+        <w:spacing w:line="336" w:lineRule="auto" w:after="180"/>
+      </w:pPr>
+      <w:r>
+        <w:rPr>
+          <w:b w:val="0"/>
+        </w:rPr>
+        <w:t>Cover the result before checking it. Say what is given, choose the procedure, and follow one step at a time. Then uncover the result and explain your first mismatch. Ask why a step is allowed, not only what number it produces.</w:t>
+      </w:r>
+    </w:p>
+    <w:p>
+      <w:pPr>
+        <w:pStyle w:val="Heading3"/>
+      </w:pPr>
+      <w:r>
+        <w:t>A pictorial worked case: Queues and asynchronous work</w:t>
+      </w:r>
+    </w:p>
+    <w:p>
+      <w:pPr>
+        <w:pStyle w:val="Heading3"/>
+      </w:pPr>
+      <w:r>
+        <w:t>The facts we will use</w:t>
+      </w:r>
+    </w:p>
+    <w:p>
+      <w:r>
+        <w:drawing>
+          <wp:inline xmlns:a="http://schemas.openxmlformats.org/drawingml/2006/main" xmlns:pic="http://schemas.openxmlformats.org/drawingml/2006/picture">
+            <wp:extent cx="5486400" cy="5145314"/>
+            <wp:docPr id="3" name="Picture 3" descr="Queues and asynchronous work. Accept request: J12 acknowledges receipt, not completed conversion.. Start worker: The worker marks J12 running before processing.. Publish checked result: Only a checked output permits succeeded status."/>
+            <wp:cNvGraphicFramePr>
+              <a:graphicFrameLocks noChangeAspect="1"/>
+            </wp:cNvGraphicFramePr>
+            <a:graphic>
+              <a:graphicData uri="http://schemas.openxmlformats.org/drawingml/2006/picture">
+                <pic:pic>
+                  <pic:nvPicPr>
+                    <pic:cNvPr id="0" name="academy-visual-ai-6-22.png"/>
+                    <pic:cNvPicPr/>
+                  </pic:nvPicPr>
+                  <pic:blipFill>
+                    <a:blip r:embed="rId11"/>
+                    <a:stretch>
+                      <a:fillRect/>
+                    </a:stretch>
+                  </pic:blipFill>
+                  <pic:spPr>
+                    <a:xfrm>
+                      <a:off x="0" y="0"/>
+                      <a:ext cx="5486400" cy="5145314"/>
+                    </a:xfrm>
+                    <a:prstGeom prst="rect"/>
+                  </pic:spPr>
+                </pic:pic>
+              </a:graphicData>
+            </a:graphic>
+          </wp:inline>
+        </w:drawing>
+      </w:r>
+    </w:p>
+    <w:p>
+      <w:pPr>
+        <w:pStyle w:val="Heading3"/>
+      </w:pPr>
+      <w:r>
+        <w:t>Why this result follows</w:t>
+      </w:r>
+    </w:p>
+    <w:p>
+      <w:pPr>
+        <w:pStyle w:val="Heading3"/>
+      </w:pPr>
+      <w:r>
         <w:t>What this example does not establish</w:t>
       </w:r>
     </w:p>
     <w:p>
       <w:pPr>
-        <w:pStyle w:val="Heading3"/>
-      </w:pPr>
-      <w:r>
-        <w:t>Keep the stated limit</w:t>
+        <w:pStyle w:val="Heading1"/>
+      </w:pPr>
+      <w:r>
+        <w:t>07. Audit evidence before counting completions or retries</w:t>
+      </w:r>
+    </w:p>
+    <w:p>
+      <w:r>
+        <w:t>Delivery and effect counts answer different questions.</w:t>
+      </w:r>
+    </w:p>
+    <w:p>
+      <w:pPr>
+        <w:pStyle w:val="Heading2"/>
+      </w:pPr>
+      <w:r>
+        <w:t>Core queue qualification and failure analysis</w:t>
       </w:r>
     </w:p>
     <w:p>
       <w:pPr>
         <w:spacing w:line="336" w:lineRule="auto" w:after="180"/>
-        <w:shd w:fill="FFF5E6"/>
       </w:pPr>
       <w:r>
         <w:rPr>
@@ -1413,115 +2010,12 @@
         <w:rPr>
           <w:b w:val="0"/>
         </w:rPr>
-        <w:t xml:space="preserve"> delivery and duplicate handling need their own policies; this sequence does not guarantee completion.</w:t>
-      </w:r>
-    </w:p>
-    <w:p>
-      <w:pPr>
-        <w:pStyle w:val="Heading3"/>
-      </w:pPr>
-      <w:r>
-        <w:t>Keep the stated limit</w:t>
+        <w:t xml:space="preserve"> ordering and exactly-once properties must be declared, not assumed from a simple mock.</w:t>
       </w:r>
     </w:p>
     <w:p>
       <w:pPr>
         <w:spacing w:line="336" w:lineRule="auto" w:after="180"/>
-        <w:shd w:fill="FFF5E6"/>
-      </w:pPr>
-      <w:r>
-        <w:rPr>
-          <w:b w:val="0"/>
-        </w:rPr>
-        <w:t xml:space="preserve">Read the labelled picture: Explain what the </w:t>
-      </w:r>
-      <w:r>
-        <w:rPr>
-          <w:b/>
-        </w:rPr>
-        <w:t>queue</w:t>
-      </w:r>
-      <w:r>
-        <w:rPr>
-          <w:b w:val="0"/>
-        </w:rPr>
-        <w:t>d J12 submission response proves and what it does not. Which event permits succeeded status, and what status is honest after a worker crash?</w:t>
-      </w:r>
-    </w:p>
-    <w:p>
-      <w:pPr>
-        <w:pStyle w:val="Heading3"/>
-      </w:pPr>
-      <w:r>
-        <w:t>Keep the stated limit</w:t>
-      </w:r>
-    </w:p>
-    <w:p>
-      <w:pPr>
-        <w:spacing w:line="336" w:lineRule="auto" w:after="180"/>
-        <w:shd w:fill="FFF5E6"/>
-      </w:pPr>
-      <w:r>
-        <w:rPr>
-          <w:b w:val="0"/>
-        </w:rPr>
-        <w:t xml:space="preserve">Change one thing: The worker crashes before producing checked </w:t>
-      </w:r>
-      <w:r>
-        <w:rPr>
-          <w:b/>
-        </w:rPr>
-        <w:t>output</w:t>
-      </w:r>
-      <w:r>
-        <w:rPr>
-          <w:b w:val="0"/>
-        </w:rPr>
-        <w:t>. Predict the result before checking the explanation. What remains the same?</w:t>
-      </w:r>
-    </w:p>
-    <w:p>
-      <w:pPr>
-        <w:pStyle w:val="Heading1"/>
-      </w:pPr>
-      <w:r>
-        <w:t>07. Find and repair a mistake</w:t>
-      </w:r>
-    </w:p>
-    <w:p>
-      <w:r>
-        <w:t>Find the unsupported step in the Queues and asynchronous work claim and explain a repair using the supplied evidence.</w:t>
-      </w:r>
-    </w:p>
-    <w:p>
-      <w:pPr>
-        <w:spacing w:line="336" w:lineRule="auto" w:after="180"/>
-      </w:pPr>
-      <w:r>
-        <w:rPr>
-          <w:b/>
-        </w:rPr>
-        <w:t>Queue</w:t>
-      </w:r>
-      <w:r>
-        <w:rPr>
-          <w:b w:val="0"/>
-        </w:rPr>
-        <w:t xml:space="preserve"> ordering and exactly-once properties must be declared, not assumed from a simple mock.</w:t>
-      </w:r>
-    </w:p>
-    <w:p>
-      <w:pPr>
-        <w:pStyle w:val="Heading3"/>
-      </w:pPr>
-      <w:r>
-        <w:t>Check the claim against the facts</w:t>
-      </w:r>
-    </w:p>
-    <w:p>
-      <w:pPr>
-        <w:spacing w:line="336" w:lineRule="auto" w:after="180"/>
-        <w:shd w:fill="FFF5E6"/>
       </w:pPr>
       <w:r>
         <w:rPr>
@@ -1533,7 +2027,6 @@
     <w:p>
       <w:pPr>
         <w:spacing w:line="336" w:lineRule="auto" w:after="180"/>
-        <w:shd w:fill="FFF5E6"/>
       </w:pPr>
       <w:r>
         <w:rPr>
@@ -1556,6 +2049,256 @@
     </w:p>
     <w:p>
       <w:pPr>
+        <w:pStyle w:val="Heading2"/>
+      </w:pPr>
+      <w:r>
+        <w:t>Complete state, conflict and lost-history probes</w:t>
+      </w:r>
+    </w:p>
+    <w:tbl>
+      <w:tblPr>
+        <w:tblStyle w:val="LightShading-Accent1"/>
+        <w:tblW w:type="auto" w:w="0"/>
+        <w:tblLook w:firstColumn="1" w:firstRow="1" w:lastColumn="0" w:lastRow="0" w:noHBand="0" w:noVBand="1" w:val="04A0"/>
+      </w:tblPr>
+      <w:tblGrid>
+        <w:gridCol w:w="5112"/>
+        <w:gridCol w:w="5112"/>
+      </w:tblGrid>
+      <w:tr>
+        <w:trPr>
+          <w:tblHeader/>
+        </w:trPr>
+        <w:tc>
+          <w:tcPr>
+            <w:tcW w:type="dxa" w:w="5112"/>
+          </w:tcPr>
+          <w:p>
+            <w:r>
+              <w:t>Probe</w:t>
+            </w:r>
+          </w:p>
+        </w:tc>
+        <w:tc>
+          <w:tcPr>
+            <w:tcW w:type="dxa" w:w="5112"/>
+          </w:tcPr>
+          <w:p>
+            <w:r>
+              <w:t>Expected interpretation</w:t>
+            </w:r>
+          </w:p>
+        </w:tc>
+      </w:tr>
+      <w:tr>
+        <w:tc>
+          <w:tcPr>
+            <w:tcW w:type="dxa" w:w="5112"/>
+          </w:tcPr>
+          <w:p>
+            <w:r>
+              <w:t>Accepted job has only a receipt</w:t>
+            </w:r>
+          </w:p>
+        </w:tc>
+        <w:tc>
+          <w:tcPr>
+            <w:tcW w:type="dxa" w:w="5112"/>
+          </w:tcPr>
+          <w:p>
+            <w:r>
+              <w:t>Pending/queued; no success claim</w:t>
+            </w:r>
+          </w:p>
+        </w:tc>
+      </w:tr>
+      <w:tr>
+        <w:tc>
+          <w:tcPr>
+            <w:tcW w:type="dxa" w:w="5112"/>
+          </w:tcPr>
+          <w:p>
+            <w:r>
+              <w:t>Committed J delivered again with same payload</w:t>
+            </w:r>
+          </w:p>
+        </w:tc>
+        <w:tc>
+          <w:tcPr>
+            <w:tcW w:type="dxa" w:w="5112"/>
+          </w:tcPr>
+          <w:p>
+            <w:r>
+              <w:t>Return prior checked result, acknowledge, add no effect</w:t>
+            </w:r>
+          </w:p>
+        </w:tc>
+      </w:tr>
+      <w:tr>
+        <w:tc>
+          <w:tcPr>
+            <w:tcW w:type="dxa" w:w="5112"/>
+          </w:tcPr>
+          <w:p>
+            <w:r>
+              <w:t>Same ID with a different payload</w:t>
+            </w:r>
+          </w:p>
+        </w:tc>
+        <w:tc>
+          <w:tcPr>
+            <w:tcW w:type="dxa" w:w="5112"/>
+          </w:tcPr>
+          <w:p>
+            <w:r>
+              <w:t>Reject conflict</w:t>
+            </w:r>
+          </w:p>
+        </w:tc>
+      </w:tr>
+      <w:tr>
+        <w:tc>
+          <w:tcPr>
+            <w:tcW w:type="dxa" w:w="5112"/>
+          </w:tcPr>
+          <w:p>
+            <w:r>
+              <w:t>Saved status is running or absent</w:t>
+            </w:r>
+          </w:p>
+        </w:tc>
+        <w:tc>
+          <w:tcPr>
+            <w:tcW w:type="dxa" w:w="5112"/>
+          </w:tcPr>
+          <w:p>
+            <w:r>
+              <w:t>Reconcile; do not blindly replay an uncertain effect</w:t>
+            </w:r>
+          </w:p>
+        </w:tc>
+      </w:tr>
+      <w:tr>
+        <w:tc>
+          <w:tcPr>
+            <w:tcW w:type="dxa" w:w="5112"/>
+          </w:tcPr>
+          <w:p>
+            <w:r>
+              <w:t>Worker crash observed before checked output</w:t>
+            </w:r>
+          </w:p>
+        </w:tc>
+        <w:tc>
+          <w:tcPr>
+            <w:tcW w:type="dxa" w:w="5112"/>
+          </w:tcPr>
+          <w:p>
+            <w:r>
+              <w:t>Record failure or use a separately declared controlled retry</w:t>
+            </w:r>
+          </w:p>
+        </w:tc>
+      </w:tr>
+      <w:tr>
+        <w:tc>
+          <w:tcPr>
+            <w:tcW w:type="dxa" w:w="5112"/>
+          </w:tcPr>
+          <w:p>
+            <w:r>
+              <w:t>Crash not yet observed</w:t>
+            </w:r>
+          </w:p>
+        </w:tc>
+        <w:tc>
+          <w:tcPr>
+            <w:tcW w:type="dxa" w:w="5112"/>
+          </w:tcPr>
+          <w:p>
+            <w:r>
+              <w:t>May still appear running; no evidence of success</w:t>
+            </w:r>
+          </w:p>
+        </w:tc>
+      </w:tr>
+      <w:tr>
+        <w:tc>
+          <w:tcPr>
+            <w:tcW w:type="dxa" w:w="5112"/>
+          </w:tcPr>
+          <w:p>
+            <w:r>
+              <w:t>Completion history lost</w:t>
+            </w:r>
+          </w:p>
+        </w:tc>
+        <w:tc>
+          <w:tcPr>
+            <w:tcW w:type="dxa" w:w="5112"/>
+          </w:tcPr>
+          <w:p>
+            <w:r>
+              <w:t>Memory-only model can repeat effect; durability not established</w:t>
+            </w:r>
+          </w:p>
+        </w:tc>
+      </w:tr>
+      <w:tr>
+        <w:tc>
+          <w:tcPr>
+            <w:tcW w:type="dxa" w:w="5112"/>
+          </w:tcPr>
+          <w:p>
+            <w:r>
+              <w:t>Two workers run concurrently</w:t>
+            </w:r>
+          </w:p>
+        </w:tc>
+        <w:tc>
+          <w:tcPr>
+            <w:tcW w:type="dxa" w:w="5112"/>
+          </w:tcPr>
+          <w:p>
+            <w:r>
+              <w:t>Outside sequential mock; atomicity/locking/provider policy required</w:t>
+            </w:r>
+          </w:p>
+        </w:tc>
+      </w:tr>
+      <w:tr>
+        <w:tc>
+          <w:tcPr>
+            <w:tcW w:type="dxa" w:w="5112"/>
+          </w:tcPr>
+          <w:p>
+            <w:r>
+              <w:t>Several deliveries</w:t>
+            </w:r>
+          </w:p>
+        </w:tc>
+        <w:tc>
+          <w:tcPr>
+            <w:tcW w:type="dxa" w:w="5112"/>
+          </w:tcPr>
+          <w:p>
+            <w:r>
+              <w:t>Not necessarily several effects, and not proof of exactly-once delivery</w:t>
+            </w:r>
+          </w:p>
+        </w:tc>
+      </w:tr>
+    </w:tbl>
+    <w:p>
+      <w:pPr>
+        <w:pStyle w:val="Heading2"/>
+      </w:pPr>
+      <w:r>
+        <w:t>Guided repair and explanation</w:t>
+      </w:r>
+    </w:p>
+    <w:p>
+      <w:pPr>
         <w:pStyle w:val="Heading3"/>
       </w:pPr>
       <w:r>
@@ -1589,33 +2332,93 @@
     </w:p>
     <w:p>
       <w:pPr>
+        <w:pStyle w:val="ListBullet"/>
+      </w:pPr>
+      <w:r>
+        <w:t>A report omits this qualification: Queue ordering and exactly-once properties must be declared, not assumed from a simple mock. Explain how omitting it could change a reader's interpretation, and write an accurate replacement.</w:t>
+      </w:r>
+    </w:p>
+    <w:p>
+      <w:pPr>
         <w:pStyle w:val="Heading3"/>
       </w:pPr>
       <w:r>
+        <w:t>State one repair and the checks you would rerun.</w:t>
+      </w:r>
+    </w:p>
+    <w:p>
+      <w:r>
+        <w:t>________________________________________________________________</w:t>
+      </w:r>
+    </w:p>
+    <w:p>
+      <w:r>
+        <w:t>________________________________________________________________</w:t>
+      </w:r>
+    </w:p>
+    <w:p>
+      <w:r>
+        <w:t>________________________________________________________________</w:t>
+      </w:r>
+    </w:p>
+    <w:p>
+      <w:r>
+        <w:t>________________________________________________________________</w:t>
+      </w:r>
+    </w:p>
+    <w:p>
+      <w:r>
+        <w:t>________________________________________________________________</w:t>
+      </w:r>
+    </w:p>
+    <w:p>
+      <w:r>
+        <w:t>________________________________________________________________</w:t>
+      </w:r>
+    </w:p>
+    <w:p>
+      <w:pPr>
+        <w:pStyle w:val="Heading2"/>
+      </w:pPr>
+      <w:r>
+        <w:t>Earlier wording, alternatives and picture transcripts · reference / check after trying</w:t>
+      </w:r>
+    </w:p>
+    <w:p>
+      <w:pPr>
+        <w:pStyle w:val="Heading3"/>
+      </w:pPr>
+      <w:r>
         <w:t>Locate the earliest unsupported step</w:t>
       </w:r>
     </w:p>
     <w:p>
       <w:pPr>
-        <w:spacing w:line="336" w:lineRule="auto" w:after="180"/>
-      </w:pPr>
-      <w:r>
-        <w:rPr>
-          <w:b w:val="0"/>
-        </w:rPr>
-        <w:t xml:space="preserve">A report omits this qualification: </w:t>
-      </w:r>
-      <w:r>
-        <w:rPr>
-          <w:b/>
-        </w:rPr>
-        <w:t>Queue</w:t>
-      </w:r>
-      <w:r>
-        <w:rPr>
-          <w:b w:val="0"/>
-        </w:rPr>
-        <w:t xml:space="preserve"> ordering and exactly-once properties must be declared, not assumed from a simple mock. Explain how omitting it could change a reader's interpretation, and write an accurate replacement.</w:t>
+        <w:pStyle w:val="Heading1"/>
+      </w:pPr>
+      <w:r>
+        <w:t>08. Practise honest status reporting</w:t>
+      </w:r>
+    </w:p>
+    <w:p>
+      <w:r>
+        <w:t>Name receipt, checked completion and uncertainty separately.</w:t>
+      </w:r>
+    </w:p>
+    <w:p>
+      <w:pPr>
+        <w:pStyle w:val="Heading2"/>
+      </w:pPr>
+      <w:r>
+        <w:t>Current explanation and guided check</w:t>
+      </w:r>
+    </w:p>
+    <w:p>
+      <w:pPr>
+        <w:pStyle w:val="ListBullet"/>
+      </w:pPr>
+      <w:r>
+        <w:t>Explain the weekly mechanism in your own words. Use the worked scenario to name its input, decision rule and output.</w:t>
       </w:r>
     </w:p>
     <w:p>
@@ -1623,7 +2426,7 @@
         <w:pStyle w:val="Heading3"/>
       </w:pPr>
       <w:r>
-        <w:t>State one repair and the checks you would rerun.</w:t>
+        <w:t>Guided: restate the worked result, then name the assumption or limitation that prevents a broader conclusion.</w:t>
       </w:r>
     </w:p>
     <w:p>
@@ -1652,79 +2455,19 @@
       </w:r>
     </w:p>
     <w:p>
+      <w:pPr>
+        <w:pStyle w:val="Heading3"/>
+      </w:pPr>
+      <w:r>
+        <w:t>Explain your prediction to a partner before comparing results.</w:t>
+      </w:r>
+    </w:p>
+    <w:p>
       <w:r>
         <w:t>________________________________________________________________</w:t>
       </w:r>
     </w:p>
     <w:p>
-      <w:pPr>
-        <w:pStyle w:val="Heading1"/>
-      </w:pPr>
-      <w:r>
-        <w:t>08. Practise together</w:t>
-      </w:r>
-    </w:p>
-    <w:p>
-      <w:r>
-        <w:t>Practise Queues and asynchronous work with support, then explain the deciding step in your own words.</w:t>
-      </w:r>
-    </w:p>
-    <w:p>
-      <w:pPr>
-        <w:spacing w:line="336" w:lineRule="auto" w:after="180"/>
-      </w:pPr>
-      <w:r>
-        <w:rPr>
-          <w:b w:val="0"/>
-        </w:rPr>
-        <w:t xml:space="preserve">Explain the weekly </w:t>
-      </w:r>
-      <w:r>
-        <w:rPr>
-          <w:b/>
-        </w:rPr>
-        <w:t>mechanism</w:t>
-      </w:r>
-      <w:r>
-        <w:rPr>
-          <w:b w:val="0"/>
-        </w:rPr>
-        <w:t xml:space="preserve"> in your own words. Use the worked scenario to name its </w:t>
-      </w:r>
-      <w:r>
-        <w:rPr>
-          <w:b/>
-        </w:rPr>
-        <w:t>input</w:t>
-      </w:r>
-      <w:r>
-        <w:rPr>
-          <w:b w:val="0"/>
-        </w:rPr>
-        <w:t xml:space="preserve">, decision rule and </w:t>
-      </w:r>
-      <w:r>
-        <w:rPr>
-          <w:b/>
-        </w:rPr>
-        <w:t>output</w:t>
-      </w:r>
-      <w:r>
-        <w:rPr>
-          <w:b w:val="0"/>
-        </w:rPr>
-        <w:t>.</w:t>
-      </w:r>
-    </w:p>
-    <w:p>
-      <w:pPr>
-        <w:pStyle w:val="Heading3"/>
-      </w:pPr>
-      <w:r>
-        <w:t>Guided: restate the worked result, then name the assumption or limitation that prevents a broader conclusion.</w:t>
-      </w:r>
-    </w:p>
-    <w:p>
       <w:r>
         <w:t>________________________________________________________________</w:t>
       </w:r>
@@ -1740,49 +2483,11 @@
       </w:r>
     </w:p>
     <w:p>
-      <w:r>
-        <w:t>________________________________________________________________</w:t>
-      </w:r>
-    </w:p>
-    <w:p>
-      <w:r>
-        <w:t>________________________________________________________________</w:t>
-      </w:r>
-    </w:p>
-    <w:p>
-      <w:pPr>
-        <w:pStyle w:val="Heading3"/>
-      </w:pPr>
-      <w:r>
-        <w:t>Explain your prediction to a partner before comparing results.</w:t>
-      </w:r>
-    </w:p>
-    <w:p>
-      <w:r>
-        <w:t>________________________________________________________________</w:t>
-      </w:r>
-    </w:p>
-    <w:p>
-      <w:r>
-        <w:t>________________________________________________________________</w:t>
-      </w:r>
-    </w:p>
-    <w:p>
-      <w:r>
-        <w:t>________________________________________________________________</w:t>
-      </w:r>
-    </w:p>
-    <w:p>
-      <w:r>
-        <w:t>________________________________________________________________</w:t>
-      </w:r>
-    </w:p>
-    <w:p>
-      <w:pPr>
-        <w:pStyle w:val="Heading3"/>
-      </w:pPr>
-      <w:r>
-        <w:t>Practise with less help: Trace the worked case</w:t>
+      <w:pPr>
+        <w:pStyle w:val="Heading2"/>
+      </w:pPr>
+      <w:r>
+        <w:t>Supported W2 trace</w:t>
       </w:r>
     </w:p>
     <w:p>
@@ -1912,10 +2617,78 @@
     </w:p>
     <w:p>
       <w:pPr>
+        <w:pStyle w:val="Heading2"/>
+      </w:pPr>
+      <w:r>
+        <w:t>Individual scope check</w:t>
+      </w:r>
+    </w:p>
+    <w:p>
+      <w:pPr>
+        <w:pStyle w:val="ListBullet"/>
+      </w:pPr>
+      <w:r>
+        <w:t>Use the worked case for Queues and asynchronous work. Proposed explanation: “The worked result establishes every future case”. Decide whether this explanation is supported. Point to the step or supplied fact that decides; explain your repair if needed.</w:t>
+      </w:r>
+    </w:p>
+    <w:p>
+      <w:pPr>
+        <w:pStyle w:val="ListBullet"/>
+      </w:pPr>
+      <w:r>
+        <w:t>Answer on your own before discussion. If you are unsure, say which step you need help with.</w:t>
+      </w:r>
+    </w:p>
+    <w:p>
+      <w:pPr>
+        <w:pStyle w:val="Heading2"/>
+      </w:pPr>
+      <w:r>
+        <w:t>Picture response</w:t>
+      </w:r>
+    </w:p>
+    <w:p>
+      <w:pPr>
+        <w:pStyle w:val="ListBullet"/>
+      </w:pPr>
+      <w:r>
+        <w:t>Explain what the queued J12 submission response proves and what it does not. Which event permits succeeded status, and what status is honest after a worker crash?</w:t>
+      </w:r>
+    </w:p>
+    <w:p>
+      <w:pPr>
         <w:pStyle w:val="Heading3"/>
       </w:pPr>
       <w:r>
-        <w:t>Check your reasoning</w:t>
+        <w:t>My explanation using a pictured step and the given facts</w:t>
+      </w:r>
+    </w:p>
+    <w:p>
+      <w:r>
+        <w:t>________________________________________________________________</w:t>
+      </w:r>
+    </w:p>
+    <w:p>
+      <w:r>
+        <w:t>________________________________________________________________</w:t>
+      </w:r>
+    </w:p>
+    <w:p>
+      <w:r>
+        <w:t>________________________________________________________________</w:t>
+      </w:r>
+    </w:p>
+    <w:p>
+      <w:r>
+        <w:t>________________________________________________________________</w:t>
+      </w:r>
+    </w:p>
+    <w:p>
+      <w:pPr>
+        <w:pStyle w:val="Heading2"/>
+      </w:pPr>
+      <w:r>
+        <w:t>Reserve the selected three-job case</w:t>
       </w:r>
     </w:p>
     <w:p>
@@ -1926,61 +2699,71 @@
         <w:rPr>
           <w:b w:val="0"/>
         </w:rPr>
-        <w:t xml:space="preserve">Use the worked case for </w:t>
-      </w:r>
-      <w:r>
-        <w:rPr>
-          <w:b/>
-        </w:rPr>
-        <w:t>Queue</w:t>
-      </w:r>
+        <w:t>This is supported practice. Keep the separately named independent case for an attempt before feedback.</w:t>
+      </w:r>
+    </w:p>
+    <w:p>
+      <w:pPr>
+        <w:pStyle w:val="Heading2"/>
+      </w:pPr>
+      <w:r>
+        <w:t>Earlier wording, alternatives and picture transcripts · reference / check after trying</w:t>
+      </w:r>
+    </w:p>
+    <w:p>
+      <w:pPr>
+        <w:pStyle w:val="Heading3"/>
+      </w:pPr>
+      <w:r>
+        <w:t>Practise with less help: Trace the worked case</w:t>
+      </w:r>
+    </w:p>
+    <w:p>
+      <w:pPr>
+        <w:pStyle w:val="Heading3"/>
+      </w:pPr>
+      <w:r>
+        <w:t>Check your reasoning</w:t>
+      </w:r>
+    </w:p>
+    <w:p>
+      <w:pPr>
+        <w:pStyle w:val="Heading3"/>
+      </w:pPr>
+      <w:r>
+        <w:t>Explain the picture</w:t>
+      </w:r>
+    </w:p>
+    <w:p>
+      <w:pPr>
+        <w:pStyle w:val="Heading1"/>
+      </w:pPr>
+      <w:r>
+        <w:t>09. Run the complete redelivery and status-evidence model</w:t>
+      </w:r>
+    </w:p>
+    <w:p>
+      <w:r>
+        <w:t>Compare preserved completion evidence with deliberately lost history.</w:t>
+      </w:r>
+    </w:p>
+    <w:p>
+      <w:pPr>
+        <w:pStyle w:val="Heading2"/>
+      </w:pPr>
+      <w:r>
+        <w:t>Current crash-after-commit investigation</w:t>
+      </w:r>
+    </w:p>
+    <w:p>
+      <w:pPr>
+        <w:spacing w:line="336" w:lineRule="auto" w:after="180"/>
+      </w:pPr>
       <w:r>
         <w:rPr>
           <w:b w:val="0"/>
         </w:rPr>
-        <w:t>s and asynchronous work. Proposed explanation: “The worked result establishes every future case”. Decide whether this explanation is supported.</w:t>
-      </w:r>
-    </w:p>
-    <w:p>
-      <w:pPr>
-        <w:spacing w:line="336" w:lineRule="auto" w:after="180"/>
-      </w:pPr>
-      <w:r>
-        <w:rPr>
-          <w:b w:val="0"/>
-        </w:rPr>
-        <w:t>Point to the step or supplied fact that decides; explain your repair if needed.</w:t>
-      </w:r>
-    </w:p>
-    <w:p>
-      <w:pPr>
-        <w:spacing w:line="336" w:lineRule="auto" w:after="180"/>
-      </w:pPr>
-      <w:r>
-        <w:rPr>
-          <w:b w:val="0"/>
-        </w:rPr>
-        <w:t>Answer on your own before discussion. If you are unsure, say which step you need help with.</w:t>
-      </w:r>
-    </w:p>
-    <w:p>
-      <w:pPr>
-        <w:pStyle w:val="Heading3"/>
-      </w:pPr>
-      <w:r>
-        <w:t>Explain the picture</w:t>
-      </w:r>
-    </w:p>
-    <w:p>
-      <w:pPr>
-        <w:spacing w:line="336" w:lineRule="auto" w:after="180"/>
-        <w:shd w:fill="F5F1FB"/>
-      </w:pPr>
-      <w:r>
-        <w:rPr>
-          <w:b w:val="0"/>
-        </w:rPr>
-        <w:t xml:space="preserve">Explain what the </w:t>
+        <w:t xml:space="preserve">Worker commits job J then crashes before </w:t>
       </w:r>
       <w:r>
         <w:rPr>
@@ -1992,89 +2775,6 @@
         <w:rPr>
           <w:b w:val="0"/>
         </w:rPr>
-        <w:t>d J12 submission response proves and what it does not. Which event permits succeeded status, and what status is honest after a worker crash?</w:t>
-      </w:r>
-    </w:p>
-    <w:p>
-      <w:pPr>
-        <w:pStyle w:val="Heading3"/>
-      </w:pPr>
-      <w:r>
-        <w:t>My explanation using a pictured step and the given facts</w:t>
-      </w:r>
-    </w:p>
-    <w:p>
-      <w:r>
-        <w:t>________________________________________________________________</w:t>
-      </w:r>
-    </w:p>
-    <w:p>
-      <w:r>
-        <w:t>________________________________________________________________</w:t>
-      </w:r>
-    </w:p>
-    <w:p>
-      <w:r>
-        <w:t>________________________________________________________________</w:t>
-      </w:r>
-    </w:p>
-    <w:p>
-      <w:r>
-        <w:t>________________________________________________________________</w:t>
-      </w:r>
-    </w:p>
-    <w:p>
-      <w:pPr>
-        <w:spacing w:line="336" w:lineRule="auto" w:after="180"/>
-      </w:pPr>
-      <w:r>
-        <w:rPr>
-          <w:b w:val="0"/>
-        </w:rPr>
-        <w:t>This is supported practice. Keep the separately named independent case for an attempt before feedback.</w:t>
-      </w:r>
-    </w:p>
-    <w:p>
-      <w:pPr>
-        <w:pStyle w:val="Heading1"/>
-      </w:pPr>
-      <w:r>
-        <w:t>09. Run the investigation</w:t>
-      </w:r>
-    </w:p>
-    <w:p>
-      <w:r>
-        <w:t>Investigate Queues and asynchronous work. Record the prediction, actual observation or labelled paper trace, explanation and next test separately.</w:t>
-      </w:r>
-    </w:p>
-    <w:p>
-      <w:pPr>
-        <w:pStyle w:val="Heading3"/>
-      </w:pPr>
-      <w:r>
-        <w:t>Predict, investigate and preserve the evidence</w:t>
-      </w:r>
-    </w:p>
-    <w:p>
-      <w:pPr>
-        <w:spacing w:line="336" w:lineRule="auto" w:after="180"/>
-      </w:pPr>
-      <w:r>
-        <w:rPr>
-          <w:b w:val="0"/>
-        </w:rPr>
-        <w:t xml:space="preserve">Worker commits job J then crashes before </w:t>
-      </w:r>
-      <w:r>
-        <w:rPr>
-          <w:b/>
-        </w:rPr>
-        <w:t>queue</w:t>
-      </w:r>
-      <w:r>
-        <w:rPr>
-          <w:b w:val="0"/>
-        </w:rPr>
         <w:t xml:space="preserve"> </w:t>
       </w:r>
       <w:r>
@@ -2088,6 +2788,174 @@
           <w:b w:val="0"/>
         </w:rPr>
         <w:t>. J is delivered again. Show the intermediate steps and give the conclusion with its scope.</w:t>
+      </w:r>
+    </w:p>
+    <w:p>
+      <w:pPr>
+        <w:pStyle w:val="Heading2"/>
+      </w:pPr>
+      <w:r>
+        <w:t>Runnable sequential mock</w:t>
+      </w:r>
+    </w:p>
+    <w:p>
+      <w:r>
+        <w:rPr>
+          <w:rFonts w:ascii="Courier New" w:hAnsi="Courier New"/>
+          <w:sz w:val="18"/>
+        </w:rPr>
+        <w:t>"""Sequential in-memory queue model; no durable store, broker or real effects."""</w:t>
+        <w:br/>
+        <w:t>from copy import deepcopy</w:t>
+        <w:br/>
+        <w:br/>
+        <w:t>class MockWorker:</w:t>
+        <w:br/>
+        <w:t xml:space="preserve">    def __init__(self, saved=None):</w:t>
+        <w:br/>
+        <w:t xml:space="preserve">        self.jobs=deepcopy(saved or {})</w:t>
+        <w:br/>
+        <w:t xml:space="preserve">        self.effects=[]</w:t>
+        <w:br/>
+        <w:t xml:space="preserve">        self.deliveries=0</w:t>
+        <w:br/>
+        <w:t xml:space="preserve">        self.acks=[]</w:t>
+        <w:br/>
+        <w:t xml:space="preserve">    def accept(self,job_id,payload):</w:t>
+        <w:br/>
+        <w:t xml:space="preserve">        if type(job_id) is not str or not job_id or type(payload) is not dict:</w:t>
+        <w:br/>
+        <w:t xml:space="preserve">            raise ValueError('nonempty job ID and dictionary payload required')</w:t>
+        <w:br/>
+        <w:t xml:space="preserve">        if job_id in self.jobs:</w:t>
+        <w:br/>
+        <w:t xml:space="preserve">            if self.jobs[job_id]['payload']!=payload:raise ValueError('same ID has conflicting payload')</w:t>
+        <w:br/>
+        <w:t xml:space="preserve">        else:self.jobs[job_id]={'payload':deepcopy(payload),'state':'pending','result':None}</w:t>
+        <w:br/>
+        <w:t xml:space="preserve">        return {'job_id':job_id,'state':self.jobs[job_id]['state']}</w:t>
+        <w:br/>
+        <w:t xml:space="preserve">    def deliver(self,job_id,*,crash_after_commit=False):</w:t>
+        <w:br/>
+        <w:t xml:space="preserve">        self.deliveries+=1</w:t>
+        <w:br/>
+        <w:t xml:space="preserve">        job=self.jobs.get(job_id)</w:t>
+        <w:br/>
+        <w:t xml:space="preserve">        if job is None:return {'status':'review','reason':'unknown ID; reconcile first'}</w:t>
+        <w:br/>
+        <w:t xml:space="preserve">        if job['state']=='completed':</w:t>
+        <w:br/>
+        <w:t xml:space="preserve">            self.acks.append(job_id)</w:t>
+        <w:br/>
+        <w:t xml:space="preserve">            return {'status':'return_existing','result':deepcopy(job['result'])}</w:t>
+        <w:br/>
+        <w:t xml:space="preserve">        if job['state']!='pending':return {'status':'review','reason':'not a new pending job'}</w:t>
+        <w:br/>
+        <w:t xml:space="preserve">        job['state']='running'</w:t>
+        <w:br/>
+        <w:t xml:space="preserve">        # One indivisible classroom step represents a checked result plus recorded commit.</w:t>
+        <w:br/>
+        <w:t xml:space="preserve">        # Real effect/status atomicity is an assumption, not implemented by this dictionary.</w:t>
+        <w:br/>
+        <w:t xml:space="preserve">        result={'artifact':'checked fictional output for '+job_id}</w:t>
+        <w:br/>
+        <w:t xml:space="preserve">        self.effects.append(job_id)</w:t>
+        <w:br/>
+        <w:t xml:space="preserve">        job.update(state='completed',result=result)</w:t>
+        <w:br/>
+        <w:t xml:space="preserve">        if crash_after_commit:return {'status':'simulated_crash_before_ack'}</w:t>
+        <w:br/>
+        <w:t xml:space="preserve">        self.acks.append(job_id)</w:t>
+        <w:br/>
+        <w:t xml:space="preserve">        return {'status':'completed','result':deepcopy(result)}</w:t>
+        <w:br/>
+        <w:br/>
+        <w:t>worker=MockWorker();payload={'task':'fictional conversion'}</w:t>
+        <w:br/>
+        <w:t>accepted=worker.accept('J',payload)</w:t>
+        <w:br/>
+        <w:t>assert accepted['state']=='pending' and worker.effects==[]</w:t>
+        <w:br/>
+        <w:t>first=worker.deliver('J',crash_after_commit=True)</w:t>
+        <w:br/>
+        <w:t>assert worker.jobs['J']['state']=='completed' and worker.acks==[]</w:t>
+        <w:br/>
+        <w:t># Copy a declared saved snapshot into another worker: no persistence is actually tested.</w:t>
+        <w:br/>
+        <w:t>saved=deepcopy(worker.jobs);recovered=MockWorker(saved)</w:t>
+        <w:br/>
+        <w:t>second=recovered.deliver('J')</w:t>
+        <w:br/>
+        <w:t>assert second['status']=='return_existing' and recovered.effects==[] and recovered.acks==['J']</w:t>
+        <w:br/>
+        <w:t>assert worker.effects==['J'] and worker.deliveries+recovered.deliveries==2</w:t>
+        <w:br/>
+        <w:t>print('Main accepted:',accepted,'first delivery:',first,'redelivery:',second)</w:t>
+        <w:br/>
+        <w:t>print('Two modeled deliveries; one original mock effect; redelivery adds zero effects.')</w:t>
+        <w:br/>
+        <w:t>unknown=recovered.deliver('unknown')</w:t>
+        <w:br/>
+        <w:t>assert unknown['status']=='review' and recovered.effects==[]</w:t>
+        <w:br/>
+        <w:t>try:recovered.accept('J',{'task':'different'})</w:t>
+        <w:br/>
+        <w:t>except ValueError:pass</w:t>
+        <w:br/>
+        <w:t>else:raise AssertionError('conflicting ID accepted')</w:t>
+        <w:br/>
+        <w:t># A running snapshot cannot establish whether an external effect committed.</w:t>
+        <w:br/>
+        <w:t>uncertain=MockWorker({'U':{'payload':{},'state':'running','result':None}})</w:t>
+        <w:br/>
+        <w:t>assert uncertain.deliver('U')['status']=='review' and uncertain.effects==[]</w:t>
+        <w:br/>
+        <w:t># Losing all history makes prior completion unrecognizable: do not call this durable dedup.</w:t>
+        <w:br/>
+        <w:t>lost=MockWorker();lost.accept('J',payload);lost.deliver('J')</w:t>
+        <w:br/>
+        <w:t>assert len(worker.effects)+len(lost.effects)==2</w:t>
+        <w:br/>
+        <w:t># Separate pictured vocabulary; observed failure before checked output supplied explicitly.</w:t>
+        <w:br/>
+        <w:t>picture_history=[{'id':'J12','state':'queued'},{'id':'J12','state':'running'},</w:t>
+        <w:br/>
+        <w:t xml:space="preserve">                 {'id':'J12','state':'failed','reason':'observed crash before checked output'}]</w:t>
+        <w:br/>
+        <w:t>assert all(item['state']!='succeeded' for item in picture_history)</w:t>
+        <w:br/>
+        <w:t>print('Picture observed-failure history:',picture_history)</w:t>
+        <w:br/>
+        <w:t>print('An unobserved crash may leave running/stale status; reconcile rather than invent failure or success.')</w:t>
+        <w:br/>
+        <w:t>print('Pending/queued and completed/succeeded are paired classroom terms, not extra states in one machine.')</w:t>
+        <w:br/>
+        <w:t>print('Sequential copied fixtures do not implement durability, atomic commits, concurrency, broker ordering, retries or exactly-once delivery.')</w:t>
+        <w:br/>
+      </w:r>
+    </w:p>
+    <w:p>
+      <w:pPr>
+        <w:pStyle w:val="Heading2"/>
+      </w:pPr>
+      <w:r>
+        <w:t>Expected effect counts and model limits</w:t>
+      </w:r>
+    </w:p>
+    <w:p>
+      <w:pPr>
+        <w:pStyle w:val="ListNumber"/>
+      </w:pPr>
+      <w:r>
+        <w:t>Predict J’s state and effect count at acceptance, after commit/crash and on redelivery. The main path has two modeled deliveries and one mock effect. A copied saved snapshot lets a new worker return the previous result with no new effect. Unknown IDs and running-only snapshots go to review; changed payload under J is rejected. A separate lost-history demonstration repeats the mock effect, exposing the memory-only limitation. The J12 picture records an observed pre-output failure. This synchronous program creates no real queue, durable record, conversion or external effect; its single commit step assumes the atomic relationship a real system would need to implement. Record “not run” for a paper trace.</w:t>
+      </w:r>
+    </w:p>
+    <w:p>
+      <w:pPr>
+        <w:pStyle w:val="Heading2"/>
+      </w:pPr>
+      <w:r>
+        <w:t>Evidence ledger and reflection</w:t>
       </w:r>
     </w:p>
     <w:tbl>
@@ -2239,14 +3107,6 @@
     </w:p>
     <w:p>
       <w:pPr>
-        <w:pStyle w:val="Heading3"/>
-      </w:pPr>
-      <w:r>
-        <w:t>Plan → try → check</w:t>
-      </w:r>
-    </w:p>
-    <w:p>
-      <w:pPr>
         <w:spacing w:line="336" w:lineRule="auto" w:after="180"/>
       </w:pPr>
       <w:r>
@@ -2258,23 +3118,47 @@
     </w:p>
     <w:p>
       <w:pPr>
+        <w:pStyle w:val="Heading2"/>
+      </w:pPr>
+      <w:r>
+        <w:t>Earlier wording, alternatives and picture transcripts · reference / check after trying</w:t>
+      </w:r>
+    </w:p>
+    <w:p>
+      <w:pPr>
+        <w:pStyle w:val="Heading3"/>
+      </w:pPr>
+      <w:r>
+        <w:t>Predict, investigate and preserve the evidence</w:t>
+      </w:r>
+    </w:p>
+    <w:p>
+      <w:pPr>
+        <w:pStyle w:val="Heading3"/>
+      </w:pPr>
+      <w:r>
+        <w:t>Plan → try → check</w:t>
+      </w:r>
+    </w:p>
+    <w:p>
+      <w:pPr>
         <w:pStyle w:val="Heading1"/>
       </w:pPr>
       <w:r>
-        <w:t>10. Build your understanding</w:t>
-      </w:r>
-    </w:p>
-    <w:p>
-      <w:r>
-        <w:t>Move from recall to tracing, diagnosis and transfer in Queues and asynchronous work. Explain why each step is justified.</w:t>
-      </w:r>
-    </w:p>
-    <w:p>
-      <w:pPr>
-        <w:pStyle w:val="Heading3"/>
-      </w:pPr>
-      <w:r>
-        <w:t>Explain → apply → challenge</w:t>
+        <w:t>14. Try alone: report three accepted jobs honestly</w:t>
+      </w:r>
+    </w:p>
+    <w:p>
+      <w:r>
+        <w:t>Count completed, failed and pending without combining them into success.</w:t>
+      </w:r>
+    </w:p>
+    <w:p>
+      <w:pPr>
+        <w:pStyle w:val="Heading2"/>
+      </w:pPr>
+      <w:r>
+        <w:t>Complete selected independent task</w:t>
       </w:r>
     </w:p>
     <w:p>
@@ -2285,43 +3169,123 @@
         <w:rPr>
           <w:b w:val="0"/>
         </w:rPr>
-        <w:t xml:space="preserve">Explain the weekly </w:t>
-      </w:r>
-      <w:r>
-        <w:rPr>
-          <w:b/>
-        </w:rPr>
-        <w:t>mechanism</w:t>
-      </w:r>
+        <w:t>Jobs A, B, C accepted; A completed, B failed, C pending. How many completed, and may success be claimed for all accepted?</w:t>
+      </w:r>
+    </w:p>
+    <w:p>
+      <w:pPr>
+        <w:pStyle w:val="Heading2"/>
+      </w:pPr>
+      <w:r>
+        <w:t>First attempt and support record</w:t>
+      </w:r>
+    </w:p>
+    <w:p>
+      <w:pPr>
+        <w:pStyle w:val="Heading3"/>
+      </w:pPr>
+      <w:r>
+        <w:t>My independent explanation, trace and limits</w:t>
+      </w:r>
+    </w:p>
+    <w:p>
+      <w:r>
+        <w:t>________________________________________________________________</w:t>
+      </w:r>
+    </w:p>
+    <w:p>
+      <w:r>
+        <w:t>________________________________________________________________</w:t>
+      </w:r>
+    </w:p>
+    <w:p>
+      <w:r>
+        <w:t>________________________________________________________________</w:t>
+      </w:r>
+    </w:p>
+    <w:p>
+      <w:r>
+        <w:t>________________________________________________________________</w:t>
+      </w:r>
+    </w:p>
+    <w:p>
+      <w:r>
+        <w:t>________________________________________________________________</w:t>
+      </w:r>
+    </w:p>
+    <w:p>
+      <w:r>
+        <w:t>________________________________________________________________</w:t>
+      </w:r>
+    </w:p>
+    <w:p>
+      <w:r>
+        <w:t>________________________________________________________________</w:t>
+      </w:r>
+    </w:p>
+    <w:p>
+      <w:pPr>
+        <w:spacing w:line="336" w:lineRule="auto" w:after="180"/>
+      </w:pPr>
       <w:r>
         <w:rPr>
           <w:b w:val="0"/>
         </w:rPr>
-        <w:t xml:space="preserve"> in your own words. Use the worked scenario to name its </w:t>
-      </w:r>
-      <w:r>
-        <w:rPr>
-          <w:b/>
-        </w:rPr>
-        <w:t>input</w:t>
-      </w:r>
+        <w:t>Attempt this case before feedback. Record any help. Earlier examples below are further practice; a case already practised with feedback cannot establish fresh transfer.</w:t>
+      </w:r>
+    </w:p>
+    <w:p>
+      <w:pPr>
+        <w:pStyle w:val="Heading2"/>
+      </w:pPr>
+      <w:r>
+        <w:t>Feedback after trying</w:t>
+      </w:r>
+    </w:p>
+    <w:p>
+      <w:pPr>
+        <w:spacing w:line="336" w:lineRule="auto" w:after="180"/>
+      </w:pPr>
       <w:r>
         <w:rPr>
           <w:b w:val="0"/>
         </w:rPr>
-        <w:t xml:space="preserve">, decision rule and </w:t>
-      </w:r>
-      <w:r>
-        <w:rPr>
-          <w:b/>
-        </w:rPr>
-        <w:t>output</w:t>
-      </w:r>
+        <w:t>Attempt the independent case before hints. Record whether you worked alone, used a hint or followed a model. After feedback, fix the first unsupported step and explain why it changed.</w:t>
+      </w:r>
+    </w:p>
+    <w:p>
+      <w:pPr>
+        <w:spacing w:line="336" w:lineRule="auto" w:after="180"/>
+      </w:pPr>
       <w:r>
         <w:rPr>
           <w:b w:val="0"/>
         </w:rPr>
-        <w:t>.</w:t>
+        <w:t>A later check uses a changed case, not a copied answer.</w:t>
+      </w:r>
+    </w:p>
+    <w:p>
+      <w:pPr>
+        <w:pStyle w:val="Heading2"/>
+      </w:pPr>
+      <w:r>
+        <w:t>Earlier wording, alternatives and picture transcripts · reference / check after trying</w:t>
+      </w:r>
+    </w:p>
+    <w:p>
+      <w:pPr>
+        <w:pStyle w:val="Heading3"/>
+      </w:pPr>
+      <w:r>
+        <w:t>Independent case: Apply a new case independently</w:t>
+      </w:r>
+    </w:p>
+    <w:p>
+      <w:pPr>
+        <w:pStyle w:val="Heading3"/>
+      </w:pPr>
+      <w:r>
+        <w:t>Attempt this without hints</w:t>
       </w:r>
     </w:p>
     <w:p>
@@ -2332,41 +3296,66 @@
         <w:rPr>
           <w:b w:val="0"/>
         </w:rPr>
-        <w:t xml:space="preserve">A report omits this qualification: </w:t>
-      </w:r>
-      <w:r>
-        <w:rPr>
-          <w:b/>
-        </w:rPr>
-        <w:t>Queue</w:t>
-      </w:r>
+        <w:t>Jobs A, B, C accepted; A completed, B failed, C pending. How many completed, and may success be claimed for all accepted?</w:t>
+      </w:r>
+    </w:p>
+    <w:p>
+      <w:pPr>
+        <w:pStyle w:val="Heading3"/>
+      </w:pPr>
+      <w:r>
+        <w:t>My independent procedure, result and limitation</w:t>
+      </w:r>
+    </w:p>
+    <w:p>
+      <w:r>
+        <w:t>________________________________________________________________</w:t>
+      </w:r>
+    </w:p>
+    <w:p>
+      <w:r>
+        <w:t>________________________________________________________________</w:t>
+      </w:r>
+    </w:p>
+    <w:p>
+      <w:r>
+        <w:t>________________________________________________________________</w:t>
+      </w:r>
+    </w:p>
+    <w:p>
+      <w:r>
+        <w:t>________________________________________________________________</w:t>
+      </w:r>
+    </w:p>
+    <w:p>
+      <w:r>
+        <w:t>________________________________________________________________</w:t>
+      </w:r>
+    </w:p>
+    <w:p>
+      <w:r>
+        <w:t>________________________________________________________________</w:t>
+      </w:r>
+    </w:p>
+    <w:p>
+      <w:r>
+        <w:t>________________________________________________________________</w:t>
+      </w:r>
+    </w:p>
+    <w:p>
+      <w:r>
+        <w:t>________________________________________________________________</w:t>
+      </w:r>
+    </w:p>
+    <w:p>
+      <w:pPr>
+        <w:spacing w:line="336" w:lineRule="auto" w:after="180"/>
+      </w:pPr>
       <w:r>
         <w:rPr>
           <w:b w:val="0"/>
         </w:rPr>
-        <w:t xml:space="preserve"> ordering and exactly-once properties must be declared, not assumed from a simple mock. Explain how omitting it could change a reader's interpretation, and write an accurate replacement.</w:t>
-      </w:r>
-    </w:p>
-    <w:p>
-      <w:pPr>
-        <w:spacing w:line="336" w:lineRule="auto" w:after="180"/>
-      </w:pPr>
-      <w:r>
-        <w:rPr>
-          <w:b w:val="0"/>
-        </w:rPr>
-        <w:t>For the worked scenario, propose one additional case that could reveal a failure, describe its expected outcome before running it, and explain what would need to remain fixed for a fair comparison.</w:t>
-      </w:r>
-    </w:p>
-    <w:p>
-      <w:pPr>
-        <w:spacing w:line="336" w:lineRule="auto" w:after="180"/>
-      </w:pPr>
-      <w:r>
-        <w:rPr>
-          <w:b w:val="0"/>
-        </w:rPr>
-        <w:t>Do not reuse W4 as a new final test after receiving feedback.</w:t>
+        <w:t>Record support used: none, hint or teacher explanation. After feedback, a different case is needed to demonstrate independence.</w:t>
       </w:r>
     </w:p>
     <w:p>
@@ -2374,32 +3363,7 @@
         <w:pStyle w:val="Heading3"/>
       </w:pPr>
       <w:r>
-        <w:t>Explain which evidence supports your conclusion and which claim remains unproved.</w:t>
-      </w:r>
-    </w:p>
-    <w:p>
-      <w:r>
-        <w:t>________________________________________________________________</w:t>
-      </w:r>
-    </w:p>
-    <w:p>
-      <w:r>
-        <w:t>________________________________________________________________</w:t>
-      </w:r>
-    </w:p>
-    <w:p>
-      <w:r>
-        <w:t>________________________________________________________________</w:t>
-      </w:r>
-    </w:p>
-    <w:p>
-      <w:r>
-        <w:t>________________________________________________________________</w:t>
-      </w:r>
-    </w:p>
-    <w:p>
-      <w:r>
-        <w:t>________________________________________________________________</w:t>
+        <w:t>Use feedback to improve</w:t>
       </w:r>
     </w:p>
     <w:p>
@@ -2407,12 +3371,20 @@
         <w:pStyle w:val="Heading1"/>
       </w:pPr>
       <w:r>
-        <w:t>11. Connect your project</w:t>
-      </w:r>
-    </w:p>
-    <w:p>
-      <w:r>
-        <w:t>Apply this week’s idea to Grounded Learning Service. Keep an annotated decision and the evidence supporting it.</w:t>
+        <w:t>11. Save job IDs, state evidence and separate counts</w:t>
+      </w:r>
+    </w:p>
+    <w:p>
+      <w:r>
+        <w:t>Keep the commit and acknowledgement events visible.</w:t>
+      </w:r>
+    </w:p>
+    <w:p>
+      <w:pPr>
+        <w:pStyle w:val="Heading2"/>
+      </w:pPr>
+      <w:r>
+        <w:t>Project task and artifact</w:t>
       </w:r>
     </w:p>
     <w:p>
@@ -2627,10 +3599,10 @@
     </w:tbl>
     <w:p>
       <w:pPr>
-        <w:pStyle w:val="Heading3"/>
-      </w:pPr>
-      <w:r>
-        <w:t>Evidence for your project</w:t>
+        <w:pStyle w:val="Heading2"/>
+      </w:pPr>
+      <w:r>
+        <w:t>Actual run or trace and limitations</w:t>
       </w:r>
     </w:p>
     <w:p>
@@ -2658,15 +3630,88 @@
     </w:p>
     <w:p>
       <w:pPr>
+        <w:pStyle w:val="Heading2"/>
+      </w:pPr>
+      <w:r>
+        <w:t>Earlier wording, alternatives and picture transcripts · reference / check after trying</w:t>
+      </w:r>
+    </w:p>
+    <w:p>
+      <w:pPr>
+        <w:pStyle w:val="Heading3"/>
+      </w:pPr>
+      <w:r>
+        <w:t>Evidence for your project</w:t>
+      </w:r>
+    </w:p>
+    <w:p>
+      <w:pPr>
         <w:pStyle w:val="Heading1"/>
       </w:pPr>
       <w:r>
-        <w:t>12. Show what you know</w:t>
-      </w:r>
-    </w:p>
-    <w:p>
-      <w:r>
-        <w:t>Use a genuinely new case for independent evidence. Previously discussed examples remain practice; use the separately named independent case before feedback.</w:t>
+        <w:t>16. Explain what completion evidence a receipt lacks</w:t>
+      </w:r>
+    </w:p>
+    <w:p>
+      <w:r>
+        <w:t>Use the job ID to connect observations without inventing state changes.</w:t>
+      </w:r>
+    </w:p>
+    <w:p>
+      <w:pPr>
+        <w:pStyle w:val="Heading2"/>
+      </w:pPr>
+      <w:r>
+        <w:t>Retrieve and explain</w:t>
+      </w:r>
+    </w:p>
+    <w:p>
+      <w:pPr>
+        <w:pStyle w:val="ListBullet"/>
+      </w:pPr>
+      <w:r>
+        <w:t>Close your notes. Explain this goal in your own words: Explain the mechanism and terminology of queues and asynchronous work</w:t>
+      </w:r>
+    </w:p>
+    <w:p>
+      <w:pPr>
+        <w:pStyle w:val="Heading3"/>
+      </w:pPr>
+      <w:r>
+        <w:t>My deciding step, evidence and one remaining question</w:t>
+      </w:r>
+    </w:p>
+    <w:p>
+      <w:r>
+        <w:t>________________________________________________________________</w:t>
+      </w:r>
+    </w:p>
+    <w:p>
+      <w:r>
+        <w:t>________________________________________________________________</w:t>
+      </w:r>
+    </w:p>
+    <w:p>
+      <w:r>
+        <w:t>________________________________________________________________</w:t>
+      </w:r>
+    </w:p>
+    <w:p>
+      <w:r>
+        <w:t>________________________________________________________________</w:t>
+      </w:r>
+    </w:p>
+    <w:p>
+      <w:r>
+        <w:t>________________________________________________________________</w:t>
+      </w:r>
+    </w:p>
+    <w:p>
+      <w:pPr>
+        <w:pStyle w:val="Heading2"/>
+      </w:pPr>
+      <w:r>
+        <w:t>Plan a changed-case return</w:t>
       </w:r>
     </w:p>
     <w:p>
@@ -2677,62 +3722,31 @@
         <w:rPr>
           <w:b w:val="0"/>
         </w:rPr>
-        <w:t>Complete the supported workbook tasks before attempting W4 independently. Record any hints or help used. After feedback, use the teacher's fresh retry rather than copying the earlier answer.</w:t>
-      </w:r>
-    </w:p>
-    <w:p>
-      <w:pPr>
-        <w:spacing w:line="336" w:lineRule="auto" w:after="180"/>
-      </w:pPr>
+        <w:t xml:space="preserve">If you are unsure, return to the worked picture and explain one arrow. If you are ready, change an </w:t>
+      </w:r>
+      <w:r>
+        <w:rPr>
+          <w:b/>
+        </w:rPr>
+        <w:t>input</w:t>
+      </w:r>
       <w:r>
         <w:rPr>
           <w:b w:val="0"/>
         </w:rPr>
-        <w:t>For a project, select a relevant new case, predict the outcome from the declared rule and preserve the result alongside any revision.</w:t>
-      </w:r>
-    </w:p>
-    <w:p>
-      <w:pPr>
-        <w:pStyle w:val="Heading3"/>
-      </w:pPr>
-      <w:r>
-        <w:t>Exit: propose one revealing change to the worked scenario. State the expected outcome and the evidence that would make you revise your explanation.</w:t>
-      </w:r>
-    </w:p>
-    <w:p>
-      <w:r>
-        <w:t>________________________________________________________________</w:t>
-      </w:r>
-    </w:p>
-    <w:p>
-      <w:r>
-        <w:t>________________________________________________________________</w:t>
-      </w:r>
-    </w:p>
-    <w:p>
-      <w:r>
-        <w:t>________________________________________________________________</w:t>
-      </w:r>
-    </w:p>
-    <w:p>
-      <w:r>
-        <w:t>________________________________________________________________</w:t>
-      </w:r>
-    </w:p>
-    <w:p>
-      <w:r>
-        <w:t>________________________________________________________________</w:t>
-      </w:r>
-    </w:p>
-    <w:p>
-      <w:pPr>
-        <w:spacing w:line="336" w:lineRule="auto" w:after="180"/>
-      </w:pPr>
+        <w:t xml:space="preserve"> or assumption and justify your </w:t>
+      </w:r>
+      <w:r>
+        <w:rPr>
+          <w:b/>
+        </w:rPr>
+        <w:t>prediction</w:t>
+      </w:r>
       <w:r>
         <w:rPr>
           <w:b w:val="0"/>
         </w:rPr>
-        <w:t>For the worked scenario, propose one additional case that could reveal a failure, describe its expected outcome before running it, and explain what would need to remain fixed for a fair comparison.</w:t>
+        <w:t>.</w:t>
       </w:r>
     </w:p>
     <w:p>
@@ -2743,14 +3757,336 @@
         <w:rPr>
           <w:b w:val="0"/>
         </w:rPr>
-        <w:t>Do not reuse W4 as a new final test after receiving feedback.</w:t>
-      </w:r>
-    </w:p>
+        <w:t xml:space="preserve">Save your workbook </w:t>
+      </w:r>
+      <w:r>
+        <w:rPr>
+          <w:b/>
+        </w:rPr>
+        <w:t>evidence</w:t>
+      </w:r>
+      <w:r>
+        <w:rPr>
+          <w:b w:val="0"/>
+        </w:rPr>
+        <w:t>. At the next review, try a different case before opening your old answer.</w:t>
+      </w:r>
+    </w:p>
+    <w:p>
+      <w:pPr>
+        <w:pStyle w:val="Heading1"/>
+      </w:pPr>
+      <w:r>
+        <w:t>Reference bank and extra practice</w:t>
+      </w:r>
+    </w:p>
+    <w:p>
+      <w:pPr>
+        <w:pStyle w:val="Heading1"/>
+      </w:pPr>
+      <w:r>
+        <w:t>05. Reference · Use service vocabulary precisely</w:t>
+      </w:r>
+    </w:p>
+    <w:p>
+      <w:r>
+        <w:t>Connect each term to an input, operation, evidence source or outcome.</w:t>
+      </w:r>
+    </w:p>
+    <w:p>
+      <w:pPr>
+        <w:pStyle w:val="Heading2"/>
+      </w:pPr>
+      <w:r>
+        <w:t>Vocabulary and your explanation</w:t>
+      </w:r>
+    </w:p>
+    <w:tbl>
+      <w:tblPr>
+        <w:tblStyle w:val="LightShading-Accent1"/>
+        <w:tblW w:type="auto" w:w="0"/>
+        <w:tblLook w:firstColumn="1" w:firstRow="1" w:lastColumn="0" w:lastRow="0" w:noHBand="0" w:noVBand="1" w:val="04A0"/>
+      </w:tblPr>
+      <w:tblGrid>
+        <w:gridCol w:w="5112"/>
+        <w:gridCol w:w="5112"/>
+      </w:tblGrid>
+      <w:tr>
+        <w:trPr>
+          <w:tblHeader/>
+        </w:trPr>
+        <w:tc>
+          <w:tcPr>
+            <w:tcW w:type="dxa" w:w="5112"/>
+          </w:tcPr>
+          <w:p>
+            <w:r>
+              <w:t>Word</w:t>
+            </w:r>
+          </w:p>
+        </w:tc>
+        <w:tc>
+          <w:tcPr>
+            <w:tcW w:type="dxa" w:w="5112"/>
+          </w:tcPr>
+          <w:p>
+            <w:r>
+              <w:t>Meaning</w:t>
+            </w:r>
+          </w:p>
+        </w:tc>
+      </w:tr>
+      <w:tr>
+        <w:tc>
+          <w:tcPr>
+            <w:tcW w:type="dxa" w:w="5112"/>
+          </w:tcPr>
+          <w:p>
+            <w:r>
+              <w:t>Queue</w:t>
+            </w:r>
+          </w:p>
+        </w:tc>
+        <w:tc>
+          <w:tcPr>
+            <w:tcW w:type="dxa" w:w="5112"/>
+          </w:tcPr>
+          <w:p>
+            <w:r>
+              <w:t>A store of work awaiting processing</w:t>
+            </w:r>
+          </w:p>
+        </w:tc>
+      </w:tr>
+      <w:tr>
+        <w:tc>
+          <w:tcPr>
+            <w:tcW w:type="dxa" w:w="5112"/>
+          </w:tcPr>
+          <w:p>
+            <w:r>
+              <w:t>Acknowledgement</w:t>
+            </w:r>
+          </w:p>
+        </w:tc>
+        <w:tc>
+          <w:tcPr>
+            <w:tcW w:type="dxa" w:w="5112"/>
+          </w:tcPr>
+          <w:p>
+            <w:r>
+              <w:t>A signal allowing delivery completion</w:t>
+            </w:r>
+          </w:p>
+        </w:tc>
+      </w:tr>
+      <w:tr>
+        <w:tc>
+          <w:tcPr>
+            <w:tcW w:type="dxa" w:w="5112"/>
+          </w:tcPr>
+          <w:p>
+            <w:r>
+              <w:t>Redelivery</w:t>
+            </w:r>
+          </w:p>
+        </w:tc>
+        <w:tc>
+          <w:tcPr>
+            <w:tcW w:type="dxa" w:w="5112"/>
+          </w:tcPr>
+          <w:p>
+            <w:r>
+              <w:t>Receiving a previously delivered job again</w:t>
+            </w:r>
+          </w:p>
+        </w:tc>
+      </w:tr>
+    </w:tbl>
     <w:p>
       <w:pPr>
         <w:pStyle w:val="Heading3"/>
       </w:pPr>
       <w:r>
+        <w:t>Use two terms to explain a step in this week’s example.</w:t>
+      </w:r>
+    </w:p>
+    <w:p>
+      <w:r>
+        <w:t>________________________________________________________________</w:t>
+      </w:r>
+    </w:p>
+    <w:p>
+      <w:r>
+        <w:t>________________________________________________________________</w:t>
+      </w:r>
+    </w:p>
+    <w:p>
+      <w:r>
+        <w:t>________________________________________________________________</w:t>
+      </w:r>
+    </w:p>
+    <w:p>
+      <w:pPr>
+        <w:pStyle w:val="Heading1"/>
+      </w:pPr>
+      <w:r>
+        <w:t>10. Extra challenge · Explain a stronger case</w:t>
+      </w:r>
+    </w:p>
+    <w:p>
+      <w:r>
+        <w:t>Choose the next challenge after the main route.</w:t>
+      </w:r>
+    </w:p>
+    <w:p>
+      <w:pPr>
+        <w:pStyle w:val="Heading2"/>
+      </w:pPr>
+      <w:r>
+        <w:t>Explain,repair and extend</w:t>
+      </w:r>
+    </w:p>
+    <w:p>
+      <w:pPr>
+        <w:pStyle w:val="Heading3"/>
+      </w:pPr>
+      <w:r>
+        <w:t>Explain → apply → challenge</w:t>
+      </w:r>
+    </w:p>
+    <w:p>
+      <w:pPr>
+        <w:pStyle w:val="ListBullet"/>
+      </w:pPr>
+      <w:r>
+        <w:t>Explain the weekly mechanism in your own words. Use the worked scenario to name its input, decision rule and output.</w:t>
+      </w:r>
+    </w:p>
+    <w:p>
+      <w:pPr>
+        <w:pStyle w:val="ListBullet"/>
+      </w:pPr>
+      <w:r>
+        <w:t>A report omits this qualification: Queue ordering and exactly-once properties must be declared, not assumed from a simple mock. Explain how omitting it could change a reader's interpretation, and write an accurate replacement.</w:t>
+      </w:r>
+    </w:p>
+    <w:p>
+      <w:pPr>
+        <w:pStyle w:val="ListBullet"/>
+      </w:pPr>
+      <w:r>
+        <w:t>For the worked scenario, propose one additional case that could reveal a failure, describe its expected outcome before running it, and explain what would need to remain fixed for a fair comparison. Do not reuse W4 as a new final test after receiving feedback.</w:t>
+      </w:r>
+    </w:p>
+    <w:p>
+      <w:pPr>
+        <w:pStyle w:val="Heading3"/>
+      </w:pPr>
+      <w:r>
+        <w:t>Explain which evidence supports your conclusion and which claim remains unproved.</w:t>
+      </w:r>
+    </w:p>
+    <w:p>
+      <w:r>
+        <w:t>________________________________________________________________</w:t>
+      </w:r>
+    </w:p>
+    <w:p>
+      <w:r>
+        <w:t>________________________________________________________________</w:t>
+      </w:r>
+    </w:p>
+    <w:p>
+      <w:r>
+        <w:t>________________________________________________________________</w:t>
+      </w:r>
+    </w:p>
+    <w:p>
+      <w:r>
+        <w:t>________________________________________________________________</w:t>
+      </w:r>
+    </w:p>
+    <w:p>
+      <w:r>
+        <w:t>________________________________________________________________</w:t>
+      </w:r>
+    </w:p>
+    <w:p>
+      <w:pPr>
+        <w:pStyle w:val="Heading1"/>
+      </w:pPr>
+      <w:r>
+        <w:t>12. Reference · Check the service reasoning and its limits</w:t>
+      </w:r>
+    </w:p>
+    <w:p>
+      <w:r>
+        <w:t>Use after practice; keep the selected independent case for its first attempt.</w:t>
+      </w:r>
+    </w:p>
+    <w:p>
+      <w:pPr>
+        <w:pStyle w:val="Heading2"/>
+      </w:pPr>
+      <w:r>
+        <w:t>Current explanation and response</w:t>
+      </w:r>
+    </w:p>
+    <w:p>
+      <w:pPr>
+        <w:pStyle w:val="ListBullet"/>
+      </w:pPr>
+      <w:r>
+        <w:t>Complete the supported workbook tasks before attempting W4 independently. Record any hints or help used. After feedback, use the teacher's fresh retry rather than copying the earlier answer. For a project, select a relevant new case, predict the outcome from the declared rule and preserve the result alongside any revision.</w:t>
+      </w:r>
+    </w:p>
+    <w:p>
+      <w:pPr>
+        <w:pStyle w:val="Heading3"/>
+      </w:pPr>
+      <w:r>
+        <w:t>Exit: propose one revealing change to the worked scenario. State the expected outcome and the evidence that would make you revise your explanation.</w:t>
+      </w:r>
+    </w:p>
+    <w:p>
+      <w:r>
+        <w:t>________________________________________________________________</w:t>
+      </w:r>
+    </w:p>
+    <w:p>
+      <w:r>
+        <w:t>________________________________________________________________</w:t>
+      </w:r>
+    </w:p>
+    <w:p>
+      <w:r>
+        <w:t>________________________________________________________________</w:t>
+      </w:r>
+    </w:p>
+    <w:p>
+      <w:r>
+        <w:t>________________________________________________________________</w:t>
+      </w:r>
+    </w:p>
+    <w:p>
+      <w:r>
+        <w:t>________________________________________________________________</w:t>
+      </w:r>
+    </w:p>
+    <w:p>
+      <w:pPr>
+        <w:pStyle w:val="ListBullet"/>
+      </w:pPr>
+      <w:r>
+        <w:t>For the worked scenario, propose one additional case that could reveal a failure, describe its expected outcome before running it, and explain what would need to remain fixed for a fair comparison. Do not reuse W4 as a new final test after receiving feedback.</w:t>
+      </w:r>
+    </w:p>
+    <w:p>
+      <w:pPr>
+        <w:pStyle w:val="Heading3"/>
+      </w:pPr>
+      <w:r>
         <w:t>My limited claim and a useful next check</w:t>
       </w:r>
     </w:p>
@@ -2779,12 +4115,20 @@
         <w:pStyle w:val="Heading1"/>
       </w:pPr>
       <w:r>
-        <w:t>13. Study a complete case</w:t>
-      </w:r>
-    </w:p>
-    <w:p>
-      <w:r>
-        <w:t>Revisit the complete Queues and asynchronous work case for supported practice. Repeated examples do not become fresh assessments.</w:t>
+        <w:t>13. Extra practice · Revisit the complete trace</w:t>
+      </w:r>
+    </w:p>
+    <w:p>
+      <w:r>
+        <w:t>Predict before reading the supplied steps.</w:t>
+      </w:r>
+    </w:p>
+    <w:p>
+      <w:pPr>
+        <w:pStyle w:val="Heading2"/>
+      </w:pPr>
+      <w:r>
+        <w:t>Complete trace and evidence</w:t>
       </w:r>
     </w:p>
     <w:p>
@@ -2953,208 +4297,20 @@
         <w:pStyle w:val="Heading1"/>
       </w:pPr>
       <w:r>
-        <w:t>14. Try a new case independently</w:t>
-      </w:r>
-    </w:p>
-    <w:p>
-      <w:r>
-        <w:t>Attempt the reserved new case before feedback. Record support; the earlier examples below remain additional practice.</w:t>
-      </w:r>
-    </w:p>
-    <w:p>
-      <w:pPr>
-        <w:pStyle w:val="Heading3"/>
-      </w:pPr>
-      <w:r>
-        <w:t>Independent case: Apply a new case independently</w:t>
-      </w:r>
-    </w:p>
-    <w:p>
-      <w:pPr>
-        <w:spacing w:line="336" w:lineRule="auto" w:after="180"/>
-        <w:shd w:fill="F5F1FB"/>
-      </w:pPr>
-      <w:r>
-        <w:rPr>
-          <w:b w:val="0"/>
-        </w:rPr>
-        <w:t>Jobs A, B, C accepted; A completed, B failed, C pending. How many completed, and may success be claimed for all accepted?</w:t>
-      </w:r>
-    </w:p>
-    <w:p>
-      <w:pPr>
-        <w:pStyle w:val="Heading3"/>
-      </w:pPr>
-      <w:r>
-        <w:t>My independent explanation, trace and limits</w:t>
-      </w:r>
-    </w:p>
-    <w:p>
-      <w:r>
-        <w:t>________________________________________________________________</w:t>
-      </w:r>
-    </w:p>
-    <w:p>
-      <w:r>
-        <w:t>________________________________________________________________</w:t>
-      </w:r>
-    </w:p>
-    <w:p>
-      <w:r>
-        <w:t>________________________________________________________________</w:t>
-      </w:r>
-    </w:p>
-    <w:p>
-      <w:r>
-        <w:t>________________________________________________________________</w:t>
-      </w:r>
-    </w:p>
-    <w:p>
-      <w:r>
-        <w:t>________________________________________________________________</w:t>
-      </w:r>
-    </w:p>
-    <w:p>
-      <w:r>
-        <w:t>________________________________________________________________</w:t>
-      </w:r>
-    </w:p>
-    <w:p>
-      <w:r>
-        <w:t>________________________________________________________________</w:t>
-      </w:r>
-    </w:p>
-    <w:p>
-      <w:pPr>
-        <w:spacing w:line="336" w:lineRule="auto" w:after="180"/>
-      </w:pPr>
-      <w:r>
-        <w:rPr>
-          <w:b w:val="0"/>
-        </w:rPr>
-        <w:t>Attempt this case before feedback. Record any help. Earlier examples below are further practice; a case already practised with feedback cannot establish fresh transfer.</w:t>
-      </w:r>
-    </w:p>
-    <w:p>
-      <w:pPr>
-        <w:pStyle w:val="Heading3"/>
-      </w:pPr>
-      <w:r>
-        <w:t>Attempt this without hints</w:t>
-      </w:r>
-    </w:p>
-    <w:p>
-      <w:pPr>
-        <w:spacing w:line="336" w:lineRule="auto" w:after="180"/>
-        <w:shd w:fill="F5F1FB"/>
-      </w:pPr>
-      <w:r>
-        <w:rPr>
-          <w:b w:val="0"/>
-        </w:rPr>
-        <w:t>Jobs A, B, C accepted; A completed, B failed, C pending. How many completed, and may success be claimed for all accepted?</w:t>
-      </w:r>
-    </w:p>
-    <w:p>
-      <w:pPr>
-        <w:pStyle w:val="Heading3"/>
-      </w:pPr>
-      <w:r>
-        <w:t>My independent procedure, result and limitation</w:t>
-      </w:r>
-    </w:p>
-    <w:p>
-      <w:r>
-        <w:t>________________________________________________________________</w:t>
-      </w:r>
-    </w:p>
-    <w:p>
-      <w:r>
-        <w:t>________________________________________________________________</w:t>
-      </w:r>
-    </w:p>
-    <w:p>
-      <w:r>
-        <w:t>________________________________________________________________</w:t>
-      </w:r>
-    </w:p>
-    <w:p>
-      <w:r>
-        <w:t>________________________________________________________________</w:t>
-      </w:r>
-    </w:p>
-    <w:p>
-      <w:r>
-        <w:t>________________________________________________________________</w:t>
-      </w:r>
-    </w:p>
-    <w:p>
-      <w:r>
-        <w:t>________________________________________________________________</w:t>
-      </w:r>
-    </w:p>
-    <w:p>
-      <w:r>
-        <w:t>________________________________________________________________</w:t>
-      </w:r>
-    </w:p>
-    <w:p>
-      <w:r>
-        <w:t>________________________________________________________________</w:t>
-      </w:r>
-    </w:p>
-    <w:p>
-      <w:pPr>
-        <w:spacing w:line="336" w:lineRule="auto" w:after="180"/>
-      </w:pPr>
-      <w:r>
-        <w:rPr>
-          <w:b w:val="0"/>
-        </w:rPr>
-        <w:t>Record support used: none, hint or teacher explanation. After feedback, a different case is needed to demonstrate independence.</w:t>
-      </w:r>
-    </w:p>
-    <w:p>
-      <w:pPr>
-        <w:pStyle w:val="Heading3"/>
-      </w:pPr>
-      <w:r>
-        <w:t>Use feedback to improve</w:t>
-      </w:r>
-    </w:p>
-    <w:p>
-      <w:pPr>
-        <w:spacing w:line="336" w:lineRule="auto" w:after="180"/>
-      </w:pPr>
-      <w:r>
-        <w:rPr>
-          <w:b w:val="0"/>
-        </w:rPr>
-        <w:t>Attempt the independent case before hints. Record whether you worked alone, used a hint or followed a model. After feedback, fix the first unsupported step and explain why it changed.</w:t>
-      </w:r>
-    </w:p>
-    <w:p>
-      <w:pPr>
-        <w:spacing w:line="336" w:lineRule="auto" w:after="180"/>
-      </w:pPr>
-      <w:r>
-        <w:rPr>
-          <w:b w:val="0"/>
-        </w:rPr>
-        <w:t>A later check uses a changed case, not a copied answer.</w:t>
-      </w:r>
-    </w:p>
-    <w:p>
-      <w:pPr>
-        <w:pStyle w:val="Heading1"/>
-      </w:pPr>
-      <w:r>
-        <w:t>15. Your lesson route</w:t>
-      </w:r>
-    </w:p>
-    <w:p>
-      <w:r>
-        <w:t>Use this map to navigate Queues and asynchronous work, connect the goals to tasks and keep one evidence record for each attempt.</w:t>
+        <w:t>15. Reference · The earlier route checklist</w:t>
+      </w:r>
+    </w:p>
+    <w:p>
+      <w:r>
+        <w:t>Use one main route rather than repeating the lesson.</w:t>
+      </w:r>
+    </w:p>
+    <w:p>
+      <w:pPr>
+        <w:pStyle w:val="Heading2"/>
+      </w:pPr>
+      <w:r>
+        <w:t>Targets,route and first prediction</w:t>
       </w:r>
     </w:p>
     <w:p>
@@ -3369,12 +4525,117 @@
         <w:pStyle w:val="Heading1"/>
       </w:pPr>
       <w:r>
-        <w:t>16. Finish and return</w:t>
-      </w:r>
-    </w:p>
-    <w:p>
-      <w:r>
-        <w:t>Explain Queues and asynchronous work without notes, identify a remaining question and plan a later check with a changed case.</w:t>
+        <w:t>17. Extra practice · Predict,check and repair</w:t>
+      </w:r>
+    </w:p>
+    <w:p>
+      <w:r>
+        <w:t>Keep supported feedback separate from the independent case.</w:t>
+      </w:r>
+    </w:p>
+    <w:p>
+      <w:pPr>
+        <w:pStyle w:val="Heading2"/>
+      </w:pPr>
+      <w:r>
+        <w:t>First supported question and optional hint</w:t>
+      </w:r>
+    </w:p>
+    <w:p>
+      <w:pPr>
+        <w:pStyle w:val="ListBullet"/>
+      </w:pPr>
+      <w:r>
+        <w:t>Queued is not complete. A conversion service queues job J12 rather than processing it during submission.</w:t>
+      </w:r>
+    </w:p>
+    <w:p>
+      <w:pPr>
+        <w:pStyle w:val="Heading3"/>
+      </w:pPr>
+      <w:r>
+        <w:t>Practice 1: explain the deciding evidence</w:t>
+      </w:r>
+    </w:p>
+    <w:p>
+      <w:pPr>
+        <w:pStyle w:val="ListBullet"/>
+      </w:pPr>
+      <w:r>
+        <w:t>Which labelled step matches this detail? Only a checked output permits succeeded status.</w:t>
+      </w:r>
+    </w:p>
+    <w:p>
+      <w:pPr>
+        <w:pStyle w:val="ListBullet"/>
+      </w:pPr>
+      <w:r>
+        <w:t>1. Start worker</w:t>
+      </w:r>
+    </w:p>
+    <w:p>
+      <w:pPr>
+        <w:pStyle w:val="ListBullet"/>
+      </w:pPr>
+      <w:r>
+        <w:t>2. Publish checked result</w:t>
+      </w:r>
+    </w:p>
+    <w:p>
+      <w:pPr>
+        <w:pStyle w:val="ListBullet"/>
+      </w:pPr>
+      <w:r>
+        <w:t>3. Accept request</w:t>
+      </w:r>
+    </w:p>
+    <w:p>
+      <w:pPr>
+        <w:pStyle w:val="Heading3"/>
+      </w:pPr>
+      <w:r>
+        <w:t>My selected conclusion, deciding fact and explanation</w:t>
+      </w:r>
+    </w:p>
+    <w:p>
+      <w:r>
+        <w:t>________________________________________________________________</w:t>
+      </w:r>
+    </w:p>
+    <w:p>
+      <w:r>
+        <w:t>________________________________________________________________</w:t>
+      </w:r>
+    </w:p>
+    <w:p>
+      <w:r>
+        <w:t>________________________________________________________________</w:t>
+      </w:r>
+    </w:p>
+    <w:p>
+      <w:r>
+        <w:t>________________________________________________________________</w:t>
+      </w:r>
+    </w:p>
+    <w:p>
+      <w:r>
+        <w:t>________________________________________________________________</w:t>
+      </w:r>
+    </w:p>
+    <w:p>
+      <w:pPr>
+        <w:pStyle w:val="ListBullet"/>
+      </w:pPr>
+      <w:r>
+        <w:t>Hint if needed: Read the steps in the pictorial case. Match the supplied detail to the stage that performs or records it.</w:t>
+      </w:r>
+    </w:p>
+    <w:p>
+      <w:pPr>
+        <w:pStyle w:val="Heading2"/>
+      </w:pPr>
+      <w:r>
+        <w:t>Check after the first attempt · reference / check after trying</w:t>
       </w:r>
     </w:p>
     <w:p>
@@ -3385,7 +4646,169 @@
         <w:rPr>
           <w:b w:val="0"/>
         </w:rPr>
-        <w:t xml:space="preserve">Close your notes. Explain this goal in your own words: Explain the </w:t>
+        <w:t xml:space="preserve">After your attempt, compare with the supported explanation: Publish checked result Only a checked </w:t>
+      </w:r>
+      <w:r>
+        <w:rPr>
+          <w:b/>
+        </w:rPr>
+        <w:t>output</w:t>
+      </w:r>
+      <w:r>
+        <w:rPr>
+          <w:b w:val="0"/>
+        </w:rPr>
+        <w:t xml:space="preserve"> permits succeeded status. Asynchronous work separates submission from completion.</w:t>
+      </w:r>
+    </w:p>
+    <w:p>
+      <w:pPr>
+        <w:spacing w:line="336" w:lineRule="auto" w:after="180"/>
+      </w:pPr>
+      <w:r>
+        <w:rPr>
+          <w:b w:val="0"/>
+        </w:rPr>
+        <w:t>Honest status and a job identifier let users track that difference.</w:t>
+      </w:r>
+    </w:p>
+    <w:p>
+      <w:pPr>
+        <w:pStyle w:val="Heading2"/>
+      </w:pPr>
+      <w:r>
+        <w:t>Changed-case question and optional hint</w:t>
+      </w:r>
+    </w:p>
+    <w:p>
+      <w:pPr>
+        <w:pStyle w:val="Heading3"/>
+      </w:pPr>
+      <w:r>
+        <w:t>Practice 2: explain the deciding evidence</w:t>
+      </w:r>
+    </w:p>
+    <w:p>
+      <w:pPr>
+        <w:pStyle w:val="ListBullet"/>
+      </w:pPr>
+      <w:r>
+        <w:t>Changed-case practice: The worker crashes before producing checked output. Which conclusion is supported by the supplied facts?</w:t>
+      </w:r>
+    </w:p>
+    <w:p>
+      <w:pPr>
+        <w:pStyle w:val="ListBullet"/>
+      </w:pPr>
+      <w:r>
+        <w:t>1. We can decide the result without examining the changed input or the procedure.</w:t>
+      </w:r>
+    </w:p>
+    <w:p>
+      <w:pPr>
+        <w:pStyle w:val="ListBullet"/>
+      </w:pPr>
+      <w:r>
+        <w:t>2. The job is failed or awaiting a controlled retry, not succeeded.</w:t>
+      </w:r>
+    </w:p>
+    <w:p>
+      <w:pPr>
+        <w:pStyle w:val="ListBullet"/>
+      </w:pPr>
+      <w:r>
+        <w:t>3. This one example guarantees correct results for every future input.</w:t>
+      </w:r>
+    </w:p>
+    <w:p>
+      <w:pPr>
+        <w:pStyle w:val="Heading3"/>
+      </w:pPr>
+      <w:r>
+        <w:t>My selected conclusion, deciding fact and explanation</w:t>
+      </w:r>
+    </w:p>
+    <w:p>
+      <w:r>
+        <w:t>________________________________________________________________</w:t>
+      </w:r>
+    </w:p>
+    <w:p>
+      <w:r>
+        <w:t>________________________________________________________________</w:t>
+      </w:r>
+    </w:p>
+    <w:p>
+      <w:r>
+        <w:t>________________________________________________________________</w:t>
+      </w:r>
+    </w:p>
+    <w:p>
+      <w:r>
+        <w:t>________________________________________________________________</w:t>
+      </w:r>
+    </w:p>
+    <w:p>
+      <w:r>
+        <w:t>________________________________________________________________</w:t>
+      </w:r>
+    </w:p>
+    <w:p>
+      <w:pPr>
+        <w:pStyle w:val="ListBullet"/>
+      </w:pPr>
+      <w:r>
+        <w:t>Hint if needed: Use the changed condition and the deciding step in the pictorial trace. The answer must say what follows from those facts.</w:t>
+      </w:r>
+    </w:p>
+    <w:p>
+      <w:pPr>
+        <w:pStyle w:val="Heading2"/>
+      </w:pPr>
+      <w:r>
+        <w:t>Check after the changed attempt · reference / check after trying</w:t>
+      </w:r>
+    </w:p>
+    <w:p>
+      <w:pPr>
+        <w:spacing w:line="336" w:lineRule="auto" w:after="180"/>
+      </w:pPr>
+      <w:r>
+        <w:rPr>
+          <w:b w:val="0"/>
+        </w:rPr>
+        <w:t xml:space="preserve">After your attempt, compare with the supported explanation: The job is failed or awaiting a controlled retry, not succeeded. Receipt is not </w:t>
+      </w:r>
+      <w:r>
+        <w:rPr>
+          <w:b/>
+        </w:rPr>
+        <w:t>evidence</w:t>
+      </w:r>
+      <w:r>
+        <w:rPr>
+          <w:b w:val="0"/>
+        </w:rPr>
+        <w:t xml:space="preserve"> that conversion finished.</w:t>
+      </w:r>
+    </w:p>
+    <w:p>
+      <w:pPr>
+        <w:pStyle w:val="Heading2"/>
+      </w:pPr>
+      <w:r>
+        <w:t>Repair and retain the record</w:t>
+      </w:r>
+    </w:p>
+    <w:p>
+      <w:pPr>
+        <w:spacing w:line="336" w:lineRule="auto" w:after="180"/>
+      </w:pPr>
+      <w:r>
+        <w:rPr>
+          <w:b w:val="0"/>
+        </w:rPr>
+        <w:t xml:space="preserve">Review Caching and stale information (ai-6/21). Goal: Explain the </w:t>
       </w:r>
       <w:r>
         <w:rPr>
@@ -3397,52 +4820,41 @@
         <w:rPr>
           <w:b w:val="0"/>
         </w:rPr>
-        <w:t xml:space="preserve"> and terminology of </w:t>
+        <w:t xml:space="preserve"> and terminology of caching and stale information. Short practice: Identify the version mismatch in the cached 09:00 answer.</w:t>
+      </w:r>
+    </w:p>
+    <w:p>
+      <w:pPr>
+        <w:spacing w:line="336" w:lineRule="auto" w:after="180"/>
+      </w:pPr>
+      <w:r>
+        <w:rPr>
+          <w:b w:val="0"/>
+        </w:rPr>
+        <w:t>What should the first version -5 request return, and what permits a later version -5 cache hit?. Return to this week and explain what you changed.</w:t>
+      </w:r>
+    </w:p>
+    <w:p>
+      <w:pPr>
+        <w:spacing w:line="336" w:lineRule="auto" w:after="180"/>
+      </w:pPr>
+      <w:r>
+        <w:rPr>
+          <w:b w:val="0"/>
+        </w:rPr>
+        <w:t xml:space="preserve">Review Sandboxing and resource limits (ai-6/19). Goal: Explain the </w:t>
       </w:r>
       <w:r>
         <w:rPr>
           <w:b/>
         </w:rPr>
-        <w:t>queue</w:t>
+        <w:t>mechanism</w:t>
       </w:r>
       <w:r>
         <w:rPr>
           <w:b w:val="0"/>
         </w:rPr>
-        <w:t>s and asynchronous work</w:t>
-      </w:r>
-    </w:p>
-    <w:p>
-      <w:pPr>
-        <w:pStyle w:val="Heading3"/>
-      </w:pPr>
-      <w:r>
-        <w:t>My deciding step, evidence and one remaining question</w:t>
-      </w:r>
-    </w:p>
-    <w:p>
-      <w:r>
-        <w:t>________________________________________________________________</w:t>
-      </w:r>
-    </w:p>
-    <w:p>
-      <w:r>
-        <w:t>________________________________________________________________</w:t>
-      </w:r>
-    </w:p>
-    <w:p>
-      <w:r>
-        <w:t>________________________________________________________________</w:t>
-      </w:r>
-    </w:p>
-    <w:p>
-      <w:r>
-        <w:t>________________________________________________________________</w:t>
-      </w:r>
-    </w:p>
-    <w:p>
-      <w:r>
-        <w:t>________________________________________________________________</w:t>
+        <w:t xml:space="preserve"> and terminology of sandboxing and resource limits. Short practice: Check A against both resource limits and B against network isolation.</w:t>
       </w:r>
     </w:p>
     <w:p>
@@ -3453,31 +4865,42 @@
         <w:rPr>
           <w:b w:val="0"/>
         </w:rPr>
-        <w:t xml:space="preserve">If you are unsure, return to the worked picture and explain one arrow. If you are ready, change an </w:t>
+        <w:t xml:space="preserve">Why must A stop after three seconds even if its </w:t>
       </w:r>
       <w:r>
         <w:rPr>
           <w:b/>
         </w:rPr>
-        <w:t>input</w:t>
+        <w:t>output</w:t>
       </w:r>
       <w:r>
         <w:rPr>
           <w:b w:val="0"/>
         </w:rPr>
-        <w:t xml:space="preserve"> or assumption and justify your </w:t>
+        <w:t xml:space="preserve"> remains only 2 MB?. Return to this week and explain what you changed.</w:t>
+      </w:r>
+    </w:p>
+    <w:p>
+      <w:pPr>
+        <w:spacing w:line="336" w:lineRule="auto" w:after="180"/>
+      </w:pPr>
+      <w:r>
+        <w:rPr>
+          <w:b w:val="0"/>
+        </w:rPr>
+        <w:t xml:space="preserve">Review Timeouts retries and cancellation (ai-6/16). Goal: Explain the </w:t>
       </w:r>
       <w:r>
         <w:rPr>
           <w:b/>
         </w:rPr>
-        <w:t>prediction</w:t>
+        <w:t>mechanism</w:t>
       </w:r>
       <w:r>
         <w:rPr>
           <w:b w:val="0"/>
         </w:rPr>
-        <w:t>.</w:t>
+        <w:t xml:space="preserve"> and terminology of timeouts retries and cancellation.</w:t>
       </w:r>
     </w:p>
     <w:p>
@@ -3488,7 +4911,29 @@
         <w:rPr>
           <w:b w:val="0"/>
         </w:rPr>
-        <w:t xml:space="preserve">Save your workbook </w:t>
+        <w:t>Short practice: Calculate waiting time for a one-second timeout followed by a 0.4-second success. What changes if cancellation arrives after the first attempt but before the retry?.</w:t>
+      </w:r>
+    </w:p>
+    <w:p>
+      <w:pPr>
+        <w:spacing w:line="336" w:lineRule="auto" w:after="180"/>
+      </w:pPr>
+      <w:r>
+        <w:rPr>
+          <w:b w:val="0"/>
+        </w:rPr>
+        <w:t>Return to this week and explain what you changed.</w:t>
+      </w:r>
+    </w:p>
+    <w:p>
+      <w:pPr>
+        <w:spacing w:line="336" w:lineRule="auto" w:after="180"/>
+      </w:pPr>
+      <w:r>
+        <w:rPr>
+          <w:b w:val="0"/>
+        </w:rPr>
+        <w:t xml:space="preserve">Use Download completed work in the hosted lesson to export your answers, reflections, practice feedback and code-run </w:t>
       </w:r>
       <w:r>
         <w:rPr>
@@ -3500,20 +4945,26 @@
         <w:rPr>
           <w:b w:val="0"/>
         </w:rPr>
-        <w:t>. At the next review, try a different case before opening your old answer.</w:t>
-      </w:r>
-    </w:p>
-    <w:p>
-      <w:pPr>
-        <w:pStyle w:val="Heading1"/>
-      </w:pPr>
-      <w:r>
-        <w:t>17. Supported practice, repair and portfolio</w:t>
-      </w:r>
-    </w:p>
-    <w:p>
-      <w:r>
-        <w:t>Attempt supported questions before using hints or feedback. Review a missing building block, then keep the completed work.</w:t>
+        <w:t>. Open the HTML copy to read or print it.</w:t>
+      </w:r>
+    </w:p>
+    <w:p>
+      <w:pPr>
+        <w:spacing w:line="336" w:lineRule="auto" w:after="180"/>
+      </w:pPr>
+      <w:r>
+        <w:rPr>
+          <w:b w:val="0"/>
+        </w:rPr>
+        <w:t>Drafts stay in this browser when storage is available; clear drafts on a shared device.</w:t>
+      </w:r>
+    </w:p>
+    <w:p>
+      <w:pPr>
+        <w:pStyle w:val="Heading2"/>
+      </w:pPr>
+      <w:r>
+        <w:t>Earlier wording, alternatives and picture transcripts · reference / check after trying</w:t>
       </w:r>
     </w:p>
     <w:p>
@@ -3529,110 +4980,10 @@
     </w:p>
     <w:p>
       <w:pPr>
-        <w:spacing w:line="336" w:lineRule="auto" w:after="180"/>
-      </w:pPr>
-      <w:r>
-        <w:rPr>
-          <w:b/>
-        </w:rPr>
-        <w:t>Queue</w:t>
-      </w:r>
-      <w:r>
-        <w:rPr>
-          <w:b w:val="0"/>
-        </w:rPr>
-        <w:t xml:space="preserve">d is not complete. A conversion service </w:t>
-      </w:r>
-      <w:r>
-        <w:rPr>
-          <w:b/>
-        </w:rPr>
-        <w:t>queue</w:t>
-      </w:r>
-      <w:r>
-        <w:rPr>
-          <w:b w:val="0"/>
-        </w:rPr>
-        <w:t xml:space="preserve">s job J12 rather than </w:t>
-      </w:r>
-      <w:r>
-        <w:rPr>
-          <w:b/>
-        </w:rPr>
-        <w:t>process</w:t>
-      </w:r>
-      <w:r>
-        <w:rPr>
-          <w:b w:val="0"/>
-        </w:rPr>
-        <w:t>ing it during submission.</w:t>
-      </w:r>
-    </w:p>
-    <w:p>
-      <w:pPr>
         <w:pStyle w:val="Heading3"/>
       </w:pPr>
       <w:r>
-        <w:t>Practice 1: explain the deciding evidence</w:t>
-      </w:r>
-    </w:p>
-    <w:p>
-      <w:pPr>
-        <w:spacing w:line="336" w:lineRule="auto" w:after="180"/>
-      </w:pPr>
-      <w:r>
-        <w:rPr>
-          <w:b w:val="0"/>
-        </w:rPr>
-        <w:t xml:space="preserve">Which labelled step matches this detail? Only a checked </w:t>
-      </w:r>
-      <w:r>
-        <w:rPr>
-          <w:b/>
-        </w:rPr>
-        <w:t>output</w:t>
-      </w:r>
-      <w:r>
-        <w:rPr>
-          <w:b w:val="0"/>
-        </w:rPr>
-        <w:t xml:space="preserve"> permits succeeded status.</w:t>
-      </w:r>
-    </w:p>
-    <w:p>
-      <w:pPr>
-        <w:spacing w:line="336" w:lineRule="auto" w:after="180"/>
-        <w:shd w:fill="F4F9FC"/>
-      </w:pPr>
-      <w:r>
-        <w:rPr>
-          <w:b w:val="0"/>
-        </w:rPr>
-        <w:t>1. Start worker</w:t>
-      </w:r>
-    </w:p>
-    <w:p>
-      <w:pPr>
-        <w:spacing w:line="336" w:lineRule="auto" w:after="180"/>
-        <w:shd w:fill="F4F9FC"/>
-      </w:pPr>
-      <w:r>
-        <w:rPr>
-          <w:b w:val="0"/>
-        </w:rPr>
-        <w:t>2. Publish checked result</w:t>
-      </w:r>
-    </w:p>
-    <w:p>
-      <w:pPr>
-        <w:spacing w:line="336" w:lineRule="auto" w:after="180"/>
-        <w:shd w:fill="F4F9FC"/>
-      </w:pPr>
-      <w:r>
-        <w:rPr>
-          <w:b w:val="0"/>
-        </w:rPr>
-        <w:t>3. Accept request</w:t>
+        <w:t>Repair a missing building block</w:t>
       </w:r>
     </w:p>
     <w:p>
@@ -3640,474 +4991,25 @@
         <w:pStyle w:val="Heading3"/>
       </w:pPr>
       <w:r>
-        <w:t>My selected conclusion, deciding fact and explanation</w:t>
-      </w:r>
-    </w:p>
-    <w:p>
-      <w:r>
-        <w:t>________________________________________________________________</w:t>
-      </w:r>
-    </w:p>
-    <w:p>
-      <w:r>
-        <w:t>________________________________________________________________</w:t>
-      </w:r>
-    </w:p>
-    <w:p>
-      <w:r>
-        <w:t>________________________________________________________________</w:t>
-      </w:r>
-    </w:p>
-    <w:p>
-      <w:r>
-        <w:t>________________________________________________________________</w:t>
-      </w:r>
-    </w:p>
-    <w:p>
-      <w:r>
-        <w:t>________________________________________________________________</w:t>
-      </w:r>
-    </w:p>
-    <w:p>
-      <w:pPr>
-        <w:pStyle w:val="Heading3"/>
-      </w:pPr>
-      <w:r>
-        <w:t>Hint · try first</w:t>
-      </w:r>
-    </w:p>
-    <w:p>
-      <w:pPr>
-        <w:spacing w:line="336" w:lineRule="auto" w:after="180"/>
-        <w:shd w:fill="F1F6F8"/>
-      </w:pPr>
-      <w:r>
-        <w:rPr>
-          <w:b w:val="0"/>
-        </w:rPr>
-        <w:t>Hint if needed: Read the steps in the pictorial case. Match the supplied detail to the stage that performs or records it.</w:t>
-      </w:r>
-    </w:p>
-    <w:p>
-      <w:pPr>
-        <w:pStyle w:val="Heading3"/>
-      </w:pPr>
-      <w:r>
-        <w:t>Feedback · compare after trying</w:t>
-      </w:r>
-    </w:p>
-    <w:p>
-      <w:pPr>
-        <w:spacing w:line="336" w:lineRule="auto" w:after="180"/>
-        <w:shd w:fill="F1F6FC"/>
-      </w:pPr>
-      <w:r>
-        <w:rPr>
-          <w:b w:val="0"/>
-        </w:rPr>
-        <w:t xml:space="preserve">After your attempt, compare with the supported explanation: Publish checked result Only a checked </w:t>
-      </w:r>
-      <w:r>
-        <w:rPr>
-          <w:b/>
-        </w:rPr>
-        <w:t>output</w:t>
-      </w:r>
-      <w:r>
-        <w:rPr>
-          <w:b w:val="0"/>
-        </w:rPr>
-        <w:t xml:space="preserve"> permits succeeded status. Asynchronous work separates submission from completion.</w:t>
-      </w:r>
-    </w:p>
-    <w:p>
-      <w:pPr>
-        <w:spacing w:line="336" w:lineRule="auto" w:after="180"/>
-        <w:shd w:fill="F1F6FC"/>
-      </w:pPr>
-      <w:r>
-        <w:rPr>
-          <w:b w:val="0"/>
-        </w:rPr>
-        <w:t>Honest status and a job identifier let users track that difference.</w:t>
-      </w:r>
-    </w:p>
-    <w:p>
-      <w:pPr>
-        <w:pStyle w:val="Heading3"/>
-      </w:pPr>
-      <w:r>
-        <w:t>Practice 2: explain the deciding evidence</w:t>
-      </w:r>
-    </w:p>
-    <w:p>
-      <w:pPr>
-        <w:pStyle w:val="Heading3"/>
-      </w:pPr>
-      <w:r>
-        <w:t>Changed case · predict first</w:t>
-      </w:r>
-    </w:p>
-    <w:p>
-      <w:pPr>
-        <w:spacing w:line="336" w:lineRule="auto" w:after="180"/>
-        <w:shd w:fill="F5F1FB"/>
-      </w:pPr>
-      <w:r>
-        <w:rPr>
-          <w:b w:val="0"/>
-        </w:rPr>
-        <w:t xml:space="preserve">Changed-case practice: The worker crashes before producing checked </w:t>
-      </w:r>
-      <w:r>
-        <w:rPr>
-          <w:b/>
-        </w:rPr>
-        <w:t>output</w:t>
-      </w:r>
-      <w:r>
-        <w:rPr>
-          <w:b w:val="0"/>
-        </w:rPr>
-        <w:t>. Which conclusion is supported by the supplied facts?</w:t>
-      </w:r>
-    </w:p>
-    <w:p>
-      <w:pPr>
-        <w:spacing w:line="336" w:lineRule="auto" w:after="180"/>
-        <w:shd w:fill="F4F9FC"/>
-      </w:pPr>
-      <w:r>
-        <w:rPr>
-          <w:b w:val="0"/>
-        </w:rPr>
-        <w:t xml:space="preserve">1. We can decide the result without examining the changed </w:t>
-      </w:r>
-      <w:r>
-        <w:rPr>
-          <w:b/>
-        </w:rPr>
-        <w:t>input</w:t>
-      </w:r>
-      <w:r>
-        <w:rPr>
-          <w:b w:val="0"/>
-        </w:rPr>
-        <w:t xml:space="preserve"> or the procedure.</w:t>
-      </w:r>
-    </w:p>
-    <w:p>
-      <w:pPr>
-        <w:spacing w:line="336" w:lineRule="auto" w:after="180"/>
-        <w:shd w:fill="F4F9FC"/>
-      </w:pPr>
-      <w:r>
-        <w:rPr>
-          <w:b w:val="0"/>
-        </w:rPr>
-        <w:t>2. The job is failed or awaiting a controlled retry, not succeeded.</w:t>
-      </w:r>
-    </w:p>
-    <w:p>
-      <w:pPr>
-        <w:spacing w:line="336" w:lineRule="auto" w:after="180"/>
-        <w:shd w:fill="F4F9FC"/>
-      </w:pPr>
-      <w:r>
-        <w:rPr>
-          <w:b w:val="0"/>
-        </w:rPr>
-        <w:t xml:space="preserve">3. This one example guarantees correct results for every future </w:t>
-      </w:r>
-      <w:r>
-        <w:rPr>
-          <w:b/>
-        </w:rPr>
-        <w:t>input</w:t>
-      </w:r>
-      <w:r>
-        <w:rPr>
-          <w:b w:val="0"/>
-        </w:rPr>
-        <w:t>.</w:t>
-      </w:r>
-    </w:p>
-    <w:p>
-      <w:pPr>
-        <w:pStyle w:val="Heading3"/>
-      </w:pPr>
-      <w:r>
-        <w:t>My selected conclusion, deciding fact and explanation</w:t>
-      </w:r>
-    </w:p>
-    <w:p>
-      <w:r>
-        <w:t>________________________________________________________________</w:t>
-      </w:r>
-    </w:p>
-    <w:p>
-      <w:r>
-        <w:t>________________________________________________________________</w:t>
-      </w:r>
-    </w:p>
-    <w:p>
-      <w:r>
-        <w:t>________________________________________________________________</w:t>
-      </w:r>
-    </w:p>
-    <w:p>
-      <w:r>
-        <w:t>________________________________________________________________</w:t>
-      </w:r>
-    </w:p>
-    <w:p>
-      <w:r>
-        <w:t>________________________________________________________________</w:t>
-      </w:r>
-    </w:p>
-    <w:p>
-      <w:pPr>
-        <w:pStyle w:val="Heading3"/>
-      </w:pPr>
-      <w:r>
-        <w:t>Hint · try first</w:t>
-      </w:r>
-    </w:p>
-    <w:p>
-      <w:pPr>
-        <w:spacing w:line="336" w:lineRule="auto" w:after="180"/>
-        <w:shd w:fill="F1F6F8"/>
-      </w:pPr>
-      <w:r>
-        <w:rPr>
-          <w:b w:val="0"/>
-        </w:rPr>
-        <w:t>Hint if needed: Use the changed condition and the deciding step in the pictorial trace. The answer must say what follows from those facts.</w:t>
-      </w:r>
-    </w:p>
-    <w:p>
-      <w:pPr>
-        <w:pStyle w:val="Heading3"/>
-      </w:pPr>
-      <w:r>
-        <w:t>Feedback · compare after trying</w:t>
-      </w:r>
-    </w:p>
-    <w:p>
-      <w:pPr>
-        <w:spacing w:line="336" w:lineRule="auto" w:after="180"/>
-        <w:shd w:fill="F1F6FC"/>
-      </w:pPr>
-      <w:r>
-        <w:rPr>
-          <w:b w:val="0"/>
-        </w:rPr>
-        <w:t xml:space="preserve">After your attempt, compare with the supported explanation: The job is failed or awaiting a controlled retry, not succeeded. Receipt is not </w:t>
-      </w:r>
-      <w:r>
-        <w:rPr>
-          <w:b/>
-        </w:rPr>
-        <w:t>evidence</w:t>
-      </w:r>
-      <w:r>
-        <w:rPr>
-          <w:b w:val="0"/>
-        </w:rPr>
-        <w:t xml:space="preserve"> that conversion finished.</w:t>
-      </w:r>
-    </w:p>
-    <w:p>
-      <w:pPr>
-        <w:pStyle w:val="Heading3"/>
-      </w:pPr>
-      <w:r>
-        <w:t>Repair a missing building block</w:t>
-      </w:r>
-    </w:p>
-    <w:p>
-      <w:pPr>
-        <w:spacing w:line="336" w:lineRule="auto" w:after="180"/>
-      </w:pPr>
-      <w:r>
-        <w:rPr>
-          <w:b w:val="0"/>
-        </w:rPr>
-        <w:t xml:space="preserve">Review Caching and stale information (ai-6/21). Goal: Explain the </w:t>
-      </w:r>
-      <w:r>
-        <w:rPr>
-          <w:b/>
-        </w:rPr>
-        <w:t>mechanism</w:t>
-      </w:r>
-      <w:r>
-        <w:rPr>
-          <w:b w:val="0"/>
-        </w:rPr>
-        <w:t xml:space="preserve"> and terminology of caching and stale information. Short practice: Identify the version mismatch in the cached 09:00 answer.</w:t>
-      </w:r>
-    </w:p>
-    <w:p>
-      <w:pPr>
-        <w:spacing w:line="336" w:lineRule="auto" w:after="180"/>
-      </w:pPr>
-      <w:r>
-        <w:rPr>
-          <w:b w:val="0"/>
-        </w:rPr>
-        <w:t>What should the first version -5 request return, and what permits a later version -5 cache hit?. Return to this week and explain what you changed.</w:t>
-      </w:r>
-    </w:p>
-    <w:p>
-      <w:pPr>
-        <w:spacing w:line="336" w:lineRule="auto" w:after="180"/>
-      </w:pPr>
-      <w:r>
-        <w:rPr>
-          <w:b w:val="0"/>
-        </w:rPr>
-        <w:t xml:space="preserve">Review Sandboxing and resource limits (ai-6/19). Goal: Explain the </w:t>
-      </w:r>
-      <w:r>
-        <w:rPr>
-          <w:b/>
-        </w:rPr>
-        <w:t>mechanism</w:t>
-      </w:r>
-      <w:r>
-        <w:rPr>
-          <w:b w:val="0"/>
-        </w:rPr>
-        <w:t xml:space="preserve"> and terminology of sandboxing and resource limits. Short practice: Check A against both resource limits and B against network isolation.</w:t>
-      </w:r>
-    </w:p>
-    <w:p>
-      <w:pPr>
-        <w:spacing w:line="336" w:lineRule="auto" w:after="180"/>
-      </w:pPr>
-      <w:r>
-        <w:rPr>
-          <w:b w:val="0"/>
-        </w:rPr>
-        <w:t xml:space="preserve">Why must A stop after three seconds even if its </w:t>
-      </w:r>
-      <w:r>
-        <w:rPr>
-          <w:b/>
-        </w:rPr>
-        <w:t>output</w:t>
-      </w:r>
-      <w:r>
-        <w:rPr>
-          <w:b w:val="0"/>
-        </w:rPr>
-        <w:t xml:space="preserve"> remains only 2 MB?. Return to this week and explain what you changed.</w:t>
-      </w:r>
-    </w:p>
-    <w:p>
-      <w:pPr>
-        <w:spacing w:line="336" w:lineRule="auto" w:after="180"/>
-      </w:pPr>
-      <w:r>
-        <w:rPr>
-          <w:b w:val="0"/>
-        </w:rPr>
-        <w:t xml:space="preserve">Review Timeouts retries and cancellation (ai-6/16). Goal: Explain the </w:t>
-      </w:r>
-      <w:r>
-        <w:rPr>
-          <w:b/>
-        </w:rPr>
-        <w:t>mechanism</w:t>
-      </w:r>
-      <w:r>
-        <w:rPr>
-          <w:b w:val="0"/>
-        </w:rPr>
-        <w:t xml:space="preserve"> and terminology of timeouts retries and cancellation.</w:t>
-      </w:r>
-    </w:p>
-    <w:p>
-      <w:pPr>
-        <w:spacing w:line="336" w:lineRule="auto" w:after="180"/>
-      </w:pPr>
-      <w:r>
-        <w:rPr>
-          <w:b w:val="0"/>
-        </w:rPr>
-        <w:t>Short practice: Calculate waiting time for a one-second timeout followed by a 0.4-second success. What changes if cancellation arrives after the first attempt but before the retry?.</w:t>
-      </w:r>
-    </w:p>
-    <w:p>
-      <w:pPr>
-        <w:spacing w:line="336" w:lineRule="auto" w:after="180"/>
-      </w:pPr>
-      <w:r>
-        <w:rPr>
-          <w:b w:val="0"/>
-        </w:rPr>
-        <w:t>Return to this week and explain what you changed.</w:t>
-      </w:r>
-    </w:p>
-    <w:p>
-      <w:pPr>
-        <w:pStyle w:val="Heading3"/>
-      </w:pPr>
-      <w:r>
         <w:t>Keep your completed work</w:t>
       </w:r>
     </w:p>
     <w:p>
       <w:pPr>
-        <w:spacing w:line="336" w:lineRule="auto" w:after="180"/>
-      </w:pPr>
-      <w:r>
-        <w:rPr>
-          <w:b w:val="0"/>
-        </w:rPr>
-        <w:t xml:space="preserve">Use Download completed work in the hosted lesson to export your answers, reflections, practice feedback and code-run </w:t>
-      </w:r>
-      <w:r>
-        <w:rPr>
-          <w:b/>
-        </w:rPr>
-        <w:t>evidence</w:t>
-      </w:r>
-      <w:r>
-        <w:rPr>
-          <w:b w:val="0"/>
-        </w:rPr>
-        <w:t>. Open the HTML copy to read or print it.</w:t>
-      </w:r>
-    </w:p>
-    <w:p>
-      <w:pPr>
-        <w:spacing w:line="336" w:lineRule="auto" w:after="180"/>
-      </w:pPr>
-      <w:r>
-        <w:rPr>
-          <w:b w:val="0"/>
-        </w:rPr>
-        <w:t>Drafts stay in this browser when storage is available; clear drafts on a shared device.</w:t>
-      </w:r>
-    </w:p>
-    <w:p>
-      <w:pPr>
         <w:pStyle w:val="Heading1"/>
       </w:pPr>
       <w:r>
-        <w:t>18. Visual concept journey</w:t>
-      </w:r>
-    </w:p>
-    <w:p>
-      <w:r>
-        <w:t>Explain each Queues and asynchronous work graphic using its labels, deciding evidence and relevant limitation.</w:t>
-      </w:r>
-    </w:p>
-    <w:p>
-      <w:pPr>
-        <w:pStyle w:val="Heading3"/>
+        <w:t>18. Reference · Six-picture concept journey</w:t>
+      </w:r>
+    </w:p>
+    <w:p>
+      <w:r>
+        <w:t>Choose the picture that supports the current explanation.</w:t>
+      </w:r>
+    </w:p>
+    <w:p>
+      <w:pPr>
+        <w:pStyle w:val="Heading2"/>
       </w:pPr>
       <w:r>
         <w:t>01. Queues and asynchronous work: the case</w:t>
@@ -4118,7 +5020,7 @@
         <w:drawing>
           <wp:inline xmlns:a="http://schemas.openxmlformats.org/drawingml/2006/main" xmlns:pic="http://schemas.openxmlformats.org/drawingml/2006/picture">
             <wp:extent cx="5486400" cy="2834640"/>
-            <wp:docPr id="2" name="Picture 2" descr="Queued is not complete. A conversion service queues job J12 rather than processing it during submission. Supplied facts: States: queued, running, succeeded, failed. Submission returns J12 with queued status."/>
+            <wp:docPr id="4" name="Picture 4" descr="Queued is not complete. A conversion service queues job J12 rather than processing it during submission. Supplied facts: States: queued, running, succeeded, failed. Submission returns J12 with queued status."/>
             <wp:cNvGraphicFramePr>
               <a:graphicFrameLocks noChangeAspect="1"/>
             </wp:cNvGraphicFramePr>
@@ -4130,7 +5032,7 @@
                     <pic:cNvPicPr/>
                   </pic:nvPicPr>
                   <pic:blipFill>
-                    <a:blip r:embed="rId10"/>
+                    <a:blip r:embed="rId12"/>
                     <a:stretch>
                       <a:fillRect/>
                     </a:stretch>
@@ -4217,7 +5119,6 @@
     <w:p>
       <w:pPr>
         <w:spacing w:line="336" w:lineRule="auto" w:after="180"/>
-        <w:shd w:fill="F5F1FB"/>
       </w:pPr>
       <w:r>
         <w:rPr>
@@ -4228,7 +5129,7 @@
     </w:p>
     <w:p>
       <w:pPr>
-        <w:pStyle w:val="Heading3"/>
+        <w:pStyle w:val="Heading2"/>
       </w:pPr>
       <w:r>
         <w:t>02. Follow the deciding steps</w:t>
@@ -4239,7 +5140,7 @@
         <w:drawing>
           <wp:inline xmlns:a="http://schemas.openxmlformats.org/drawingml/2006/main" xmlns:pic="http://schemas.openxmlformats.org/drawingml/2006/picture">
             <wp:extent cx="5486400" cy="3182112"/>
-            <wp:docPr id="3" name="Picture 3" descr="Accept request: J12 acknowledges receipt, not completed conversion. → Start worker: The worker marks J12 running before processing. → Publish checked result: Only a checked output permits succeeded status."/>
+            <wp:docPr id="5" name="Picture 5" descr="Accept request: J12 acknowledges receipt, not completed conversion. → Start worker: The worker marks J12 running before processing. → Publish checked result: Only a checked output permits succeeded status."/>
             <wp:cNvGraphicFramePr>
               <a:graphicFrameLocks noChangeAspect="1"/>
             </wp:cNvGraphicFramePr>
@@ -4251,7 +5152,7 @@
                     <pic:cNvPicPr/>
                   </pic:nvPicPr>
                   <pic:blipFill>
-                    <a:blip r:embed="rId11"/>
+                    <a:blip r:embed="rId9"/>
                     <a:stretch>
                       <a:fillRect/>
                     </a:stretch>
@@ -4308,7 +5209,6 @@
     <w:p>
       <w:pPr>
         <w:spacing w:line="336" w:lineRule="auto" w:after="180"/>
-        <w:shd w:fill="F5F1FB"/>
       </w:pPr>
       <w:r>
         <w:rPr>
@@ -4331,7 +5231,7 @@
     </w:p>
     <w:p>
       <w:pPr>
-        <w:pStyle w:val="Heading3"/>
+        <w:pStyle w:val="Heading2"/>
       </w:pPr>
       <w:r>
         <w:t>03. Queues and asynchronous work — evidence trace</w:t>
@@ -4342,7 +5242,7 @@
         <w:drawing>
           <wp:inline xmlns:a="http://schemas.openxmlformats.org/drawingml/2006/main" xmlns:pic="http://schemas.openxmlformats.org/drawingml/2006/picture">
             <wp:extent cx="5486400" cy="2996184"/>
-            <wp:docPr id="4" name="Picture 4" descr="Queues and asynchronous work — evidence trace. Worker commits job J then crashes before queue acknowledgement. J is delivered again. | A queued job is pending, running, completed or failed. Acknowledge only after the declared durable completion step. A repeated completed ID returns its prior result; unknown status needs reconciliation. | Consult durable job status; return committed result and acknowledge without repeating the effect. Delivery count is not effect count."/>
+            <wp:docPr id="6" name="Picture 6" descr="Queues and asynchronous work — evidence trace. Worker commits job J then crashes before queue acknowledgement. J is delivered again. | A queued job is pending, running, completed or failed. Acknowledge only after the declared durable completion step. A repeated completed ID returns its prior result; unknown status needs reconciliation. | Consult durable job status; return committed result and acknowledge without repeating the effect. Delivery count is not effect count."/>
             <wp:cNvGraphicFramePr>
               <a:graphicFrameLocks noChangeAspect="1"/>
             </wp:cNvGraphicFramePr>
@@ -4354,7 +5254,7 @@
                     <pic:cNvPicPr/>
                   </pic:nvPicPr>
                   <pic:blipFill>
-                    <a:blip r:embed="rId12"/>
+                    <a:blip r:embed="rId13"/>
                     <a:stretch>
                       <a:fillRect/>
                     </a:stretch>
@@ -4463,7 +5363,6 @@
     <w:p>
       <w:pPr>
         <w:spacing w:line="336" w:lineRule="auto" w:after="180"/>
-        <w:shd w:fill="F5F1FB"/>
       </w:pPr>
       <w:r>
         <w:rPr>
@@ -4474,7 +5373,7 @@
     </w:p>
     <w:p>
       <w:pPr>
-        <w:pStyle w:val="Heading3"/>
+        <w:pStyle w:val="Heading2"/>
       </w:pPr>
       <w:r>
         <w:t>04. Change one thing. Trace what follows.</w:t>
@@ -4485,7 +5384,7 @@
         <w:drawing>
           <wp:inline xmlns:a="http://schemas.openxmlformats.org/drawingml/2006/main" xmlns:pic="http://schemas.openxmlformats.org/drawingml/2006/picture">
             <wp:extent cx="5486400" cy="3026664"/>
-            <wp:docPr id="5" name="Picture 5" descr="Original case: Only a checked output permits succeeded status. Changed condition: The worker crashes before producing checked output. Expected result: The job is failed or awaiting a controlled retry, not succeeded. Reason: Receipt is not evidence that conversion finished."/>
+            <wp:docPr id="7" name="Picture 7" descr="Original case: Only a checked output permits succeeded status. Changed condition: The worker crashes before producing checked output. Expected result: The job is failed or awaiting a controlled retry, not succeeded. Reason: Receipt is not evidence that conversion finished."/>
             <wp:cNvGraphicFramePr>
               <a:graphicFrameLocks noChangeAspect="1"/>
             </wp:cNvGraphicFramePr>
@@ -4497,7 +5396,7 @@
                     <pic:cNvPicPr/>
                   </pic:nvPicPr>
                   <pic:blipFill>
-                    <a:blip r:embed="rId13"/>
+                    <a:blip r:embed="rId10"/>
                     <a:stretch>
                       <a:fillRect/>
                     </a:stretch>
@@ -4577,7 +5476,6 @@
     <w:p>
       <w:pPr>
         <w:spacing w:line="336" w:lineRule="auto" w:after="180"/>
-        <w:shd w:fill="F5F1FB"/>
       </w:pPr>
       <w:r>
         <w:rPr>
@@ -4588,7 +5486,7 @@
     </w:p>
     <w:p>
       <w:pPr>
-        <w:pStyle w:val="Heading3"/>
+        <w:pStyle w:val="Heading2"/>
       </w:pPr>
       <w:r>
         <w:t>05. Connect the explanation to its limit</w:t>
@@ -4599,7 +5497,7 @@
         <w:drawing>
           <wp:inline xmlns:a="http://schemas.openxmlformats.org/drawingml/2006/main" xmlns:pic="http://schemas.openxmlformats.org/drawingml/2006/picture">
             <wp:extent cx="5486400" cy="2834640"/>
-            <wp:docPr id="6" name="Picture 6" descr="Asynchronous work separates submission from completion. Honest status and a job identifier let users track that difference. Limit: Queue delivery and duplicate handling need their own policies; this sequence does not guarantee completion."/>
+            <wp:docPr id="8" name="Picture 8" descr="Asynchronous work separates submission from completion. Honest status and a job identifier let users track that difference. Limit: Queue delivery and duplicate handling need their own policies; this sequence does not guarantee completion."/>
             <wp:cNvGraphicFramePr>
               <a:graphicFrameLocks noChangeAspect="1"/>
             </wp:cNvGraphicFramePr>
@@ -4667,7 +5565,6 @@
     <w:p>
       <w:pPr>
         <w:spacing w:line="336" w:lineRule="auto" w:after="180"/>
-        <w:shd w:fill="F5F1FB"/>
       </w:pPr>
       <w:r>
         <w:rPr>
@@ -4678,7 +5575,7 @@
     </w:p>
     <w:p>
       <w:pPr>
-        <w:pStyle w:val="Heading3"/>
+        <w:pStyle w:val="Heading2"/>
       </w:pPr>
       <w:r>
         <w:t>06. Make the idea visible in your project</w:t>
@@ -4689,7 +5586,7 @@
         <w:drawing>
           <wp:inline xmlns:a="http://schemas.openxmlformats.org/drawingml/2006/main" xmlns:pic="http://schemas.openxmlformats.org/drawingml/2006/picture">
             <wp:extent cx="5486400" cy="3529584"/>
-            <wp:docPr id="7" name="Picture 7" descr="For the Grounded Learning Service, retain an annotated trace and the changed-case result. Name the contract or evidence that makes the deciding step valid, so another team can review it. Draw your input, deciding step, result and limit. Supported question: Explain what the queued J12 submission response proves and what it does not. Which event permits succeeded status, and what status is honest after a worker crash?"/>
+            <wp:docPr id="9" name="Picture 9" descr="For the Grounded Learning Service, retain an annotated trace and the changed-case result. Name the contract or evidence that makes the deciding step valid, so another team can review it. Draw your input, deciding step, result and limit. Supported question: Explain what the queued J12 submission response proves and what it does not. Which event permits succeeded status, and what status is honest after a worker crash?"/>
             <wp:cNvGraphicFramePr>
               <a:graphicFrameLocks noChangeAspect="1"/>
             </wp:cNvGraphicFramePr>
@@ -4792,7 +5689,6 @@
     <w:p>
       <w:pPr>
         <w:spacing w:line="336" w:lineRule="auto" w:after="180"/>
-        <w:shd w:fill="F5F1FB"/>
       </w:pPr>
       <w:r>
         <w:rPr>
@@ -4811,6 +5707,62 @@
           <w:b w:val="0"/>
         </w:rPr>
         <w:t>.</w:t>
+      </w:r>
+    </w:p>
+    <w:p>
+      <w:pPr>
+        <w:pStyle w:val="Heading2"/>
+      </w:pPr>
+      <w:r>
+        <w:t>Earlier wording, alternatives and picture transcripts · reference / check after trying</w:t>
+      </w:r>
+    </w:p>
+    <w:p>
+      <w:pPr>
+        <w:pStyle w:val="Heading3"/>
+      </w:pPr>
+      <w:r>
+        <w:t>01. Queues and asynchronous work: the case</w:t>
+      </w:r>
+    </w:p>
+    <w:p>
+      <w:pPr>
+        <w:pStyle w:val="Heading3"/>
+      </w:pPr>
+      <w:r>
+        <w:t>02. Follow the deciding steps</w:t>
+      </w:r>
+    </w:p>
+    <w:p>
+      <w:pPr>
+        <w:pStyle w:val="Heading3"/>
+      </w:pPr>
+      <w:r>
+        <w:t>03. Queues and asynchronous work — evidence trace</w:t>
+      </w:r>
+    </w:p>
+    <w:p>
+      <w:pPr>
+        <w:pStyle w:val="Heading3"/>
+      </w:pPr>
+      <w:r>
+        <w:t>04. Change one thing. Trace what follows.</w:t>
+      </w:r>
+    </w:p>
+    <w:p>
+      <w:pPr>
+        <w:pStyle w:val="Heading3"/>
+      </w:pPr>
+      <w:r>
+        <w:t>05. Connect the explanation to its limit</w:t>
+      </w:r>
+    </w:p>
+    <w:p>
+      <w:pPr>
+        <w:pStyle w:val="Heading3"/>
+      </w:pPr>
+      <w:r>
+        <w:t>06. Make the idea visible in your project</w:t>
       </w:r>
     </w:p>
     <w:sectPr>
